--- a/assets/Rama_Senior_NET_Full_Stack_Developer.docx
+++ b/assets/Rama_Senior_NET_Full_Stack_Developer.docx
@@ -382,27 +382,7 @@
           <w:sz w:val="20"/>
           <w:szCs w:val="20"/>
         </w:rPr>
-        <w:t xml:space="preserve">XML, XSLT, HTML5, CSS3, JavaScript, jQuery, </w:t>
-      </w:r>
-      <w:proofErr w:type="spellStart"/>
-      <w:r>
-        <w:rPr>
-          <w:rFonts w:asciiTheme="minorHAnsi" w:eastAsia="Times New Roman" w:hAnsiTheme="minorHAnsi" w:cstheme="minorHAnsi"/>
-          <w:b/>
-          <w:sz w:val="20"/>
-          <w:szCs w:val="20"/>
-        </w:rPr>
-        <w:t>AngularJS</w:t>
-      </w:r>
-      <w:proofErr w:type="spellEnd"/>
-      <w:r>
-        <w:rPr>
-          <w:rFonts w:asciiTheme="minorHAnsi" w:eastAsia="Times New Roman" w:hAnsiTheme="minorHAnsi" w:cstheme="minorHAnsi"/>
-          <w:b/>
-          <w:sz w:val="20"/>
-          <w:szCs w:val="20"/>
-        </w:rPr>
-        <w:t>, JSON</w:t>
+        <w:t>XML, XSLT, HTML5, CSS3, JavaScript, jQuery, AngularJS, JSON</w:t>
       </w:r>
       <w:r>
         <w:rPr>
@@ -598,9 +578,8 @@
           <w:szCs w:val="20"/>
           <w:shd w:val="clear" w:color="auto" w:fill="FFFFFF"/>
         </w:rPr>
-        <w:t xml:space="preserve">ding complex joins, </w:t>
-      </w:r>
-      <w:proofErr w:type="spellStart"/>
+        <w:t>ding complex joins, subqueries</w:t>
+      </w:r>
       <w:r>
         <w:rPr>
           <w:rFonts w:asciiTheme="minorHAnsi" w:hAnsiTheme="minorHAnsi" w:cstheme="minorHAnsi"/>
@@ -609,40 +588,7 @@
           <w:szCs w:val="20"/>
           <w:shd w:val="clear" w:color="auto" w:fill="FFFFFF"/>
         </w:rPr>
-        <w:t>subqueries</w:t>
-      </w:r>
-      <w:proofErr w:type="spellEnd"/>
-      <w:r>
-        <w:rPr>
-          <w:rFonts w:asciiTheme="minorHAnsi" w:hAnsiTheme="minorHAnsi" w:cstheme="minorHAnsi"/>
-          <w:color w:val="0D0D0D"/>
-          <w:sz w:val="20"/>
-          <w:szCs w:val="20"/>
-          <w:shd w:val="clear" w:color="auto" w:fill="FFFFFF"/>
-        </w:rPr>
-        <w:t xml:space="preserve">, temporary tables, and data </w:t>
-      </w:r>
-      <w:proofErr w:type="gramStart"/>
-      <w:r>
-        <w:rPr>
-          <w:rFonts w:asciiTheme="minorHAnsi" w:hAnsiTheme="minorHAnsi" w:cstheme="minorHAnsi"/>
-          <w:color w:val="0D0D0D"/>
-          <w:sz w:val="20"/>
-          <w:szCs w:val="20"/>
-          <w:shd w:val="clear" w:color="auto" w:fill="FFFFFF"/>
-        </w:rPr>
-        <w:t>manipulation</w:t>
-      </w:r>
-      <w:proofErr w:type="gramEnd"/>
-      <w:r>
-        <w:rPr>
-          <w:rFonts w:asciiTheme="minorHAnsi" w:hAnsiTheme="minorHAnsi" w:cstheme="minorHAnsi"/>
-          <w:color w:val="0D0D0D"/>
-          <w:sz w:val="20"/>
-          <w:szCs w:val="20"/>
-          <w:shd w:val="clear" w:color="auto" w:fill="FFFFFF"/>
-        </w:rPr>
-        <w:t>, as well as creating stored procedures, views, functions, triggers, indexes, and constraints.</w:t>
+        <w:t>, temporary tables, and data manipulation, as well as creating stored procedures, views, functions, triggers, indexes, and constraints.</w:t>
       </w:r>
     </w:p>
     <w:p>
@@ -723,43 +669,7 @@
           <w:sz w:val="20"/>
           <w:szCs w:val="20"/>
         </w:rPr>
-        <w:t xml:space="preserve">Experienced in developing and maintaining Windows Services and Web Services, with hands-on experience using Postman, </w:t>
-      </w:r>
-      <w:proofErr w:type="spellStart"/>
-      <w:r>
-        <w:rPr>
-          <w:rFonts w:asciiTheme="minorHAnsi" w:eastAsia="Times New Roman" w:hAnsiTheme="minorHAnsi" w:cstheme="minorHAnsi"/>
-          <w:sz w:val="20"/>
-          <w:szCs w:val="20"/>
-        </w:rPr>
-        <w:t>SoapUI</w:t>
-      </w:r>
-      <w:proofErr w:type="spellEnd"/>
-      <w:r>
-        <w:rPr>
-          <w:rFonts w:asciiTheme="minorHAnsi" w:eastAsia="Times New Roman" w:hAnsiTheme="minorHAnsi" w:cstheme="minorHAnsi"/>
-          <w:sz w:val="20"/>
-          <w:szCs w:val="20"/>
-        </w:rPr>
-        <w:t xml:space="preserve">, and Swagger UI for API testing and documentation, along with XML, XSD, </w:t>
-      </w:r>
-      <w:proofErr w:type="spellStart"/>
-      <w:r>
-        <w:rPr>
-          <w:rFonts w:asciiTheme="minorHAnsi" w:eastAsia="Times New Roman" w:hAnsiTheme="minorHAnsi" w:cstheme="minorHAnsi"/>
-          <w:sz w:val="20"/>
-          <w:szCs w:val="20"/>
-        </w:rPr>
-        <w:t>XPath</w:t>
-      </w:r>
-      <w:proofErr w:type="spellEnd"/>
-      <w:r>
-        <w:rPr>
-          <w:rFonts w:asciiTheme="minorHAnsi" w:eastAsia="Times New Roman" w:hAnsiTheme="minorHAnsi" w:cstheme="minorHAnsi"/>
-          <w:sz w:val="20"/>
-          <w:szCs w:val="20"/>
-        </w:rPr>
-        <w:t>, IIS, and JavaScript.</w:t>
+        <w:t>Experienced in developing and maintaining Windows Services and Web Services, with hands-on experience using Postman, SoapUI, and Swagger UI for API testing and documentation, along with XML, XSD, XPath, IIS, and JavaScript.</w:t>
       </w:r>
     </w:p>
     <w:p>
@@ -829,43 +739,7 @@
           <w:sz w:val="20"/>
           <w:szCs w:val="20"/>
         </w:rPr>
-        <w:t xml:space="preserve">Strong experience in developing Windows Services and Web Services, with hands-on experience using Postman, </w:t>
-      </w:r>
-      <w:proofErr w:type="spellStart"/>
-      <w:r>
-        <w:rPr>
-          <w:rFonts w:asciiTheme="minorHAnsi" w:eastAsia="Times New Roman" w:hAnsiTheme="minorHAnsi" w:cstheme="minorHAnsi"/>
-          <w:sz w:val="20"/>
-          <w:szCs w:val="20"/>
-        </w:rPr>
-        <w:t>SoapUI</w:t>
-      </w:r>
-      <w:proofErr w:type="spellEnd"/>
-      <w:r>
-        <w:rPr>
-          <w:rFonts w:asciiTheme="minorHAnsi" w:eastAsia="Times New Roman" w:hAnsiTheme="minorHAnsi" w:cstheme="minorHAnsi"/>
-          <w:sz w:val="20"/>
-          <w:szCs w:val="20"/>
-        </w:rPr>
-        <w:t xml:space="preserve">, and Swagger UI for API testing, along with XML, XSD, </w:t>
-      </w:r>
-      <w:proofErr w:type="spellStart"/>
-      <w:r>
-        <w:rPr>
-          <w:rFonts w:asciiTheme="minorHAnsi" w:eastAsia="Times New Roman" w:hAnsiTheme="minorHAnsi" w:cstheme="minorHAnsi"/>
-          <w:sz w:val="20"/>
-          <w:szCs w:val="20"/>
-        </w:rPr>
-        <w:t>XPath</w:t>
-      </w:r>
-      <w:proofErr w:type="spellEnd"/>
-      <w:r>
-        <w:rPr>
-          <w:rFonts w:asciiTheme="minorHAnsi" w:eastAsia="Times New Roman" w:hAnsiTheme="minorHAnsi" w:cstheme="minorHAnsi"/>
-          <w:sz w:val="20"/>
-          <w:szCs w:val="20"/>
-        </w:rPr>
-        <w:t>, IIS, and JavaScript.</w:t>
+        <w:t>Strong experience in developing Windows Services and Web Services, with hands-on experience using Postman, SoapUI, and Swagger UI for API testing, along with XML, XSD, XPath, IIS, and JavaScript.</w:t>
       </w:r>
     </w:p>
     <w:p>
@@ -922,25 +796,7 @@
           <w:sz w:val="20"/>
           <w:szCs w:val="20"/>
         </w:rPr>
-        <w:t xml:space="preserve">Proficient in React.js and </w:t>
-      </w:r>
-      <w:proofErr w:type="spellStart"/>
-      <w:r>
-        <w:rPr>
-          <w:rFonts w:asciiTheme="minorHAnsi" w:eastAsia="Times New Roman" w:hAnsiTheme="minorHAnsi" w:cstheme="minorHAnsi"/>
-          <w:sz w:val="20"/>
-          <w:szCs w:val="20"/>
-        </w:rPr>
-        <w:t>AngularJS</w:t>
-      </w:r>
-      <w:proofErr w:type="spellEnd"/>
-      <w:r>
-        <w:rPr>
-          <w:rFonts w:asciiTheme="minorHAnsi" w:eastAsia="Times New Roman" w:hAnsiTheme="minorHAnsi" w:cstheme="minorHAnsi"/>
-          <w:sz w:val="20"/>
-          <w:szCs w:val="20"/>
-        </w:rPr>
-        <w:t>, with hands-on experience in Angular 10/12/14/15/17 and building scalable single-page applications (SPAs).</w:t>
+        <w:t>Proficient in React.js and AngularJS, with hands-on experience in Angular 10/12/14/15/17 and building scalable single-page applications (SPAs).</w:t>
       </w:r>
     </w:p>
     <w:p>
@@ -1000,43 +856,7 @@
           <w:sz w:val="20"/>
           <w:szCs w:val="20"/>
         </w:rPr>
-        <w:t xml:space="preserve">Experienced in implementing authentication and authorization using security protocols such as </w:t>
-      </w:r>
-      <w:proofErr w:type="spellStart"/>
-      <w:r>
-        <w:rPr>
-          <w:rFonts w:asciiTheme="minorHAnsi" w:eastAsia="Times New Roman" w:hAnsiTheme="minorHAnsi" w:cstheme="minorHAnsi"/>
-          <w:sz w:val="20"/>
-          <w:szCs w:val="20"/>
-        </w:rPr>
-        <w:t>OAuth</w:t>
-      </w:r>
-      <w:proofErr w:type="spellEnd"/>
-      <w:r>
-        <w:rPr>
-          <w:rFonts w:asciiTheme="minorHAnsi" w:eastAsia="Times New Roman" w:hAnsiTheme="minorHAnsi" w:cstheme="minorHAnsi"/>
-          <w:sz w:val="20"/>
-          <w:szCs w:val="20"/>
-        </w:rPr>
-        <w:t xml:space="preserve"> 2.0 and </w:t>
-      </w:r>
-      <w:proofErr w:type="spellStart"/>
-      <w:r>
-        <w:rPr>
-          <w:rFonts w:asciiTheme="minorHAnsi" w:eastAsia="Times New Roman" w:hAnsiTheme="minorHAnsi" w:cstheme="minorHAnsi"/>
-          <w:sz w:val="20"/>
-          <w:szCs w:val="20"/>
-        </w:rPr>
-        <w:t>OpenID</w:t>
-      </w:r>
-      <w:proofErr w:type="spellEnd"/>
-      <w:r>
-        <w:rPr>
-          <w:rFonts w:asciiTheme="minorHAnsi" w:eastAsia="Times New Roman" w:hAnsiTheme="minorHAnsi" w:cstheme="minorHAnsi"/>
-          <w:sz w:val="20"/>
-          <w:szCs w:val="20"/>
-        </w:rPr>
-        <w:t xml:space="preserve"> Connect to secure web applications and APIs.</w:t>
+        <w:t>Experienced in implementing authentication and authorization using security protocols such as OAuth 2.0 and OpenID Connect to secure web applications and APIs.</w:t>
       </w:r>
     </w:p>
     <w:p>
@@ -1066,66 +886,17 @@
           <w:sz w:val="20"/>
           <w:szCs w:val="20"/>
         </w:rPr>
-        <w:t xml:space="preserve">Experienced in working with relational and </w:t>
-      </w:r>
-      <w:proofErr w:type="spellStart"/>
+        <w:t xml:space="preserve">Experienced in working with relational and NoSQL databases, including </w:t>
+      </w:r>
       <w:r>
         <w:rPr>
           <w:rFonts w:asciiTheme="minorHAnsi" w:eastAsia="Times New Roman" w:hAnsiTheme="minorHAnsi" w:cstheme="minorHAnsi"/>
-          <w:sz w:val="20"/>
-          <w:szCs w:val="20"/>
-        </w:rPr>
-        <w:t>NoSQL</w:t>
-      </w:r>
-      <w:proofErr w:type="spellEnd"/>
-      <w:r>
-        <w:rPr>
-          <w:rFonts w:asciiTheme="minorHAnsi" w:eastAsia="Times New Roman" w:hAnsiTheme="minorHAnsi" w:cstheme="minorHAnsi"/>
-          <w:sz w:val="20"/>
-          <w:szCs w:val="20"/>
-        </w:rPr>
-        <w:t xml:space="preserve"> databases, including </w:t>
-      </w:r>
-      <w:r>
-        <w:rPr>
-          <w:rFonts w:asciiTheme="minorHAnsi" w:eastAsia="Times New Roman" w:hAnsiTheme="minorHAnsi" w:cstheme="minorHAnsi"/>
-          <w:b/>
-          <w:sz w:val="20"/>
-          <w:szCs w:val="20"/>
-        </w:rPr>
-        <w:t xml:space="preserve">SQL Server, Oracle, </w:t>
-      </w:r>
-      <w:proofErr w:type="spellStart"/>
-      <w:r>
-        <w:rPr>
-          <w:rFonts w:asciiTheme="minorHAnsi" w:eastAsia="Times New Roman" w:hAnsiTheme="minorHAnsi" w:cstheme="minorHAnsi"/>
-          <w:b/>
-          <w:sz w:val="20"/>
-          <w:szCs w:val="20"/>
-        </w:rPr>
-        <w:t>MySQL</w:t>
-      </w:r>
-      <w:proofErr w:type="spellEnd"/>
-      <w:r>
-        <w:rPr>
-          <w:rFonts w:asciiTheme="minorHAnsi" w:eastAsia="Times New Roman" w:hAnsiTheme="minorHAnsi" w:cstheme="minorHAnsi"/>
-          <w:b/>
-          <w:sz w:val="20"/>
-          <w:szCs w:val="20"/>
-        </w:rPr>
-        <w:t xml:space="preserve">, PostgreSQL, Cosmos DB, and </w:t>
-      </w:r>
-      <w:proofErr w:type="spellStart"/>
-      <w:r>
-        <w:rPr>
-          <w:rFonts w:asciiTheme="minorHAnsi" w:eastAsia="Times New Roman" w:hAnsiTheme="minorHAnsi" w:cstheme="minorHAnsi"/>
-          <w:b/>
-          <w:sz w:val="20"/>
-          <w:szCs w:val="20"/>
-        </w:rPr>
-        <w:t>MongoDB</w:t>
-      </w:r>
-      <w:proofErr w:type="spellEnd"/>
+          <w:b/>
+          <w:sz w:val="20"/>
+          <w:szCs w:val="20"/>
+        </w:rPr>
+        <w:t>SQL Server, Oracle, MySQL, PostgreSQL, Cosmos DB, and MongoDB</w:t>
+      </w:r>
       <w:r>
         <w:rPr>
           <w:rFonts w:asciiTheme="minorHAnsi" w:eastAsia="Times New Roman" w:hAnsiTheme="minorHAnsi" w:cstheme="minorHAnsi"/>
@@ -1162,43 +933,7 @@
           <w:sz w:val="20"/>
           <w:szCs w:val="20"/>
         </w:rPr>
-        <w:t xml:space="preserve">Experienced in using Postman, </w:t>
-      </w:r>
-      <w:proofErr w:type="spellStart"/>
-      <w:r>
-        <w:rPr>
-          <w:rFonts w:asciiTheme="minorHAnsi" w:eastAsia="Times New Roman" w:hAnsiTheme="minorHAnsi" w:cstheme="minorHAnsi"/>
-          <w:sz w:val="20"/>
-          <w:szCs w:val="20"/>
-        </w:rPr>
-        <w:t>SoapUI</w:t>
-      </w:r>
-      <w:proofErr w:type="spellEnd"/>
-      <w:r>
-        <w:rPr>
-          <w:rFonts w:asciiTheme="minorHAnsi" w:eastAsia="Times New Roman" w:hAnsiTheme="minorHAnsi" w:cstheme="minorHAnsi"/>
-          <w:sz w:val="20"/>
-          <w:szCs w:val="20"/>
-        </w:rPr>
-        <w:t xml:space="preserve">, and Swagger UI for testing, validating, and documenting </w:t>
-      </w:r>
-      <w:proofErr w:type="spellStart"/>
-      <w:r>
-        <w:rPr>
-          <w:rFonts w:asciiTheme="minorHAnsi" w:eastAsia="Times New Roman" w:hAnsiTheme="minorHAnsi" w:cstheme="minorHAnsi"/>
-          <w:sz w:val="20"/>
-          <w:szCs w:val="20"/>
-        </w:rPr>
-        <w:t>RESTful</w:t>
-      </w:r>
-      <w:proofErr w:type="spellEnd"/>
-      <w:r>
-        <w:rPr>
-          <w:rFonts w:asciiTheme="minorHAnsi" w:eastAsia="Times New Roman" w:hAnsiTheme="minorHAnsi" w:cstheme="minorHAnsi"/>
-          <w:sz w:val="20"/>
-          <w:szCs w:val="20"/>
-        </w:rPr>
-        <w:t xml:space="preserve"> and SOAP APIs, ensuring reliable and consistent web service functionality.</w:t>
+        <w:t>Experienced in using Postman, SoapUI, and Swagger UI for testing, validating, and documenting RESTful and SOAP APIs, ensuring reliable and consistent web service functionality.</w:t>
       </w:r>
     </w:p>
     <w:p>
@@ -1306,47 +1041,7 @@
           <w:sz w:val="20"/>
           <w:szCs w:val="20"/>
         </w:rPr>
-        <w:t xml:space="preserve">Hands-on experience with </w:t>
-      </w:r>
-      <w:proofErr w:type="spellStart"/>
-      <w:r>
-        <w:rPr>
-          <w:rFonts w:asciiTheme="minorHAnsi" w:hAnsiTheme="minorHAnsi" w:cstheme="minorHAnsi"/>
-          <w:color w:val="0D0D0D"/>
-          <w:sz w:val="20"/>
-          <w:szCs w:val="20"/>
-        </w:rPr>
-        <w:t>Docker</w:t>
-      </w:r>
-      <w:proofErr w:type="spellEnd"/>
-      <w:r>
-        <w:rPr>
-          <w:rFonts w:asciiTheme="minorHAnsi" w:hAnsiTheme="minorHAnsi" w:cstheme="minorHAnsi"/>
-          <w:color w:val="0D0D0D"/>
-          <w:sz w:val="20"/>
-          <w:szCs w:val="20"/>
-        </w:rPr>
-        <w:t xml:space="preserve"> and </w:t>
-      </w:r>
-      <w:proofErr w:type="spellStart"/>
-      <w:r>
-        <w:rPr>
-          <w:rFonts w:asciiTheme="minorHAnsi" w:hAnsiTheme="minorHAnsi" w:cstheme="minorHAnsi"/>
-          <w:color w:val="0D0D0D"/>
-          <w:sz w:val="20"/>
-          <w:szCs w:val="20"/>
-        </w:rPr>
-        <w:t>Kubernetes</w:t>
-      </w:r>
-      <w:proofErr w:type="spellEnd"/>
-      <w:r>
-        <w:rPr>
-          <w:rFonts w:asciiTheme="minorHAnsi" w:hAnsiTheme="minorHAnsi" w:cstheme="minorHAnsi"/>
-          <w:color w:val="0D0D0D"/>
-          <w:sz w:val="20"/>
-          <w:szCs w:val="20"/>
-        </w:rPr>
-        <w:t xml:space="preserve"> for containerizing, deploying, managing, and scaling applications.</w:t>
+        <w:t>Hands-on experience with Docker and Kubernetes for containerizing, deploying, managing, and scaling applications.</w:t>
       </w:r>
     </w:p>
     <w:p>
@@ -1376,61 +1071,7 @@
           <w:sz w:val="20"/>
           <w:szCs w:val="20"/>
         </w:rPr>
-        <w:t xml:space="preserve">Experienced in data access and manipulation using ADO.NET components such as </w:t>
-      </w:r>
-      <w:proofErr w:type="spellStart"/>
-      <w:r>
-        <w:rPr>
-          <w:rFonts w:asciiTheme="minorHAnsi" w:eastAsia="Times New Roman" w:hAnsiTheme="minorHAnsi" w:cstheme="minorHAnsi"/>
-          <w:sz w:val="20"/>
-          <w:szCs w:val="20"/>
-        </w:rPr>
-        <w:t>DataAdapter</w:t>
-      </w:r>
-      <w:proofErr w:type="spellEnd"/>
-      <w:r>
-        <w:rPr>
-          <w:rFonts w:asciiTheme="minorHAnsi" w:eastAsia="Times New Roman" w:hAnsiTheme="minorHAnsi" w:cstheme="minorHAnsi"/>
-          <w:sz w:val="20"/>
-          <w:szCs w:val="20"/>
-        </w:rPr>
-        <w:t xml:space="preserve">, </w:t>
-      </w:r>
-      <w:proofErr w:type="spellStart"/>
-      <w:r>
-        <w:rPr>
-          <w:rFonts w:asciiTheme="minorHAnsi" w:eastAsia="Times New Roman" w:hAnsiTheme="minorHAnsi" w:cstheme="minorHAnsi"/>
-          <w:sz w:val="20"/>
-          <w:szCs w:val="20"/>
-        </w:rPr>
-        <w:t>DataReader</w:t>
-      </w:r>
-      <w:proofErr w:type="spellEnd"/>
-      <w:r>
-        <w:rPr>
-          <w:rFonts w:asciiTheme="minorHAnsi" w:eastAsia="Times New Roman" w:hAnsiTheme="minorHAnsi" w:cstheme="minorHAnsi"/>
-          <w:sz w:val="20"/>
-          <w:szCs w:val="20"/>
-        </w:rPr>
-        <w:t xml:space="preserve">, and </w:t>
-      </w:r>
-      <w:proofErr w:type="spellStart"/>
-      <w:r>
-        <w:rPr>
-          <w:rFonts w:asciiTheme="minorHAnsi" w:eastAsia="Times New Roman" w:hAnsiTheme="minorHAnsi" w:cstheme="minorHAnsi"/>
-          <w:sz w:val="20"/>
-          <w:szCs w:val="20"/>
-        </w:rPr>
-        <w:t>DataSet</w:t>
-      </w:r>
-      <w:proofErr w:type="spellEnd"/>
-      <w:r>
-        <w:rPr>
-          <w:rFonts w:asciiTheme="minorHAnsi" w:eastAsia="Times New Roman" w:hAnsiTheme="minorHAnsi" w:cstheme="minorHAnsi"/>
-          <w:sz w:val="20"/>
-          <w:szCs w:val="20"/>
-        </w:rPr>
-        <w:t>, along with LINQ for efficient querying and data processing. Hands-on experience in developing service-oriented applications using SOA principles and LINQ.</w:t>
+        <w:t>Experienced in data access and manipulation using ADO.NET components such as DataAdapter, DataReader, and DataSet, along with LINQ for efficient querying and data processing. Hands-on experience in developing service-oriented applications using SOA principles and LINQ.</w:t>
       </w:r>
     </w:p>
     <w:p>
@@ -1506,25 +1147,7 @@
           <w:sz w:val="20"/>
           <w:szCs w:val="20"/>
         </w:rPr>
-        <w:t xml:space="preserve">Experienced in developing web applications using ASP.NET Server Controls, User Controls, </w:t>
-      </w:r>
-      <w:proofErr w:type="spellStart"/>
-      <w:r>
-        <w:rPr>
-          <w:rFonts w:asciiTheme="minorHAnsi" w:eastAsia="Times New Roman" w:hAnsiTheme="minorHAnsi" w:cstheme="minorHAnsi"/>
-          <w:sz w:val="20"/>
-          <w:szCs w:val="20"/>
-        </w:rPr>
-        <w:t>DataGrid</w:t>
-      </w:r>
-      <w:proofErr w:type="spellEnd"/>
-      <w:r>
-        <w:rPr>
-          <w:rFonts w:asciiTheme="minorHAnsi" w:eastAsia="Times New Roman" w:hAnsiTheme="minorHAnsi" w:cstheme="minorHAnsi"/>
-          <w:sz w:val="20"/>
-          <w:szCs w:val="20"/>
-        </w:rPr>
-        <w:t>, validation controls, and custom controls to build reusable, interactive, and user-friendly interfaces.</w:t>
+        <w:t>Experienced in developing web applications using ASP.NET Server Controls, User Controls, DataGrid, validation controls, and custom controls to build reusable, interactive, and user-friendly interfaces.</w:t>
       </w:r>
     </w:p>
     <w:p>
@@ -1842,7 +1465,6 @@
               </w:rPr>
               <w:t xml:space="preserve"> </w:t>
             </w:r>
-            <w:proofErr w:type="spellStart"/>
             <w:r>
               <w:rPr>
                 <w:rFonts w:asciiTheme="minorHAnsi" w:hAnsiTheme="minorHAnsi" w:cstheme="minorHAnsi"/>
@@ -1850,17 +1472,7 @@
                 <w:sz w:val="20"/>
                 <w:szCs w:val="20"/>
               </w:rPr>
-              <w:t>Async</w:t>
-            </w:r>
-            <w:proofErr w:type="spellEnd"/>
-            <w:r>
-              <w:rPr>
-                <w:rFonts w:asciiTheme="minorHAnsi" w:hAnsiTheme="minorHAnsi" w:cstheme="minorHAnsi"/>
-                <w:b/>
-                <w:sz w:val="20"/>
-                <w:szCs w:val="20"/>
-              </w:rPr>
-              <w:t>-Await and LINQ</w:t>
+              <w:t>Async-Await and LINQ</w:t>
             </w:r>
             <w:r>
               <w:rPr>
@@ -2153,99 +1765,8 @@
                 <w:sz w:val="20"/>
                 <w:szCs w:val="20"/>
               </w:rPr>
-              <w:t xml:space="preserve">Azure Virtual Machines (VMs), Azure Load Balancer, Azure Active Directory (AAD), Azure Blob Storage, Azure Functions, Azure Content Delivery Network (CDN), Azure SQL Database, Azure Cache for </w:t>
+              <w:t>Azure Virtual Machines (VMs), Azure Load Balancer, Azure Active Directory (AAD), Azure Blob Storage, Azure Functions, Azure Content Delivery Network (CDN), Azure SQL Database, Azure Cache for Redis, Virtual Network, Azure DNS, Azure Monitor, Azure Resource Manager (ARM) templates, Azure Okta Integration, Elastic Compute Cloud (EC2), Elastic Load Balancers, IAM, S3, Lambda functions, CloudFront, RDS, Elastic Cache, VPC, Route 53, CloudWatch, CloudFormation</w:t>
             </w:r>
-            <w:proofErr w:type="spellStart"/>
-            <w:r>
-              <w:rPr>
-                <w:rFonts w:asciiTheme="minorHAnsi" w:hAnsiTheme="minorHAnsi" w:cstheme="minorHAnsi"/>
-                <w:b/>
-                <w:sz w:val="20"/>
-                <w:szCs w:val="20"/>
-              </w:rPr>
-              <w:t>Redis</w:t>
-            </w:r>
-            <w:proofErr w:type="spellEnd"/>
-            <w:r>
-              <w:rPr>
-                <w:rFonts w:asciiTheme="minorHAnsi" w:hAnsiTheme="minorHAnsi" w:cstheme="minorHAnsi"/>
-                <w:b/>
-                <w:sz w:val="20"/>
-                <w:szCs w:val="20"/>
-              </w:rPr>
-              <w:t xml:space="preserve">, Virtual Network, Azure DNS, Azure Monitor, Azure Resource Manager (ARM) templates, Azure </w:t>
-            </w:r>
-            <w:proofErr w:type="spellStart"/>
-            <w:r>
-              <w:rPr>
-                <w:rFonts w:asciiTheme="minorHAnsi" w:hAnsiTheme="minorHAnsi" w:cstheme="minorHAnsi"/>
-                <w:b/>
-                <w:sz w:val="20"/>
-                <w:szCs w:val="20"/>
-              </w:rPr>
-              <w:t>Okta</w:t>
-            </w:r>
-            <w:proofErr w:type="spellEnd"/>
-            <w:r>
-              <w:rPr>
-                <w:rFonts w:asciiTheme="minorHAnsi" w:hAnsiTheme="minorHAnsi" w:cstheme="minorHAnsi"/>
-                <w:b/>
-                <w:sz w:val="20"/>
-                <w:szCs w:val="20"/>
-              </w:rPr>
-              <w:t xml:space="preserve"> Integration, Elastic Compute Cloud (EC2), Elastic Load Balancers, IAM, S3, Lambda functions, </w:t>
-            </w:r>
-            <w:proofErr w:type="spellStart"/>
-            <w:r>
-              <w:rPr>
-                <w:rFonts w:asciiTheme="minorHAnsi" w:hAnsiTheme="minorHAnsi" w:cstheme="minorHAnsi"/>
-                <w:b/>
-                <w:sz w:val="20"/>
-                <w:szCs w:val="20"/>
-              </w:rPr>
-              <w:t>CloudFront</w:t>
-            </w:r>
-            <w:proofErr w:type="spellEnd"/>
-            <w:r>
-              <w:rPr>
-                <w:rFonts w:asciiTheme="minorHAnsi" w:hAnsiTheme="minorHAnsi" w:cstheme="minorHAnsi"/>
-                <w:b/>
-                <w:sz w:val="20"/>
-                <w:szCs w:val="20"/>
-              </w:rPr>
-              <w:t xml:space="preserve">, RDS, Elastic Cache, VPC, Route 53, </w:t>
-            </w:r>
-            <w:proofErr w:type="spellStart"/>
-            <w:r>
-              <w:rPr>
-                <w:rFonts w:asciiTheme="minorHAnsi" w:hAnsiTheme="minorHAnsi" w:cstheme="minorHAnsi"/>
-                <w:b/>
-                <w:sz w:val="20"/>
-                <w:szCs w:val="20"/>
-              </w:rPr>
-              <w:t>CloudWatch</w:t>
-            </w:r>
-            <w:proofErr w:type="spellEnd"/>
-            <w:r>
-              <w:rPr>
-                <w:rFonts w:asciiTheme="minorHAnsi" w:hAnsiTheme="minorHAnsi" w:cstheme="minorHAnsi"/>
-                <w:b/>
-                <w:sz w:val="20"/>
-                <w:szCs w:val="20"/>
-              </w:rPr>
-              <w:t xml:space="preserve">, </w:t>
-            </w:r>
-            <w:proofErr w:type="spellStart"/>
-            <w:r>
-              <w:rPr>
-                <w:rFonts w:asciiTheme="minorHAnsi" w:hAnsiTheme="minorHAnsi" w:cstheme="minorHAnsi"/>
-                <w:b/>
-                <w:sz w:val="20"/>
-                <w:szCs w:val="20"/>
-              </w:rPr>
-              <w:t>CloudFormation</w:t>
-            </w:r>
-            <w:proofErr w:type="spellEnd"/>
             <w:r>
               <w:rPr>
                 <w:rFonts w:asciiTheme="minorHAnsi" w:hAnsiTheme="minorHAnsi" w:cstheme="minorHAnsi"/>
@@ -2441,18 +1962,7 @@
                 <w:sz w:val="20"/>
                 <w:szCs w:val="20"/>
               </w:rPr>
-              <w:t xml:space="preserve">), </w:t>
-            </w:r>
-            <w:proofErr w:type="spellStart"/>
-            <w:r>
-              <w:rPr>
-                <w:rFonts w:asciiTheme="minorHAnsi" w:hAnsiTheme="minorHAnsi" w:cstheme="minorHAnsi"/>
-                <w:b/>
-                <w:color w:val="000000" w:themeColor="text1"/>
-                <w:sz w:val="20"/>
-                <w:szCs w:val="20"/>
-              </w:rPr>
-              <w:t>UML,</w:t>
+              <w:t>), UML,</w:t>
             </w:r>
             <w:r>
               <w:rPr>
@@ -2462,18 +1972,7 @@
                 <w:sz w:val="20"/>
                 <w:szCs w:val="20"/>
               </w:rPr>
-              <w:t>Visio</w:t>
-            </w:r>
-            <w:proofErr w:type="spellEnd"/>
-            <w:r>
-              <w:rPr>
-                <w:rFonts w:asciiTheme="minorHAnsi" w:hAnsiTheme="minorHAnsi" w:cstheme="minorHAnsi"/>
-                <w:b/>
-                <w:color w:val="000000" w:themeColor="text1"/>
-                <w:sz w:val="20"/>
-                <w:szCs w:val="20"/>
-              </w:rPr>
-              <w:t>, XRM Tool Box</w:t>
+              <w:t>Visio, XRM Tool Box</w:t>
             </w:r>
           </w:p>
         </w:tc>
@@ -2666,7 +2165,6 @@
                 <w:szCs w:val="20"/>
               </w:rPr>
             </w:pPr>
-            <w:proofErr w:type="spellStart"/>
             <w:r>
               <w:rPr>
                 <w:rFonts w:asciiTheme="minorHAnsi" w:hAnsiTheme="minorHAnsi" w:cstheme="minorHAnsi"/>
@@ -2675,40 +2173,7 @@
                 <w:sz w:val="20"/>
                 <w:szCs w:val="20"/>
               </w:rPr>
-              <w:t>GitLab</w:t>
-            </w:r>
-            <w:proofErr w:type="spellEnd"/>
-            <w:r>
-              <w:rPr>
-                <w:rFonts w:asciiTheme="minorHAnsi" w:hAnsiTheme="minorHAnsi" w:cstheme="minorHAnsi"/>
-                <w:b/>
-                <w:color w:val="000000" w:themeColor="text1"/>
-                <w:sz w:val="20"/>
-                <w:szCs w:val="20"/>
-              </w:rPr>
-              <w:t xml:space="preserve">, Team foundation Server (TFS), </w:t>
-            </w:r>
-            <w:proofErr w:type="spellStart"/>
-            <w:r>
-              <w:rPr>
-                <w:rFonts w:asciiTheme="minorHAnsi" w:hAnsiTheme="minorHAnsi" w:cstheme="minorHAnsi"/>
-                <w:b/>
-                <w:color w:val="000000" w:themeColor="text1"/>
-                <w:sz w:val="20"/>
-                <w:szCs w:val="20"/>
-              </w:rPr>
-              <w:t>GitHub</w:t>
-            </w:r>
-            <w:proofErr w:type="spellEnd"/>
-            <w:r>
-              <w:rPr>
-                <w:rFonts w:asciiTheme="minorHAnsi" w:hAnsiTheme="minorHAnsi" w:cstheme="minorHAnsi"/>
-                <w:b/>
-                <w:color w:val="000000" w:themeColor="text1"/>
-                <w:sz w:val="20"/>
-                <w:szCs w:val="20"/>
-              </w:rPr>
-              <w:t>, Test Driven Development (TDD), Object</w:t>
+              <w:t>GitLab, Team foundation Server (TFS), GitHub, Test Driven Development (TDD), Object</w:t>
             </w:r>
             <w:r>
               <w:rPr>
@@ -2728,29 +2193,7 @@
                 <w:sz w:val="20"/>
                 <w:szCs w:val="20"/>
               </w:rPr>
-              <w:t xml:space="preserve">Oriented Development (OOD), SVN, </w:t>
-            </w:r>
-            <w:proofErr w:type="spellStart"/>
-            <w:r>
-              <w:rPr>
-                <w:rFonts w:asciiTheme="minorHAnsi" w:hAnsiTheme="minorHAnsi" w:cstheme="minorHAnsi"/>
-                <w:b/>
-                <w:color w:val="000000" w:themeColor="text1"/>
-                <w:sz w:val="20"/>
-                <w:szCs w:val="20"/>
-              </w:rPr>
-              <w:t>Git</w:t>
-            </w:r>
-            <w:proofErr w:type="spellEnd"/>
-            <w:r>
-              <w:rPr>
-                <w:rFonts w:asciiTheme="minorHAnsi" w:hAnsiTheme="minorHAnsi" w:cstheme="minorHAnsi"/>
-                <w:b/>
-                <w:color w:val="000000" w:themeColor="text1"/>
-                <w:sz w:val="20"/>
-                <w:szCs w:val="20"/>
-              </w:rPr>
-              <w:t>, Jira Board, Version One.</w:t>
+              <w:t>Oriented Development (OOD), SVN, Git, Jira Board, Version One.</w:t>
             </w:r>
           </w:p>
         </w:tc>
@@ -3030,7 +2473,6 @@
               </w:rPr>
               <w:t xml:space="preserve"> </w:t>
             </w:r>
-            <w:proofErr w:type="spellStart"/>
             <w:r>
               <w:rPr>
                 <w:rFonts w:asciiTheme="minorHAnsi" w:hAnsiTheme="minorHAnsi" w:cstheme="minorHAnsi"/>
@@ -3040,7 +2482,6 @@
               </w:rPr>
               <w:t>Blazor</w:t>
             </w:r>
-            <w:proofErr w:type="spellEnd"/>
           </w:p>
         </w:tc>
       </w:tr>
@@ -3115,6 +2556,7 @@
         <w:rPr>
           <w:rFonts w:asciiTheme="minorHAnsi" w:hAnsiTheme="minorHAnsi" w:cstheme="minorHAnsi"/>
           <w:b/>
+          <w:noProof/>
           <w:color w:val="000000" w:themeColor="text1"/>
           <w:sz w:val="20"/>
           <w:szCs w:val="20"/>
@@ -3177,7 +2619,6 @@
           <w:szCs w:val="20"/>
         </w:rPr>
       </w:pPr>
-      <w:proofErr w:type="spellStart"/>
       <w:r>
         <w:rPr>
           <w:rStyle w:val="Strong"/>
@@ -3185,9 +2626,8 @@
           <w:sz w:val="20"/>
           <w:szCs w:val="20"/>
         </w:rPr>
-        <w:t>Client</w:t>
-      </w:r>
-      <w:proofErr w:type="gramStart"/>
+        <w:t>Client:</w:t>
+      </w:r>
       <w:r>
         <w:rPr>
           <w:rStyle w:val="Strong"/>
@@ -3195,27 +2635,7 @@
           <w:sz w:val="20"/>
           <w:szCs w:val="20"/>
         </w:rPr>
-        <w:t>:</w:t>
-      </w:r>
-      <w:r>
-        <w:rPr>
-          <w:rStyle w:val="Strong"/>
-          <w:rFonts w:asciiTheme="minorHAnsi" w:hAnsiTheme="minorHAnsi" w:cstheme="minorHAnsi"/>
-          <w:sz w:val="20"/>
-          <w:szCs w:val="20"/>
-        </w:rPr>
-        <w:t>AETNA</w:t>
-      </w:r>
-      <w:proofErr w:type="spellEnd"/>
-      <w:proofErr w:type="gramEnd"/>
-      <w:r>
-        <w:rPr>
-          <w:rStyle w:val="Strong"/>
-          <w:rFonts w:asciiTheme="minorHAnsi" w:hAnsiTheme="minorHAnsi" w:cstheme="minorHAnsi"/>
-          <w:sz w:val="20"/>
-          <w:szCs w:val="20"/>
-        </w:rPr>
-        <w:t>/CVS</w:t>
+        <w:t>AETNA/CVS</w:t>
       </w:r>
       <w:r>
         <w:rPr>
@@ -3428,27 +2848,7 @@
           <w:sz w:val="20"/>
           <w:szCs w:val="20"/>
         </w:rPr>
-        <w:t xml:space="preserve">React.js, ASP.NET Core, .NET, C#, </w:t>
-      </w:r>
-      <w:proofErr w:type="spellStart"/>
-      <w:r>
-        <w:rPr>
-          <w:rStyle w:val="Strong"/>
-          <w:rFonts w:asciiTheme="minorHAnsi" w:hAnsiTheme="minorHAnsi" w:cstheme="minorHAnsi"/>
-          <w:sz w:val="20"/>
-          <w:szCs w:val="20"/>
-        </w:rPr>
-        <w:t>Blazor</w:t>
-      </w:r>
-      <w:proofErr w:type="spellEnd"/>
-      <w:r>
-        <w:rPr>
-          <w:rStyle w:val="Strong"/>
-          <w:rFonts w:asciiTheme="minorHAnsi" w:hAnsiTheme="minorHAnsi" w:cstheme="minorHAnsi"/>
-          <w:sz w:val="20"/>
-          <w:szCs w:val="20"/>
-        </w:rPr>
-        <w:t>, and Web API</w:t>
+        <w:t>React.js, ASP.NET Core, .NET, C#, Blazor, and Web API</w:t>
       </w:r>
       <w:r>
         <w:rPr>
@@ -3481,7 +2881,6 @@
         </w:rPr>
         <w:t xml:space="preserve">Developed React-based user interfaces using </w:t>
       </w:r>
-      <w:proofErr w:type="gramStart"/>
       <w:r>
         <w:rPr>
           <w:rStyle w:val="Strong"/>
@@ -3489,17 +2888,7 @@
           <w:sz w:val="20"/>
           <w:szCs w:val="20"/>
         </w:rPr>
-        <w:t>React</w:t>
-      </w:r>
-      <w:proofErr w:type="gramEnd"/>
-      <w:r>
-        <w:rPr>
-          <w:rStyle w:val="Strong"/>
-          <w:rFonts w:asciiTheme="minorHAnsi" w:hAnsiTheme="minorHAnsi" w:cstheme="minorHAnsi"/>
-          <w:sz w:val="20"/>
-          <w:szCs w:val="20"/>
-        </w:rPr>
-        <w:t xml:space="preserve"> Hooks, reusable components, state management, JavaScript, HTML5, CSS3, Bootstrap, and UI libraries</w:t>
+        <w:t>React Hooks, reusable components, state management, JavaScript, HTML5, CSS3, Bootstrap, and UI libraries</w:t>
       </w:r>
       <w:r>
         <w:rPr>
@@ -3532,7 +2921,6 @@
         </w:rPr>
         <w:t xml:space="preserve">Developed backend services and </w:t>
       </w:r>
-      <w:proofErr w:type="spellStart"/>
       <w:r>
         <w:rPr>
           <w:rStyle w:val="Strong"/>
@@ -3540,17 +2928,7 @@
           <w:sz w:val="20"/>
           <w:szCs w:val="20"/>
         </w:rPr>
-        <w:t>RESTful</w:t>
-      </w:r>
-      <w:proofErr w:type="spellEnd"/>
-      <w:r>
-        <w:rPr>
-          <w:rStyle w:val="Strong"/>
-          <w:rFonts w:asciiTheme="minorHAnsi" w:hAnsiTheme="minorHAnsi" w:cstheme="minorHAnsi"/>
-          <w:sz w:val="20"/>
-          <w:szCs w:val="20"/>
-        </w:rPr>
-        <w:t xml:space="preserve"> APIs using .NET and C#</w:t>
+        <w:t>RESTful APIs using .NET and C#</w:t>
       </w:r>
       <w:r>
         <w:rPr>
@@ -3607,47 +2985,7 @@
           <w:sz w:val="20"/>
           <w:szCs w:val="20"/>
         </w:rPr>
-        <w:t xml:space="preserve">API Gateway, S3, </w:t>
-      </w:r>
-      <w:proofErr w:type="spellStart"/>
-      <w:r>
-        <w:rPr>
-          <w:rStyle w:val="Strong"/>
-          <w:rFonts w:asciiTheme="minorHAnsi" w:hAnsiTheme="minorHAnsi" w:cstheme="minorHAnsi"/>
-          <w:sz w:val="20"/>
-          <w:szCs w:val="20"/>
-        </w:rPr>
-        <w:t>DynamoDB</w:t>
-      </w:r>
-      <w:proofErr w:type="spellEnd"/>
-      <w:r>
-        <w:rPr>
-          <w:rStyle w:val="Strong"/>
-          <w:rFonts w:asciiTheme="minorHAnsi" w:hAnsiTheme="minorHAnsi" w:cstheme="minorHAnsi"/>
-          <w:sz w:val="20"/>
-          <w:szCs w:val="20"/>
-        </w:rPr>
-        <w:t xml:space="preserve">, </w:t>
-      </w:r>
-      <w:proofErr w:type="spellStart"/>
-      <w:r>
-        <w:rPr>
-          <w:rStyle w:val="Strong"/>
-          <w:rFonts w:asciiTheme="minorHAnsi" w:hAnsiTheme="minorHAnsi" w:cstheme="minorHAnsi"/>
-          <w:sz w:val="20"/>
-          <w:szCs w:val="20"/>
-        </w:rPr>
-        <w:t>EventBridge</w:t>
-      </w:r>
-      <w:proofErr w:type="spellEnd"/>
-      <w:r>
-        <w:rPr>
-          <w:rStyle w:val="Strong"/>
-          <w:rFonts w:asciiTheme="minorHAnsi" w:hAnsiTheme="minorHAnsi" w:cstheme="minorHAnsi"/>
-          <w:sz w:val="20"/>
-          <w:szCs w:val="20"/>
-        </w:rPr>
-        <w:t>, and SQS</w:t>
+        <w:t>API Gateway, S3, DynamoDB, EventBridge, and SQS</w:t>
       </w:r>
       <w:r>
         <w:rPr>
@@ -3687,19 +3025,8 @@
           <w:sz w:val="20"/>
           <w:szCs w:val="20"/>
         </w:rPr>
-        <w:t xml:space="preserve">Amazon </w:t>
-      </w:r>
-      <w:proofErr w:type="spellStart"/>
-      <w:r>
-        <w:rPr>
-          <w:rStyle w:val="Strong"/>
-          <w:rFonts w:asciiTheme="minorHAnsi" w:hAnsiTheme="minorHAnsi" w:cstheme="minorHAnsi"/>
-          <w:sz w:val="20"/>
-          <w:szCs w:val="20"/>
-        </w:rPr>
-        <w:t>EventBridge</w:t>
-      </w:r>
-      <w:proofErr w:type="spellEnd"/>
+        <w:t>Amazon EventBridge</w:t>
+      </w:r>
       <w:r>
         <w:rPr>
           <w:rFonts w:asciiTheme="minorHAnsi" w:hAnsiTheme="minorHAnsi" w:cstheme="minorHAnsi"/>
@@ -3729,25 +3056,7 @@
           <w:sz w:val="20"/>
           <w:szCs w:val="20"/>
         </w:rPr>
-        <w:t xml:space="preserve">Developed APIs and integrations connecting </w:t>
-      </w:r>
-      <w:proofErr w:type="gramStart"/>
-      <w:r>
-        <w:rPr>
-          <w:rFonts w:asciiTheme="minorHAnsi" w:hAnsiTheme="minorHAnsi" w:cstheme="minorHAnsi"/>
-          <w:sz w:val="20"/>
-          <w:szCs w:val="20"/>
-        </w:rPr>
-        <w:t>React</w:t>
-      </w:r>
-      <w:proofErr w:type="gramEnd"/>
-      <w:r>
-        <w:rPr>
-          <w:rFonts w:asciiTheme="minorHAnsi" w:hAnsiTheme="minorHAnsi" w:cstheme="minorHAnsi"/>
-          <w:sz w:val="20"/>
-          <w:szCs w:val="20"/>
-        </w:rPr>
-        <w:t xml:space="preserve"> applications, .NET services, databases, AWS components, internal enterprise systems, EHR platforms, and external healthcare services.</w:t>
+        <w:t>Developed APIs and integrations connecting React applications, .NET services, databases, AWS components, internal enterprise systems, EHR platforms, and external healthcare services.</w:t>
       </w:r>
     </w:p>
     <w:p>
@@ -3779,19 +3088,8 @@
           <w:sz w:val="20"/>
           <w:szCs w:val="20"/>
         </w:rPr>
-        <w:t xml:space="preserve">SQL Server, Oracle, and </w:t>
-      </w:r>
-      <w:proofErr w:type="spellStart"/>
-      <w:r>
-        <w:rPr>
-          <w:rStyle w:val="Strong"/>
-          <w:rFonts w:asciiTheme="minorHAnsi" w:hAnsiTheme="minorHAnsi" w:cstheme="minorHAnsi"/>
-          <w:sz w:val="20"/>
-          <w:szCs w:val="20"/>
-        </w:rPr>
-        <w:t>DynamoDB</w:t>
-      </w:r>
-      <w:proofErr w:type="spellEnd"/>
+        <w:t>SQL Server, Oracle, and DynamoDB</w:t>
+      </w:r>
       <w:r>
         <w:rPr>
           <w:rFonts w:asciiTheme="minorHAnsi" w:hAnsiTheme="minorHAnsi" w:cstheme="minorHAnsi"/>
@@ -3838,25 +3136,7 @@
           <w:sz w:val="20"/>
           <w:szCs w:val="20"/>
         </w:rPr>
-        <w:t xml:space="preserve"> at CVS Health, supporting resources such as Patient, </w:t>
-      </w:r>
-      <w:proofErr w:type="spellStart"/>
-      <w:r>
-        <w:rPr>
-          <w:rFonts w:asciiTheme="minorHAnsi" w:hAnsiTheme="minorHAnsi" w:cstheme="minorHAnsi"/>
-          <w:sz w:val="20"/>
-          <w:szCs w:val="20"/>
-        </w:rPr>
-        <w:t>MedicationRequest</w:t>
-      </w:r>
-      <w:proofErr w:type="spellEnd"/>
-      <w:r>
-        <w:rPr>
-          <w:rFonts w:asciiTheme="minorHAnsi" w:hAnsiTheme="minorHAnsi" w:cstheme="minorHAnsi"/>
-          <w:sz w:val="20"/>
-          <w:szCs w:val="20"/>
-        </w:rPr>
-        <w:t>, Observation, Encounter, and Immunization while following healthcare interoperability and HIPAA requirements.</w:t>
+        <w:t xml:space="preserve"> at CVS Health, supporting resources such as Patient, MedicationRequest, Observation, Encounter, and Immunization while following healthcare interoperability and HIPAA requirements.</w:t>
       </w:r>
     </w:p>
     <w:p>
@@ -4006,27 +3286,7 @@
           <w:sz w:val="20"/>
           <w:szCs w:val="20"/>
         </w:rPr>
-        <w:t xml:space="preserve">, including </w:t>
-      </w:r>
-      <w:proofErr w:type="spellStart"/>
-      <w:r>
-        <w:rPr>
-          <w:rFonts w:asciiTheme="minorHAnsi" w:hAnsiTheme="minorHAnsi" w:cstheme="minorHAnsi"/>
-          <w:color w:val="0D0D0D"/>
-          <w:sz w:val="20"/>
-          <w:szCs w:val="20"/>
-        </w:rPr>
-        <w:t>NuGet</w:t>
-      </w:r>
-      <w:proofErr w:type="spellEnd"/>
-      <w:r>
-        <w:rPr>
-          <w:rFonts w:asciiTheme="minorHAnsi" w:hAnsiTheme="minorHAnsi" w:cstheme="minorHAnsi"/>
-          <w:color w:val="0D0D0D"/>
-          <w:sz w:val="20"/>
-          <w:szCs w:val="20"/>
-        </w:rPr>
-        <w:t xml:space="preserve"> package updates, compatibility fixes, code refactoring, project configuration changes, and application validation.</w:t>
+        <w:t>, including NuGet package updates, compatibility fixes, code refactoring, project configuration changes, and application validation.</w:t>
       </w:r>
     </w:p>
     <w:p>
@@ -4112,20 +3372,8 @@
           <w:szCs w:val="20"/>
           <w:shd w:val="clear" w:color="auto" w:fill="FFFFFF"/>
         </w:rPr>
-        <w:t xml:space="preserve"> for application modernization, troubleshooting build and deployment issues and improving the overall release </w:t>
-      </w:r>
-      <w:proofErr w:type="spellStart"/>
-      <w:r>
-        <w:rPr>
-          <w:rFonts w:asciiTheme="minorHAnsi" w:hAnsiTheme="minorHAnsi" w:cstheme="minorHAnsi"/>
-          <w:color w:val="0D0D0D"/>
-          <w:sz w:val="20"/>
-          <w:szCs w:val="20"/>
-          <w:shd w:val="clear" w:color="auto" w:fill="FFFFFF"/>
-        </w:rPr>
-        <w:t>proces</w:t>
-      </w:r>
-      <w:proofErr w:type="spellEnd"/>
+        <w:t xml:space="preserve"> for application modernization, troubleshooting build and deployment issues and improving the overall release proces</w:t>
+      </w:r>
     </w:p>
     <w:p>
       <w:pPr>
@@ -4227,25 +3475,7 @@
           <w:sz w:val="20"/>
           <w:szCs w:val="20"/>
         </w:rPr>
-        <w:t xml:space="preserve">Used Dependency Injection, caching, session management, and </w:t>
-      </w:r>
-      <w:proofErr w:type="spellStart"/>
-      <w:r>
-        <w:rPr>
-          <w:rFonts w:asciiTheme="minorHAnsi" w:hAnsiTheme="minorHAnsi" w:cstheme="minorHAnsi"/>
-          <w:sz w:val="20"/>
-          <w:szCs w:val="20"/>
-        </w:rPr>
-        <w:t>SignalR</w:t>
-      </w:r>
-      <w:proofErr w:type="spellEnd"/>
-      <w:r>
-        <w:rPr>
-          <w:rFonts w:asciiTheme="minorHAnsi" w:hAnsiTheme="minorHAnsi" w:cstheme="minorHAnsi"/>
-          <w:sz w:val="20"/>
-          <w:szCs w:val="20"/>
-        </w:rPr>
-        <w:t xml:space="preserve"> to improve application performance, scalability, maintainability, and real-time communication.</w:t>
+        <w:t>Used Dependency Injection, caching, session management, and SignalR to improve application performance, scalability, maintainability, and real-time communication.</w:t>
       </w:r>
     </w:p>
     <w:p>
@@ -4268,43 +3498,7 @@
           <w:sz w:val="20"/>
           <w:szCs w:val="20"/>
         </w:rPr>
-        <w:t xml:space="preserve">Used MSTest, NUnit, </w:t>
-      </w:r>
-      <w:proofErr w:type="spellStart"/>
-      <w:r>
-        <w:rPr>
-          <w:rFonts w:asciiTheme="minorHAnsi" w:hAnsiTheme="minorHAnsi" w:cstheme="minorHAnsi"/>
-          <w:sz w:val="20"/>
-          <w:szCs w:val="20"/>
-        </w:rPr>
-        <w:t>SpecFlow</w:t>
-      </w:r>
-      <w:proofErr w:type="spellEnd"/>
-      <w:r>
-        <w:rPr>
-          <w:rFonts w:asciiTheme="minorHAnsi" w:hAnsiTheme="minorHAnsi" w:cstheme="minorHAnsi"/>
-          <w:sz w:val="20"/>
-          <w:szCs w:val="20"/>
-        </w:rPr>
-        <w:t xml:space="preserve">, and Selenium </w:t>
-      </w:r>
-      <w:proofErr w:type="spellStart"/>
-      <w:r>
-        <w:rPr>
-          <w:rFonts w:asciiTheme="minorHAnsi" w:hAnsiTheme="minorHAnsi" w:cstheme="minorHAnsi"/>
-          <w:sz w:val="20"/>
-          <w:szCs w:val="20"/>
-        </w:rPr>
-        <w:t>WebDriver</w:t>
-      </w:r>
-      <w:proofErr w:type="spellEnd"/>
-      <w:r>
-        <w:rPr>
-          <w:rFonts w:asciiTheme="minorHAnsi" w:hAnsiTheme="minorHAnsi" w:cstheme="minorHAnsi"/>
-          <w:sz w:val="20"/>
-          <w:szCs w:val="20"/>
-        </w:rPr>
-        <w:t xml:space="preserve"> for unit, integration, and automated testing, along with debugging, code reviews, defect resolution, and release validation.</w:t>
+        <w:t>Used MSTest, NUnit, SpecFlow, and Selenium WebDriver for unit, integration, and automated testing, along with debugging, code reviews, defect resolution, and release validation.</w:t>
       </w:r>
     </w:p>
     <w:p>
@@ -4329,7 +3523,6 @@
         </w:rPr>
         <w:t xml:space="preserve">Worked with development and security teams to identify and resolve vulnerabilities reported through </w:t>
       </w:r>
-      <w:proofErr w:type="spellStart"/>
       <w:r>
         <w:rPr>
           <w:rStyle w:val="Strong"/>
@@ -4337,49 +3530,8 @@
           <w:sz w:val="20"/>
           <w:szCs w:val="20"/>
         </w:rPr>
-        <w:t>GitHub</w:t>
-      </w:r>
-      <w:proofErr w:type="spellEnd"/>
-      <w:r>
-        <w:rPr>
-          <w:rStyle w:val="Strong"/>
-          <w:rFonts w:asciiTheme="minorHAnsi" w:hAnsiTheme="minorHAnsi" w:cstheme="minorHAnsi"/>
-          <w:sz w:val="20"/>
-          <w:szCs w:val="20"/>
-        </w:rPr>
-        <w:t xml:space="preserve"> Advanced Security, Microsoft Defender, </w:t>
-      </w:r>
-      <w:proofErr w:type="spellStart"/>
-      <w:r>
-        <w:rPr>
-          <w:rStyle w:val="Strong"/>
-          <w:rFonts w:asciiTheme="minorHAnsi" w:hAnsiTheme="minorHAnsi" w:cstheme="minorHAnsi"/>
-          <w:sz w:val="20"/>
-          <w:szCs w:val="20"/>
-        </w:rPr>
-        <w:t>SonarQube</w:t>
-      </w:r>
-      <w:proofErr w:type="spellEnd"/>
-      <w:r>
-        <w:rPr>
-          <w:rStyle w:val="Strong"/>
-          <w:rFonts w:asciiTheme="minorHAnsi" w:hAnsiTheme="minorHAnsi" w:cstheme="minorHAnsi"/>
-          <w:sz w:val="20"/>
-          <w:szCs w:val="20"/>
-        </w:rPr>
-        <w:t xml:space="preserve">, and </w:t>
-      </w:r>
-      <w:proofErr w:type="spellStart"/>
-      <w:r>
-        <w:rPr>
-          <w:rStyle w:val="Strong"/>
-          <w:rFonts w:asciiTheme="minorHAnsi" w:hAnsiTheme="minorHAnsi" w:cstheme="minorHAnsi"/>
-          <w:sz w:val="20"/>
-          <w:szCs w:val="20"/>
-        </w:rPr>
-        <w:t>Snyk</w:t>
-      </w:r>
-      <w:proofErr w:type="spellEnd"/>
+        <w:t>GitHub Advanced Security, Microsoft Defender, SonarQube, and Snyk</w:t>
+      </w:r>
       <w:r>
         <w:rPr>
           <w:rFonts w:asciiTheme="minorHAnsi" w:hAnsiTheme="minorHAnsi" w:cstheme="minorHAnsi"/>
@@ -4472,43 +3624,7 @@
           <w:sz w:val="20"/>
           <w:szCs w:val="20"/>
         </w:rPr>
-        <w:t xml:space="preserve">Developed .NET MAUI </w:t>
-      </w:r>
-      <w:proofErr w:type="spellStart"/>
-      <w:r>
-        <w:rPr>
-          <w:rFonts w:asciiTheme="minorHAnsi" w:hAnsiTheme="minorHAnsi" w:cstheme="minorHAnsi"/>
-          <w:sz w:val="20"/>
-          <w:szCs w:val="20"/>
-        </w:rPr>
-        <w:t>iOS</w:t>
-      </w:r>
-      <w:proofErr w:type="spellEnd"/>
-      <w:r>
-        <w:rPr>
-          <w:rFonts w:asciiTheme="minorHAnsi" w:hAnsiTheme="minorHAnsi" w:cstheme="minorHAnsi"/>
-          <w:sz w:val="20"/>
-          <w:szCs w:val="20"/>
-        </w:rPr>
-        <w:t xml:space="preserve"> applications using </w:t>
-      </w:r>
-      <w:proofErr w:type="spellStart"/>
-      <w:r>
-        <w:rPr>
-          <w:rFonts w:asciiTheme="minorHAnsi" w:hAnsiTheme="minorHAnsi" w:cstheme="minorHAnsi"/>
-          <w:sz w:val="20"/>
-          <w:szCs w:val="20"/>
-        </w:rPr>
-        <w:t>iOS</w:t>
-      </w:r>
-      <w:proofErr w:type="spellEnd"/>
-      <w:r>
-        <w:rPr>
-          <w:rFonts w:asciiTheme="minorHAnsi" w:hAnsiTheme="minorHAnsi" w:cstheme="minorHAnsi"/>
-          <w:sz w:val="20"/>
-          <w:szCs w:val="20"/>
-        </w:rPr>
-        <w:t xml:space="preserve"> APIs for push notifications, background and silent notifications, and deep linking, following MVVM, Dependency Injection, and Repository Pattern.</w:t>
+        <w:t>Developed .NET MAUI iOS applications using iOS APIs for push notifications, background and silent notifications, and deep linking, following MVVM, Dependency Injection, and Repository Pattern.</w:t>
       </w:r>
     </w:p>
     <w:p>
@@ -4545,64 +3661,8 @@
           <w:sz w:val="20"/>
           <w:szCs w:val="20"/>
         </w:rPr>
-        <w:t xml:space="preserve">Azure DevOps, </w:t>
-      </w:r>
-      <w:proofErr w:type="spellStart"/>
-      <w:r>
-        <w:rPr>
-          <w:rStyle w:val="Strong"/>
-          <w:rFonts w:asciiTheme="minorHAnsi" w:hAnsiTheme="minorHAnsi" w:cstheme="minorHAnsi"/>
-          <w:color w:val="0D0D0D"/>
-          <w:sz w:val="20"/>
-          <w:szCs w:val="20"/>
-        </w:rPr>
-        <w:t>Git</w:t>
-      </w:r>
-      <w:proofErr w:type="spellEnd"/>
-      <w:r>
-        <w:rPr>
-          <w:rStyle w:val="Strong"/>
-          <w:rFonts w:asciiTheme="minorHAnsi" w:hAnsiTheme="minorHAnsi" w:cstheme="minorHAnsi"/>
-          <w:color w:val="0D0D0D"/>
-          <w:sz w:val="20"/>
-          <w:szCs w:val="20"/>
-        </w:rPr>
-        <w:t xml:space="preserve">, TFS, </w:t>
-      </w:r>
-      <w:proofErr w:type="spellStart"/>
-      <w:r>
-        <w:rPr>
-          <w:rStyle w:val="Strong"/>
-          <w:rFonts w:asciiTheme="minorHAnsi" w:hAnsiTheme="minorHAnsi" w:cstheme="minorHAnsi"/>
-          <w:color w:val="0D0D0D"/>
-          <w:sz w:val="20"/>
-          <w:szCs w:val="20"/>
-        </w:rPr>
-        <w:t>Bitbucket</w:t>
-      </w:r>
-      <w:proofErr w:type="spellEnd"/>
-      <w:r>
-        <w:rPr>
-          <w:rStyle w:val="Strong"/>
-          <w:rFonts w:asciiTheme="minorHAnsi" w:hAnsiTheme="minorHAnsi" w:cstheme="minorHAnsi"/>
-          <w:color w:val="0D0D0D"/>
-          <w:sz w:val="20"/>
-          <w:szCs w:val="20"/>
-        </w:rPr>
-        <w:t xml:space="preserve">, and </w:t>
-      </w:r>
-      <w:proofErr w:type="spellStart"/>
-      <w:r>
-        <w:rPr>
-          <w:rStyle w:val="Strong"/>
-          <w:rFonts w:asciiTheme="minorHAnsi" w:hAnsiTheme="minorHAnsi" w:cstheme="minorHAnsi"/>
-          <w:color w:val="0D0D0D"/>
-          <w:sz w:val="20"/>
-          <w:szCs w:val="20"/>
-        </w:rPr>
-        <w:t>GitHub</w:t>
-      </w:r>
-      <w:proofErr w:type="spellEnd"/>
+        <w:t>Azure DevOps, Git, TFS, Bitbucket, and GitHub</w:t>
+      </w:r>
       <w:r>
         <w:rPr>
           <w:rFonts w:asciiTheme="minorHAnsi" w:hAnsiTheme="minorHAnsi" w:cstheme="minorHAnsi"/>
@@ -4654,7 +3714,6 @@
         </w:rPr>
         <w:t xml:space="preserve">Used </w:t>
       </w:r>
-      <w:proofErr w:type="spellStart"/>
       <w:r>
         <w:rPr>
           <w:rStyle w:val="Strong"/>
@@ -4662,17 +3721,7 @@
           <w:sz w:val="20"/>
           <w:szCs w:val="20"/>
         </w:rPr>
-        <w:t>GitHub</w:t>
-      </w:r>
-      <w:proofErr w:type="spellEnd"/>
-      <w:r>
-        <w:rPr>
-          <w:rStyle w:val="Strong"/>
-          <w:rFonts w:asciiTheme="minorHAnsi" w:hAnsiTheme="minorHAnsi" w:cstheme="minorHAnsi"/>
-          <w:sz w:val="20"/>
-          <w:szCs w:val="20"/>
-        </w:rPr>
-        <w:t xml:space="preserve"> Copilot</w:t>
+        <w:t>GitHub Copilot</w:t>
       </w:r>
       <w:r>
         <w:rPr>
@@ -4705,7 +3754,6 @@
         </w:rPr>
         <w:t xml:space="preserve">Communicated technical progress, blockers, and trade-offs with technical and non-technical stakeholders while working in an </w:t>
       </w:r>
-      <w:proofErr w:type="gramStart"/>
       <w:r>
         <w:rPr>
           <w:rStyle w:val="Strong"/>
@@ -4713,17 +3761,7 @@
           <w:sz w:val="20"/>
           <w:szCs w:val="20"/>
         </w:rPr>
-        <w:t>Agile</w:t>
-      </w:r>
-      <w:proofErr w:type="gramEnd"/>
-      <w:r>
-        <w:rPr>
-          <w:rStyle w:val="Strong"/>
-          <w:rFonts w:asciiTheme="minorHAnsi" w:hAnsiTheme="minorHAnsi" w:cstheme="minorHAnsi"/>
-          <w:sz w:val="20"/>
-          <w:szCs w:val="20"/>
-        </w:rPr>
-        <w:t xml:space="preserve"> environment</w:t>
+        <w:t>Agile environment</w:t>
       </w:r>
       <w:r>
         <w:rPr>
@@ -4779,205 +3817,7 @@
           <w:sz w:val="20"/>
           <w:szCs w:val="20"/>
         </w:rPr>
-        <w:t xml:space="preserve">Visual Studio 2022, ASP.NET, ASP.NET MVC 3/4/5, ASP.NET Web Forms, .NET Core, </w:t>
-      </w:r>
-      <w:proofErr w:type="spellStart"/>
-      <w:r>
-        <w:rPr>
-          <w:rFonts w:asciiTheme="minorHAnsi" w:hAnsiTheme="minorHAnsi" w:cstheme="minorHAnsi"/>
-          <w:sz w:val="20"/>
-          <w:szCs w:val="20"/>
-        </w:rPr>
-        <w:t>Blazor</w:t>
-      </w:r>
-      <w:proofErr w:type="spellEnd"/>
-      <w:r>
-        <w:rPr>
-          <w:rFonts w:asciiTheme="minorHAnsi" w:hAnsiTheme="minorHAnsi" w:cstheme="minorHAnsi"/>
-          <w:sz w:val="20"/>
-          <w:szCs w:val="20"/>
-        </w:rPr>
-        <w:t xml:space="preserve">, C#, ADO.NET, Entity Framework, LINQ, WCF, WPF, </w:t>
-      </w:r>
-      <w:proofErr w:type="spellStart"/>
-      <w:r>
-        <w:rPr>
-          <w:rFonts w:asciiTheme="minorHAnsi" w:hAnsiTheme="minorHAnsi" w:cstheme="minorHAnsi"/>
-          <w:sz w:val="20"/>
-          <w:szCs w:val="20"/>
-        </w:rPr>
-        <w:t>WinForms</w:t>
-      </w:r>
-      <w:proofErr w:type="spellEnd"/>
-      <w:r>
-        <w:rPr>
-          <w:rFonts w:asciiTheme="minorHAnsi" w:hAnsiTheme="minorHAnsi" w:cstheme="minorHAnsi"/>
-          <w:sz w:val="20"/>
-          <w:szCs w:val="20"/>
-        </w:rPr>
-        <w:t xml:space="preserve">, </w:t>
-      </w:r>
-      <w:proofErr w:type="spellStart"/>
-      <w:r>
-        <w:rPr>
-          <w:rFonts w:asciiTheme="minorHAnsi" w:hAnsiTheme="minorHAnsi" w:cstheme="minorHAnsi"/>
-          <w:sz w:val="20"/>
-          <w:szCs w:val="20"/>
-        </w:rPr>
-        <w:t>Xamarin</w:t>
-      </w:r>
-      <w:proofErr w:type="spellEnd"/>
-      <w:r>
-        <w:rPr>
-          <w:rFonts w:asciiTheme="minorHAnsi" w:hAnsiTheme="minorHAnsi" w:cstheme="minorHAnsi"/>
-          <w:sz w:val="20"/>
-          <w:szCs w:val="20"/>
-        </w:rPr>
-        <w:t xml:space="preserve">, </w:t>
-      </w:r>
-      <w:proofErr w:type="spellStart"/>
-      <w:r>
-        <w:rPr>
-          <w:rFonts w:asciiTheme="minorHAnsi" w:hAnsiTheme="minorHAnsi" w:cstheme="minorHAnsi"/>
-          <w:sz w:val="20"/>
-          <w:szCs w:val="20"/>
-        </w:rPr>
-        <w:t>SignalR</w:t>
-      </w:r>
-      <w:proofErr w:type="spellEnd"/>
-      <w:r>
-        <w:rPr>
-          <w:rFonts w:asciiTheme="minorHAnsi" w:hAnsiTheme="minorHAnsi" w:cstheme="minorHAnsi"/>
-          <w:sz w:val="20"/>
-          <w:szCs w:val="20"/>
-        </w:rPr>
-        <w:t xml:space="preserve">, REST API, Web API, </w:t>
-      </w:r>
-      <w:proofErr w:type="spellStart"/>
-      <w:r>
-        <w:rPr>
-          <w:rFonts w:asciiTheme="minorHAnsi" w:hAnsiTheme="minorHAnsi" w:cstheme="minorHAnsi"/>
-          <w:sz w:val="20"/>
-          <w:szCs w:val="20"/>
-        </w:rPr>
-        <w:t>AngularJS</w:t>
-      </w:r>
-      <w:proofErr w:type="spellEnd"/>
-      <w:r>
-        <w:rPr>
-          <w:rFonts w:asciiTheme="minorHAnsi" w:hAnsiTheme="minorHAnsi" w:cstheme="minorHAnsi"/>
-          <w:sz w:val="20"/>
-          <w:szCs w:val="20"/>
-        </w:rPr>
-        <w:t xml:space="preserve">, Angular 8, React, JavaScript, jQuery, AJAX, HTML5, CSS3, Bootstrap, Telerik Controls, XML, SQL Server 2012/2014/2019, T-SQL, Azure, Azure </w:t>
-      </w:r>
-      <w:proofErr w:type="spellStart"/>
-      <w:r>
-        <w:rPr>
-          <w:rFonts w:asciiTheme="minorHAnsi" w:hAnsiTheme="minorHAnsi" w:cstheme="minorHAnsi"/>
-          <w:sz w:val="20"/>
-          <w:szCs w:val="20"/>
-        </w:rPr>
-        <w:t>DevOps</w:t>
-      </w:r>
-      <w:proofErr w:type="spellEnd"/>
-      <w:r>
-        <w:rPr>
-          <w:rFonts w:asciiTheme="minorHAnsi" w:hAnsiTheme="minorHAnsi" w:cstheme="minorHAnsi"/>
-          <w:sz w:val="20"/>
-          <w:szCs w:val="20"/>
-        </w:rPr>
-        <w:t xml:space="preserve">, IIS 7.5, Power BI, Selenium </w:t>
-      </w:r>
-      <w:proofErr w:type="spellStart"/>
-      <w:r>
-        <w:rPr>
-          <w:rFonts w:asciiTheme="minorHAnsi" w:hAnsiTheme="minorHAnsi" w:cstheme="minorHAnsi"/>
-          <w:sz w:val="20"/>
-          <w:szCs w:val="20"/>
-        </w:rPr>
-        <w:t>WebDriver</w:t>
-      </w:r>
-      <w:proofErr w:type="spellEnd"/>
-      <w:r>
-        <w:rPr>
-          <w:rFonts w:asciiTheme="minorHAnsi" w:hAnsiTheme="minorHAnsi" w:cstheme="minorHAnsi"/>
-          <w:sz w:val="20"/>
-          <w:szCs w:val="20"/>
-        </w:rPr>
-        <w:t xml:space="preserve">, MSTest, NUnit, </w:t>
-      </w:r>
-      <w:proofErr w:type="spellStart"/>
-      <w:r>
-        <w:rPr>
-          <w:rFonts w:asciiTheme="minorHAnsi" w:hAnsiTheme="minorHAnsi" w:cstheme="minorHAnsi"/>
-          <w:sz w:val="20"/>
-          <w:szCs w:val="20"/>
-        </w:rPr>
-        <w:t>SpecFlow</w:t>
-      </w:r>
-      <w:proofErr w:type="spellEnd"/>
-      <w:r>
-        <w:rPr>
-          <w:rFonts w:asciiTheme="minorHAnsi" w:hAnsiTheme="minorHAnsi" w:cstheme="minorHAnsi"/>
-          <w:sz w:val="20"/>
-          <w:szCs w:val="20"/>
-        </w:rPr>
-        <w:t xml:space="preserve">, Git, TFS, </w:t>
-      </w:r>
-      <w:proofErr w:type="spellStart"/>
-      <w:r>
-        <w:rPr>
-          <w:rFonts w:asciiTheme="minorHAnsi" w:hAnsiTheme="minorHAnsi" w:cstheme="minorHAnsi"/>
-          <w:sz w:val="20"/>
-          <w:szCs w:val="20"/>
-        </w:rPr>
-        <w:t>Bitbucket</w:t>
-      </w:r>
-      <w:proofErr w:type="spellEnd"/>
-      <w:r>
-        <w:rPr>
-          <w:rFonts w:asciiTheme="minorHAnsi" w:hAnsiTheme="minorHAnsi" w:cstheme="minorHAnsi"/>
-          <w:sz w:val="20"/>
-          <w:szCs w:val="20"/>
-        </w:rPr>
-        <w:t xml:space="preserve">, Dapper, </w:t>
-      </w:r>
-      <w:proofErr w:type="spellStart"/>
-      <w:r>
-        <w:rPr>
-          <w:rFonts w:asciiTheme="minorHAnsi" w:hAnsiTheme="minorHAnsi" w:cstheme="minorHAnsi"/>
-          <w:sz w:val="20"/>
-          <w:szCs w:val="20"/>
-        </w:rPr>
-        <w:t>Microservices</w:t>
-      </w:r>
-      <w:proofErr w:type="spellEnd"/>
-      <w:r>
-        <w:rPr>
-          <w:rFonts w:asciiTheme="minorHAnsi" w:hAnsiTheme="minorHAnsi" w:cstheme="minorHAnsi"/>
-          <w:sz w:val="20"/>
-          <w:szCs w:val="20"/>
-        </w:rPr>
-        <w:t xml:space="preserve">, </w:t>
-      </w:r>
-      <w:proofErr w:type="spellStart"/>
-      <w:r>
-        <w:rPr>
-          <w:rFonts w:asciiTheme="minorHAnsi" w:hAnsiTheme="minorHAnsi" w:cstheme="minorHAnsi"/>
-          <w:sz w:val="20"/>
-          <w:szCs w:val="20"/>
-        </w:rPr>
-        <w:t>PowerShell</w:t>
-      </w:r>
-      <w:proofErr w:type="spellEnd"/>
-      <w:r>
-        <w:rPr>
-          <w:rFonts w:asciiTheme="minorHAnsi" w:hAnsiTheme="minorHAnsi" w:cstheme="minorHAnsi"/>
-          <w:sz w:val="20"/>
-          <w:szCs w:val="20"/>
-        </w:rPr>
-        <w:t>, Agile/Scrum, Dependency Injection, FHIR, HIPAA.</w:t>
+        <w:t>Visual Studio 2022, ASP.NET, ASP.NET MVC 3/4/5, ASP.NET Web Forms, .NET Core, Blazor, C#, ADO.NET, Entity Framework, LINQ, WCF, WPF, WinForms, Xamarin, SignalR, REST API, Web API, AngularJS, Angular 8, React, JavaScript, jQuery, AJAX, HTML5, CSS3, Bootstrap, Telerik Controls, XML, SQL Server 2012/2014/2019, T-SQL, Azure, Azure DevOps, IIS 7.5, Power BI, Selenium WebDriver, MSTest, NUnit, SpecFlow, Git, TFS, Bitbucket, Dapper, Microservices, PowerShell, Agile/Scrum, Dependency Injection, FHIR, HIPAA.</w:t>
       </w:r>
     </w:p>
     <w:p>
@@ -5305,51 +4145,40 @@
     </w:p>
     <w:p>
       <w:pPr>
-        <w:pStyle w:val="x1yc453h"/>
+        <w:widowControl/>
         <w:numPr>
           <w:ilvl w:val="0"/>
-          <w:numId w:val="30"/>
+          <w:numId w:val="47"/>
         </w:numPr>
-        <w:jc w:val="both"/>
-        <w:rPr>
-          <w:rFonts w:asciiTheme="minorHAnsi" w:hAnsiTheme="minorHAnsi" w:cstheme="minorHAnsi"/>
-          <w:sz w:val="20"/>
-          <w:szCs w:val="20"/>
-        </w:rPr>
-      </w:pPr>
-      <w:r>
-        <w:rPr>
-          <w:rFonts w:asciiTheme="minorHAnsi" w:hAnsiTheme="minorHAnsi" w:cstheme="minorHAnsi"/>
-          <w:sz w:val="20"/>
-          <w:szCs w:val="20"/>
-        </w:rPr>
-        <w:t xml:space="preserve">Worked on </w:t>
-      </w:r>
-      <w:r>
-        <w:rPr>
-          <w:rStyle w:val="Strong"/>
-          <w:rFonts w:asciiTheme="minorHAnsi" w:hAnsiTheme="minorHAnsi" w:cstheme="minorHAnsi"/>
-          <w:sz w:val="20"/>
-          <w:szCs w:val="20"/>
-        </w:rPr>
-        <w:t>LACOE (Los Angeles County Office of Education)</w:t>
-      </w:r>
-      <w:r>
-        <w:rPr>
-          <w:rFonts w:asciiTheme="minorHAnsi" w:hAnsiTheme="minorHAnsi" w:cstheme="minorHAnsi"/>
-          <w:sz w:val="20"/>
-          <w:szCs w:val="20"/>
-        </w:rPr>
-        <w:t xml:space="preserve"> applications supporting K-12 education and public-sector operations, participating across the full SDLC from requirements gathering and system design through development, testing, deployment, integrations, and production support within an Agile/Scrum environment.</w:t>
-      </w:r>
-    </w:p>
-    <w:p>
-      <w:pPr>
-        <w:pStyle w:val="x1yc453h"/>
+        <w:autoSpaceDE/>
+        <w:autoSpaceDN/>
+        <w:spacing w:before="100" w:beforeAutospacing="1" w:after="100" w:afterAutospacing="1"/>
+        <w:jc w:val="both"/>
+        <w:rPr>
+          <w:rFonts w:asciiTheme="minorHAnsi" w:hAnsiTheme="minorHAnsi" w:cstheme="minorHAnsi"/>
+          <w:sz w:val="20"/>
+          <w:szCs w:val="20"/>
+        </w:rPr>
+      </w:pPr>
+      <w:r>
+        <w:rPr>
+          <w:rFonts w:asciiTheme="minorHAnsi" w:hAnsiTheme="minorHAnsi" w:cstheme="minorHAnsi"/>
+          <w:sz w:val="20"/>
+          <w:szCs w:val="20"/>
+        </w:rPr>
+        <w:t>Worked on LACOE applications supporting K–12 education and public-sector operations, participating in the full SDLC, including requirements gathering, design, development, testing, deployment, integrations, and production support within an Agile/Scrum environment.</w:t>
+      </w:r>
+    </w:p>
+    <w:p>
+      <w:pPr>
+        <w:widowControl/>
         <w:numPr>
           <w:ilvl w:val="0"/>
-          <w:numId w:val="30"/>
+          <w:numId w:val="47"/>
         </w:numPr>
+        <w:autoSpaceDE/>
+        <w:autoSpaceDN/>
+        <w:spacing w:before="100" w:beforeAutospacing="1" w:after="100" w:afterAutospacing="1"/>
         <w:jc w:val="both"/>
         <w:rPr>
           <w:rFonts w:asciiTheme="minorHAnsi" w:hAnsiTheme="minorHAnsi" w:cstheme="minorHAnsi"/>
@@ -5364,1143 +4193,577 @@
           <w:szCs w:val="20"/>
         </w:rPr>
         <w:lastRenderedPageBreak/>
-        <w:t xml:space="preserve">Developed and enhanced full-stack applications using </w:t>
-      </w:r>
-      <w:r>
-        <w:rPr>
-          <w:rStyle w:val="Strong"/>
-          <w:rFonts w:asciiTheme="minorHAnsi" w:hAnsiTheme="minorHAnsi" w:cstheme="minorHAnsi"/>
-          <w:sz w:val="20"/>
-          <w:szCs w:val="20"/>
-        </w:rPr>
-        <w:t xml:space="preserve">C#, .NET Framework, .NET Core, ASP.NET MVC, ASP.NET Core, Web API, Angular 8/18/19, React, and </w:t>
-      </w:r>
-      <w:proofErr w:type="spellStart"/>
-      <w:r>
-        <w:rPr>
-          <w:rStyle w:val="Strong"/>
-          <w:rFonts w:asciiTheme="minorHAnsi" w:hAnsiTheme="minorHAnsi" w:cstheme="minorHAnsi"/>
-          <w:sz w:val="20"/>
-          <w:szCs w:val="20"/>
-        </w:rPr>
-        <w:t>Blazor</w:t>
-      </w:r>
-      <w:proofErr w:type="spellEnd"/>
-      <w:r>
-        <w:rPr>
-          <w:rStyle w:val="Strong"/>
-          <w:rFonts w:asciiTheme="minorHAnsi" w:hAnsiTheme="minorHAnsi" w:cstheme="minorHAnsi"/>
-          <w:sz w:val="20"/>
-          <w:szCs w:val="20"/>
-        </w:rPr>
-        <w:t xml:space="preserve"> </w:t>
-      </w:r>
-      <w:proofErr w:type="spellStart"/>
-      <w:r>
-        <w:rPr>
-          <w:rStyle w:val="Strong"/>
-          <w:rFonts w:asciiTheme="minorHAnsi" w:hAnsiTheme="minorHAnsi" w:cstheme="minorHAnsi"/>
-          <w:sz w:val="20"/>
-          <w:szCs w:val="20"/>
-        </w:rPr>
-        <w:t>WebAssembly</w:t>
-      </w:r>
-      <w:proofErr w:type="spellEnd"/>
-      <w:r>
-        <w:rPr>
-          <w:rFonts w:asciiTheme="minorHAnsi" w:hAnsiTheme="minorHAnsi" w:cstheme="minorHAnsi"/>
-          <w:sz w:val="20"/>
-          <w:szCs w:val="20"/>
-        </w:rPr>
-        <w:t>, translating business requirements and user stories into practical, maintainable functionality.</w:t>
-      </w:r>
-    </w:p>
-    <w:p>
-      <w:pPr>
-        <w:pStyle w:val="x1yc453h"/>
+        <w:t>Developed and maintained full-stack applications using C#, .NET Framework, .NET Core, ASP.NET MVC, ASP.NET Core, Web API, and Web Forms, translating business requirements and user stories into reliable and maintainable application features.</w:t>
+      </w:r>
+    </w:p>
+    <w:p>
+      <w:pPr>
+        <w:widowControl/>
         <w:numPr>
           <w:ilvl w:val="0"/>
-          <w:numId w:val="30"/>
+          <w:numId w:val="47"/>
         </w:numPr>
-        <w:jc w:val="both"/>
-        <w:rPr>
-          <w:rFonts w:asciiTheme="minorHAnsi" w:hAnsiTheme="minorHAnsi" w:cstheme="minorHAnsi"/>
-          <w:sz w:val="20"/>
-          <w:szCs w:val="20"/>
-        </w:rPr>
-      </w:pPr>
-      <w:r>
-        <w:rPr>
-          <w:rFonts w:asciiTheme="minorHAnsi" w:hAnsiTheme="minorHAnsi" w:cstheme="minorHAnsi"/>
-          <w:sz w:val="20"/>
-          <w:szCs w:val="20"/>
-        </w:rPr>
-        <w:t xml:space="preserve">Worked closely with </w:t>
-      </w:r>
-      <w:r>
-        <w:rPr>
-          <w:rStyle w:val="Strong"/>
-          <w:rFonts w:asciiTheme="minorHAnsi" w:hAnsiTheme="minorHAnsi" w:cstheme="minorHAnsi"/>
-          <w:sz w:val="20"/>
-          <w:szCs w:val="20"/>
-        </w:rPr>
-        <w:t>LACOE business users, business analysts, project managers, designers, developers, and engineers</w:t>
-      </w:r>
-      <w:r>
-        <w:rPr>
-          <w:rFonts w:asciiTheme="minorHAnsi" w:hAnsiTheme="minorHAnsi" w:cstheme="minorHAnsi"/>
-          <w:sz w:val="20"/>
-          <w:szCs w:val="20"/>
-        </w:rPr>
-        <w:t xml:space="preserve"> to understand requirements, discuss technical solutions, review deliverables, resolve issues, and ensure applications met business needs and project timelines.</w:t>
-      </w:r>
-    </w:p>
-    <w:p>
-      <w:pPr>
-        <w:pStyle w:val="x1yc453h"/>
+        <w:autoSpaceDE/>
+        <w:autoSpaceDN/>
+        <w:spacing w:before="100" w:beforeAutospacing="1" w:after="100" w:afterAutospacing="1"/>
+        <w:jc w:val="both"/>
+        <w:rPr>
+          <w:rFonts w:asciiTheme="minorHAnsi" w:hAnsiTheme="minorHAnsi" w:cstheme="minorHAnsi"/>
+          <w:sz w:val="20"/>
+          <w:szCs w:val="20"/>
+        </w:rPr>
+      </w:pPr>
+      <w:r>
+        <w:rPr>
+          <w:rFonts w:asciiTheme="minorHAnsi" w:hAnsiTheme="minorHAnsi" w:cstheme="minorHAnsi"/>
+          <w:sz w:val="20"/>
+          <w:szCs w:val="20"/>
+        </w:rPr>
+        <w:t xml:space="preserve">Developed and </w:t>
+      </w:r>
+      <w:r>
+        <w:rPr>
+          <w:rFonts w:asciiTheme="minorHAnsi" w:hAnsiTheme="minorHAnsi" w:cstheme="minorHAnsi"/>
+          <w:sz w:val="20"/>
+          <w:szCs w:val="20"/>
+        </w:rPr>
+        <w:t xml:space="preserve"> </w:t>
+      </w:r>
+      <w:r>
+        <w:rPr>
+          <w:rFonts w:asciiTheme="minorHAnsi" w:hAnsiTheme="minorHAnsi" w:cstheme="minorHAnsi"/>
+          <w:sz w:val="20"/>
+          <w:szCs w:val="20"/>
+        </w:rPr>
+        <w:t xml:space="preserve">responsive and user </w:t>
+      </w:r>
+      <w:r>
+        <w:rPr>
+          <w:rFonts w:asciiTheme="minorHAnsi" w:hAnsiTheme="minorHAnsi" w:cstheme="minorHAnsi"/>
+          <w:sz w:val="20"/>
+          <w:szCs w:val="20"/>
+        </w:rPr>
+        <w:t>friendly interfaces using Angular19, React, Blazor WebAssembly, TypeScript, JavaScript, HTML5, CSS3, Sass, Bootstrap, jQuery, Telerik, and Kendo UI, supporting forms, dashboards, data grids, filtering, sorting, and pagination.</w:t>
+      </w:r>
+    </w:p>
+    <w:p>
+      <w:pPr>
+        <w:widowControl/>
         <w:numPr>
           <w:ilvl w:val="0"/>
-          <w:numId w:val="30"/>
+          <w:numId w:val="47"/>
         </w:numPr>
-        <w:jc w:val="both"/>
-        <w:rPr>
-          <w:rFonts w:asciiTheme="minorHAnsi" w:hAnsiTheme="minorHAnsi" w:cstheme="minorHAnsi"/>
-          <w:sz w:val="20"/>
-          <w:szCs w:val="20"/>
-        </w:rPr>
-      </w:pPr>
-      <w:r>
-        <w:rPr>
-          <w:rFonts w:asciiTheme="minorHAnsi" w:hAnsiTheme="minorHAnsi" w:cstheme="minorHAnsi"/>
-          <w:sz w:val="20"/>
-          <w:szCs w:val="20"/>
-        </w:rPr>
-        <w:t>Analyzed and documented existing systems and business processes, gathered stakeholder feedback, and recommended application and process improvements to support evolving LACOE business requirements.</w:t>
-      </w:r>
-    </w:p>
-    <w:p>
-      <w:pPr>
-        <w:pStyle w:val="x1yc453h"/>
+        <w:autoSpaceDE/>
+        <w:autoSpaceDN/>
+        <w:spacing w:before="100" w:beforeAutospacing="1" w:after="100" w:afterAutospacing="1"/>
+        <w:jc w:val="both"/>
+        <w:rPr>
+          <w:rFonts w:asciiTheme="minorHAnsi" w:hAnsiTheme="minorHAnsi" w:cstheme="minorHAnsi"/>
+          <w:sz w:val="20"/>
+          <w:szCs w:val="20"/>
+        </w:rPr>
+      </w:pPr>
+      <w:r>
+        <w:rPr>
+          <w:rFonts w:asciiTheme="minorHAnsi" w:hAnsiTheme="minorHAnsi" w:cstheme="minorHAnsi"/>
+          <w:sz w:val="20"/>
+          <w:szCs w:val="20"/>
+        </w:rPr>
+        <w:t>Developed</w:t>
+      </w:r>
+      <w:r>
+        <w:rPr>
+          <w:rFonts w:asciiTheme="minorHAnsi" w:hAnsiTheme="minorHAnsi" w:cstheme="minorHAnsi"/>
+          <w:sz w:val="20"/>
+          <w:szCs w:val="20"/>
+        </w:rPr>
+        <w:t xml:space="preserve"> on accessibility by applying </w:t>
+      </w:r>
+      <w:r>
+        <w:rPr>
+          <w:rFonts w:ascii="Segoe UI" w:hAnsi="Segoe UI" w:cs="Segoe UI"/>
+          <w:b/>
+          <w:bCs/>
+          <w:color w:val="0D0D0D"/>
+          <w:sz w:val="15"/>
+          <w:szCs w:val="15"/>
+          <w:shd w:val="clear" w:color="auto" w:fill="FCFCFC"/>
+        </w:rPr>
+        <w:t xml:space="preserve">Web Content Accessibility </w:t>
+      </w:r>
+      <w:r>
+        <w:rPr>
+          <w:rFonts w:asciiTheme="minorHAnsi" w:hAnsiTheme="minorHAnsi" w:cstheme="minorHAnsi"/>
+          <w:sz w:val="20"/>
+          <w:szCs w:val="20"/>
+        </w:rPr>
+        <w:t>across application interfaces, using semantic HTML, ARIA attributes, keyboard navigation, appropriate focus management, and accessible form validation to improve usability for people with disabilities.</w:t>
+      </w:r>
+    </w:p>
+    <w:p>
+      <w:pPr>
+        <w:widowControl/>
         <w:numPr>
           <w:ilvl w:val="0"/>
-          <w:numId w:val="30"/>
+          <w:numId w:val="47"/>
         </w:numPr>
-        <w:jc w:val="both"/>
-        <w:rPr>
-          <w:rFonts w:asciiTheme="minorHAnsi" w:hAnsiTheme="minorHAnsi" w:cstheme="minorHAnsi"/>
-          <w:sz w:val="20"/>
-          <w:szCs w:val="20"/>
-        </w:rPr>
-      </w:pPr>
-      <w:r>
-        <w:rPr>
-          <w:rFonts w:asciiTheme="minorHAnsi" w:hAnsiTheme="minorHAnsi" w:cstheme="minorHAnsi"/>
-          <w:sz w:val="20"/>
-          <w:szCs w:val="20"/>
-        </w:rPr>
-        <w:t xml:space="preserve">Designed and maintained </w:t>
-      </w:r>
-      <w:r>
-        <w:rPr>
-          <w:rStyle w:val="Strong"/>
-          <w:rFonts w:asciiTheme="minorHAnsi" w:hAnsiTheme="minorHAnsi" w:cstheme="minorHAnsi"/>
-          <w:sz w:val="20"/>
-          <w:szCs w:val="20"/>
-        </w:rPr>
-        <w:t>multi-tier and three-layer application architectures</w:t>
-      </w:r>
-      <w:r>
-        <w:rPr>
-          <w:rFonts w:asciiTheme="minorHAnsi" w:hAnsiTheme="minorHAnsi" w:cstheme="minorHAnsi"/>
-          <w:sz w:val="20"/>
-          <w:szCs w:val="20"/>
-        </w:rPr>
-        <w:t xml:space="preserve">, keeping presentation, business, service, and data-access components organized and maintainable while applying </w:t>
-      </w:r>
-      <w:r>
-        <w:rPr>
-          <w:rStyle w:val="Strong"/>
-          <w:rFonts w:asciiTheme="minorHAnsi" w:hAnsiTheme="minorHAnsi" w:cstheme="minorHAnsi"/>
-          <w:sz w:val="20"/>
-          <w:szCs w:val="20"/>
-        </w:rPr>
-        <w:t>SOLID design principles</w:t>
-      </w:r>
-      <w:r>
-        <w:rPr>
-          <w:rFonts w:asciiTheme="minorHAnsi" w:hAnsiTheme="minorHAnsi" w:cstheme="minorHAnsi"/>
-          <w:sz w:val="20"/>
-          <w:szCs w:val="20"/>
-        </w:rPr>
-        <w:t>.</w:t>
-      </w:r>
-    </w:p>
-    <w:p>
-      <w:pPr>
-        <w:pStyle w:val="x1yc453h"/>
+        <w:autoSpaceDE/>
+        <w:autoSpaceDN/>
+        <w:spacing w:before="100" w:beforeAutospacing="1" w:after="100" w:afterAutospacing="1"/>
+        <w:jc w:val="both"/>
+        <w:rPr>
+          <w:rFonts w:asciiTheme="minorHAnsi" w:hAnsiTheme="minorHAnsi" w:cstheme="minorHAnsi"/>
+          <w:sz w:val="20"/>
+          <w:szCs w:val="20"/>
+        </w:rPr>
+      </w:pPr>
+      <w:r>
+        <w:rPr>
+          <w:rFonts w:asciiTheme="minorHAnsi" w:hAnsiTheme="minorHAnsi" w:cstheme="minorHAnsi"/>
+          <w:sz w:val="20"/>
+          <w:szCs w:val="20"/>
+        </w:rPr>
+        <w:t>Performed accessibility testing and remediation using JAWS, axe DevTools, and automated testing tools, identifying and resolving issues involving screen readers, keyboard accessibility, color contrast, page structure, and interactive components.</w:t>
+      </w:r>
+    </w:p>
+    <w:p>
+      <w:pPr>
+        <w:widowControl/>
         <w:numPr>
           <w:ilvl w:val="0"/>
-          <w:numId w:val="30"/>
+          <w:numId w:val="47"/>
         </w:numPr>
-        <w:jc w:val="both"/>
-        <w:rPr>
-          <w:rFonts w:asciiTheme="minorHAnsi" w:hAnsiTheme="minorHAnsi" w:cstheme="minorHAnsi"/>
-          <w:sz w:val="20"/>
-          <w:szCs w:val="20"/>
-        </w:rPr>
-      </w:pPr>
-      <w:r>
-        <w:rPr>
-          <w:rFonts w:asciiTheme="minorHAnsi" w:hAnsiTheme="minorHAnsi" w:cstheme="minorHAnsi"/>
-          <w:sz w:val="20"/>
-          <w:szCs w:val="20"/>
-        </w:rPr>
-        <w:t xml:space="preserve">Developed responsive web applications and reusable UI components using </w:t>
-      </w:r>
-      <w:r>
-        <w:rPr>
-          <w:rStyle w:val="Strong"/>
-          <w:rFonts w:asciiTheme="minorHAnsi" w:hAnsiTheme="minorHAnsi" w:cstheme="minorHAnsi"/>
-          <w:sz w:val="20"/>
-          <w:szCs w:val="20"/>
-        </w:rPr>
-        <w:t xml:space="preserve">Angular 8/18/19, </w:t>
-      </w:r>
-      <w:proofErr w:type="spellStart"/>
-      <w:r>
-        <w:rPr>
-          <w:rStyle w:val="Strong"/>
-          <w:rFonts w:asciiTheme="minorHAnsi" w:hAnsiTheme="minorHAnsi" w:cstheme="minorHAnsi"/>
-          <w:sz w:val="20"/>
-          <w:szCs w:val="20"/>
-        </w:rPr>
-        <w:t>AngularJS</w:t>
-      </w:r>
-      <w:proofErr w:type="spellEnd"/>
-      <w:r>
-        <w:rPr>
-          <w:rStyle w:val="Strong"/>
-          <w:rFonts w:asciiTheme="minorHAnsi" w:hAnsiTheme="minorHAnsi" w:cstheme="minorHAnsi"/>
-          <w:sz w:val="20"/>
-          <w:szCs w:val="20"/>
-        </w:rPr>
-        <w:t xml:space="preserve">, React, </w:t>
-      </w:r>
-      <w:proofErr w:type="spellStart"/>
-      <w:r>
-        <w:rPr>
-          <w:rStyle w:val="Strong"/>
-          <w:rFonts w:asciiTheme="minorHAnsi" w:hAnsiTheme="minorHAnsi" w:cstheme="minorHAnsi"/>
-          <w:sz w:val="20"/>
-          <w:szCs w:val="20"/>
-        </w:rPr>
-        <w:t>TypeScript</w:t>
-      </w:r>
-      <w:proofErr w:type="spellEnd"/>
-      <w:r>
-        <w:rPr>
-          <w:rStyle w:val="Strong"/>
-          <w:rFonts w:asciiTheme="minorHAnsi" w:hAnsiTheme="minorHAnsi" w:cstheme="minorHAnsi"/>
-          <w:sz w:val="20"/>
-          <w:szCs w:val="20"/>
-        </w:rPr>
-        <w:t>, JavaScript, jQuery, HTML5, CSS3, Bootstrap, Telerik, and Kendo UI</w:t>
-      </w:r>
-      <w:r>
-        <w:rPr>
-          <w:rFonts w:asciiTheme="minorHAnsi" w:hAnsiTheme="minorHAnsi" w:cstheme="minorHAnsi"/>
-          <w:sz w:val="20"/>
-          <w:szCs w:val="20"/>
-        </w:rPr>
-        <w:t>, including data grids, filtering, sorting, paging, forms, and data-driven screens.</w:t>
-      </w:r>
-    </w:p>
-    <w:p>
-      <w:pPr>
-        <w:pStyle w:val="x1yc453h"/>
+        <w:autoSpaceDE/>
+        <w:autoSpaceDN/>
+        <w:spacing w:before="100" w:beforeAutospacing="1" w:after="100" w:afterAutospacing="1"/>
+        <w:jc w:val="both"/>
+        <w:rPr>
+          <w:rFonts w:asciiTheme="minorHAnsi" w:hAnsiTheme="minorHAnsi" w:cstheme="minorHAnsi"/>
+          <w:sz w:val="20"/>
+          <w:szCs w:val="20"/>
+        </w:rPr>
+      </w:pPr>
+      <w:r>
+        <w:rPr>
+          <w:rFonts w:asciiTheme="minorHAnsi" w:hAnsiTheme="minorHAnsi" w:cstheme="minorHAnsi"/>
+          <w:sz w:val="20"/>
+          <w:szCs w:val="20"/>
+        </w:rPr>
+        <w:t>Worked closely with business users, analysts, project managers, designers, developers, and QA engineers to understand requirements, review UI/UX designs, resolve technical issues, and deliver application enhancements that met business needs.</w:t>
+      </w:r>
+    </w:p>
+    <w:p>
+      <w:pPr>
+        <w:widowControl/>
         <w:numPr>
           <w:ilvl w:val="0"/>
-          <w:numId w:val="30"/>
+          <w:numId w:val="47"/>
         </w:numPr>
-        <w:jc w:val="both"/>
-        <w:rPr>
-          <w:rFonts w:asciiTheme="minorHAnsi" w:hAnsiTheme="minorHAnsi" w:cstheme="minorHAnsi"/>
-          <w:sz w:val="20"/>
-          <w:szCs w:val="20"/>
-        </w:rPr>
-      </w:pPr>
-      <w:r>
-        <w:rPr>
-          <w:rFonts w:asciiTheme="minorHAnsi" w:hAnsiTheme="minorHAnsi" w:cstheme="minorHAnsi"/>
-          <w:sz w:val="20"/>
-          <w:szCs w:val="20"/>
-        </w:rPr>
-        <w:t xml:space="preserve">Developed backend services using </w:t>
-      </w:r>
-      <w:r>
-        <w:rPr>
-          <w:rStyle w:val="Strong"/>
-          <w:rFonts w:asciiTheme="minorHAnsi" w:hAnsiTheme="minorHAnsi" w:cstheme="minorHAnsi"/>
-          <w:sz w:val="20"/>
-          <w:szCs w:val="20"/>
-        </w:rPr>
-        <w:t xml:space="preserve">C#, ASP.NET Core, .NET Core, REST APIs, </w:t>
-      </w:r>
-      <w:proofErr w:type="spellStart"/>
-      <w:r>
-        <w:rPr>
-          <w:rStyle w:val="Strong"/>
-          <w:rFonts w:asciiTheme="minorHAnsi" w:hAnsiTheme="minorHAnsi" w:cstheme="minorHAnsi"/>
-          <w:sz w:val="20"/>
-          <w:szCs w:val="20"/>
-        </w:rPr>
-        <w:t>microservices</w:t>
-      </w:r>
-      <w:proofErr w:type="spellEnd"/>
-      <w:r>
-        <w:rPr>
-          <w:rStyle w:val="Strong"/>
-          <w:rFonts w:asciiTheme="minorHAnsi" w:hAnsiTheme="minorHAnsi" w:cstheme="minorHAnsi"/>
-          <w:sz w:val="20"/>
-          <w:szCs w:val="20"/>
-        </w:rPr>
-        <w:t xml:space="preserve">, WCF, XML Web Services, and </w:t>
-      </w:r>
-      <w:proofErr w:type="spellStart"/>
-      <w:r>
-        <w:rPr>
-          <w:rStyle w:val="Strong"/>
-          <w:rFonts w:asciiTheme="minorHAnsi" w:hAnsiTheme="minorHAnsi" w:cstheme="minorHAnsi"/>
-          <w:sz w:val="20"/>
-          <w:szCs w:val="20"/>
-        </w:rPr>
-        <w:t>OData</w:t>
-      </w:r>
-      <w:proofErr w:type="spellEnd"/>
-      <w:r>
-        <w:rPr>
-          <w:rFonts w:asciiTheme="minorHAnsi" w:hAnsiTheme="minorHAnsi" w:cstheme="minorHAnsi"/>
-          <w:sz w:val="20"/>
-          <w:szCs w:val="20"/>
-        </w:rPr>
-        <w:t>, supporting communication between LACOE applications, internal systems, and external services.</w:t>
-      </w:r>
-    </w:p>
-    <w:p>
-      <w:pPr>
-        <w:pStyle w:val="x1yc453h"/>
+        <w:autoSpaceDE/>
+        <w:autoSpaceDN/>
+        <w:spacing w:before="100" w:beforeAutospacing="1" w:after="100" w:afterAutospacing="1"/>
+        <w:jc w:val="both"/>
+        <w:rPr>
+          <w:rFonts w:asciiTheme="minorHAnsi" w:hAnsiTheme="minorHAnsi" w:cstheme="minorHAnsi"/>
+          <w:sz w:val="20"/>
+          <w:szCs w:val="20"/>
+        </w:rPr>
+      </w:pPr>
+      <w:r>
+        <w:rPr>
+          <w:rFonts w:asciiTheme="minorHAnsi" w:hAnsiTheme="minorHAnsi" w:cstheme="minorHAnsi"/>
+          <w:sz w:val="20"/>
+          <w:szCs w:val="20"/>
+        </w:rPr>
+        <w:t>Translated wireframes and design specifications into functional interfaces, applying responsive design, usability principles, and consistent interaction patterns while maintaining alignment with Bootstrap components and enterprise design system standards.</w:t>
+      </w:r>
+    </w:p>
+    <w:p>
+      <w:pPr>
+        <w:widowControl/>
         <w:numPr>
           <w:ilvl w:val="0"/>
-          <w:numId w:val="30"/>
+          <w:numId w:val="47"/>
         </w:numPr>
-        <w:jc w:val="both"/>
-        <w:rPr>
-          <w:rFonts w:asciiTheme="minorHAnsi" w:hAnsiTheme="minorHAnsi" w:cstheme="minorHAnsi"/>
-          <w:sz w:val="20"/>
-          <w:szCs w:val="20"/>
-        </w:rPr>
-      </w:pPr>
-      <w:r>
-        <w:rPr>
-          <w:rFonts w:asciiTheme="minorHAnsi" w:hAnsiTheme="minorHAnsi" w:cstheme="minorHAnsi"/>
-          <w:sz w:val="20"/>
-          <w:szCs w:val="20"/>
-        </w:rPr>
-        <w:t xml:space="preserve">Implemented REST API operations including </w:t>
-      </w:r>
-      <w:r>
-        <w:rPr>
-          <w:rStyle w:val="Strong"/>
-          <w:rFonts w:asciiTheme="minorHAnsi" w:hAnsiTheme="minorHAnsi" w:cstheme="minorHAnsi"/>
-          <w:sz w:val="20"/>
-          <w:szCs w:val="20"/>
-        </w:rPr>
-        <w:t>GET, POST, PUT, and DELETE</w:t>
-      </w:r>
-      <w:r>
-        <w:rPr>
-          <w:rFonts w:asciiTheme="minorHAnsi" w:hAnsiTheme="minorHAnsi" w:cstheme="minorHAnsi"/>
-          <w:sz w:val="20"/>
-          <w:szCs w:val="20"/>
-        </w:rPr>
-        <w:t>, working with JSON and XML data to support reliable communication between front-end applications, backend services, and integrated systems.</w:t>
-      </w:r>
-    </w:p>
-    <w:p>
-      <w:pPr>
-        <w:pStyle w:val="x1yc453h"/>
+        <w:autoSpaceDE/>
+        <w:autoSpaceDN/>
+        <w:spacing w:before="100" w:beforeAutospacing="1" w:after="100" w:afterAutospacing="1"/>
+        <w:jc w:val="both"/>
+        <w:rPr>
+          <w:rFonts w:asciiTheme="minorHAnsi" w:hAnsiTheme="minorHAnsi" w:cstheme="minorHAnsi"/>
+          <w:sz w:val="20"/>
+          <w:szCs w:val="20"/>
+        </w:rPr>
+      </w:pPr>
+      <w:r>
+        <w:rPr>
+          <w:rFonts w:asciiTheme="minorHAnsi" w:hAnsiTheme="minorHAnsi" w:cstheme="minorHAnsi"/>
+          <w:sz w:val="20"/>
+          <w:szCs w:val="20"/>
+        </w:rPr>
+        <w:t>Designed and maintained multi-tier and three-layer application architectures, separating presentation, business logic, service, and data-access components while following SOLID principles and established coding standards.</w:t>
+      </w:r>
+    </w:p>
+    <w:p>
+      <w:pPr>
+        <w:widowControl/>
         <w:numPr>
           <w:ilvl w:val="0"/>
-          <w:numId w:val="30"/>
+          <w:numId w:val="47"/>
         </w:numPr>
-        <w:jc w:val="both"/>
-        <w:rPr>
-          <w:rFonts w:asciiTheme="minorHAnsi" w:hAnsiTheme="minorHAnsi" w:cstheme="minorHAnsi"/>
-          <w:sz w:val="20"/>
-          <w:szCs w:val="20"/>
-        </w:rPr>
-      </w:pPr>
-      <w:r>
-        <w:rPr>
-          <w:rFonts w:asciiTheme="minorHAnsi" w:hAnsiTheme="minorHAnsi" w:cstheme="minorHAnsi"/>
-          <w:sz w:val="20"/>
-          <w:szCs w:val="20"/>
-        </w:rPr>
-        <w:t xml:space="preserve">Implemented </w:t>
-      </w:r>
-      <w:proofErr w:type="spellStart"/>
-      <w:r>
-        <w:rPr>
-          <w:rFonts w:asciiTheme="minorHAnsi" w:hAnsiTheme="minorHAnsi" w:cstheme="minorHAnsi"/>
-          <w:sz w:val="20"/>
-          <w:szCs w:val="20"/>
-        </w:rPr>
-        <w:t>OAuth</w:t>
-      </w:r>
-      <w:proofErr w:type="spellEnd"/>
-      <w:r>
-        <w:rPr>
-          <w:rFonts w:asciiTheme="minorHAnsi" w:hAnsiTheme="minorHAnsi" w:cstheme="minorHAnsi"/>
-          <w:sz w:val="20"/>
-          <w:szCs w:val="20"/>
-        </w:rPr>
-        <w:t xml:space="preserve"> 2.0, SSO, and role-based authorization in LACOE applications, securing REST APIs and ensuring users had appropriate access based on roles and permissions.</w:t>
-      </w:r>
-    </w:p>
-    <w:p>
-      <w:pPr>
-        <w:pStyle w:val="x1yc453h"/>
+        <w:autoSpaceDE/>
+        <w:autoSpaceDN/>
+        <w:spacing w:before="100" w:beforeAutospacing="1" w:after="100" w:afterAutospacing="1"/>
+        <w:jc w:val="both"/>
+        <w:rPr>
+          <w:rFonts w:asciiTheme="minorHAnsi" w:hAnsiTheme="minorHAnsi" w:cstheme="minorHAnsi"/>
+          <w:sz w:val="20"/>
+          <w:szCs w:val="20"/>
+        </w:rPr>
+      </w:pPr>
+      <w:r>
+        <w:rPr>
+          <w:rFonts w:asciiTheme="minorHAnsi" w:hAnsiTheme="minorHAnsi" w:cstheme="minorHAnsi"/>
+          <w:sz w:val="20"/>
+          <w:szCs w:val="20"/>
+        </w:rPr>
+        <w:t>Developed backend services, REST APIs, microservices, WCF services, XML Web Services, and OData integrations using C# and .NET to support communication between LACOE applications, internal systems, middleware, and external services.</w:t>
+      </w:r>
+    </w:p>
+    <w:p>
+      <w:pPr>
+        <w:widowControl/>
         <w:numPr>
           <w:ilvl w:val="0"/>
-          <w:numId w:val="30"/>
+          <w:numId w:val="47"/>
         </w:numPr>
-        <w:jc w:val="both"/>
-        <w:rPr>
-          <w:rFonts w:asciiTheme="minorHAnsi" w:hAnsiTheme="minorHAnsi" w:cstheme="minorHAnsi"/>
-          <w:sz w:val="20"/>
-          <w:szCs w:val="20"/>
-        </w:rPr>
-      </w:pPr>
-      <w:r>
-        <w:rPr>
-          <w:rFonts w:asciiTheme="minorHAnsi" w:hAnsiTheme="minorHAnsi" w:cstheme="minorHAnsi"/>
-          <w:sz w:val="20"/>
-          <w:szCs w:val="20"/>
-        </w:rPr>
-        <w:t xml:space="preserve">Designed and optimized </w:t>
-      </w:r>
-      <w:r>
-        <w:rPr>
-          <w:rStyle w:val="Strong"/>
-          <w:rFonts w:asciiTheme="minorHAnsi" w:hAnsiTheme="minorHAnsi" w:cstheme="minorHAnsi"/>
-          <w:sz w:val="20"/>
-          <w:szCs w:val="20"/>
-        </w:rPr>
-        <w:t>SQL Server 2019 and Oracle</w:t>
-      </w:r>
-      <w:r>
-        <w:rPr>
-          <w:rFonts w:asciiTheme="minorHAnsi" w:hAnsiTheme="minorHAnsi" w:cstheme="minorHAnsi"/>
-          <w:sz w:val="20"/>
-          <w:szCs w:val="20"/>
-        </w:rPr>
-        <w:t xml:space="preserve"> database solutions, developing complex queries, stored procedures, views, indexes, and database objects while troubleshooting data issues and improving application performance.</w:t>
-      </w:r>
-    </w:p>
-    <w:p>
-      <w:pPr>
-        <w:pStyle w:val="x1yc453h"/>
+        <w:autoSpaceDE/>
+        <w:autoSpaceDN/>
+        <w:spacing w:before="100" w:beforeAutospacing="1" w:after="100" w:afterAutospacing="1"/>
+        <w:jc w:val="both"/>
+        <w:rPr>
+          <w:rFonts w:asciiTheme="minorHAnsi" w:hAnsiTheme="minorHAnsi" w:cstheme="minorHAnsi"/>
+          <w:sz w:val="20"/>
+          <w:szCs w:val="20"/>
+        </w:rPr>
+      </w:pPr>
+      <w:r>
+        <w:rPr>
+          <w:rFonts w:asciiTheme="minorHAnsi" w:hAnsiTheme="minorHAnsi" w:cstheme="minorHAnsi"/>
+          <w:sz w:val="20"/>
+          <w:szCs w:val="20"/>
+        </w:rPr>
+        <w:t>Implemented REST API operations using GET, POST, PUT, and DELETE, working with JSON and XML data to support reliable data exchange between front-end applications, backend services, and integrated systems.</w:t>
+      </w:r>
+    </w:p>
+    <w:p>
+      <w:pPr>
+        <w:widowControl/>
         <w:numPr>
           <w:ilvl w:val="0"/>
-          <w:numId w:val="30"/>
+          <w:numId w:val="47"/>
         </w:numPr>
-        <w:jc w:val="both"/>
-        <w:rPr>
-          <w:rFonts w:asciiTheme="minorHAnsi" w:hAnsiTheme="minorHAnsi" w:cstheme="minorHAnsi"/>
-          <w:sz w:val="20"/>
-          <w:szCs w:val="20"/>
-        </w:rPr>
-      </w:pPr>
-      <w:r>
-        <w:rPr>
-          <w:rFonts w:asciiTheme="minorHAnsi" w:hAnsiTheme="minorHAnsi" w:cstheme="minorHAnsi"/>
-          <w:sz w:val="20"/>
-          <w:szCs w:val="20"/>
-        </w:rPr>
-        <w:t xml:space="preserve">Developed reusable data-access functionality using </w:t>
-      </w:r>
-      <w:r>
-        <w:rPr>
-          <w:rStyle w:val="Strong"/>
-          <w:rFonts w:asciiTheme="minorHAnsi" w:hAnsiTheme="minorHAnsi" w:cstheme="minorHAnsi"/>
-          <w:sz w:val="20"/>
-          <w:szCs w:val="20"/>
-        </w:rPr>
-        <w:t>Entity Framework, Entity Framework Core, LINQ, ADO.NET, and SQL</w:t>
-      </w:r>
-      <w:r>
-        <w:rPr>
-          <w:rFonts w:asciiTheme="minorHAnsi" w:hAnsiTheme="minorHAnsi" w:cstheme="minorHAnsi"/>
-          <w:sz w:val="20"/>
-          <w:szCs w:val="20"/>
-        </w:rPr>
-        <w:t>, maintaining efficient communication between application services and database systems.</w:t>
-      </w:r>
-    </w:p>
-    <w:p>
-      <w:pPr>
-        <w:pStyle w:val="x1yc453h"/>
+        <w:autoSpaceDE/>
+        <w:autoSpaceDN/>
+        <w:spacing w:before="100" w:beforeAutospacing="1" w:after="100" w:afterAutospacing="1"/>
+        <w:jc w:val="both"/>
+        <w:rPr>
+          <w:rFonts w:asciiTheme="minorHAnsi" w:hAnsiTheme="minorHAnsi" w:cstheme="minorHAnsi"/>
+          <w:sz w:val="20"/>
+          <w:szCs w:val="20"/>
+        </w:rPr>
+      </w:pPr>
+      <w:r>
+        <w:rPr>
+          <w:rFonts w:asciiTheme="minorHAnsi" w:hAnsiTheme="minorHAnsi" w:cstheme="minorHAnsi"/>
+          <w:sz w:val="20"/>
+          <w:szCs w:val="20"/>
+        </w:rPr>
+        <w:t>Developed and maintained the Data Exchange Layer using ASP.NET Core and C# to support the exchange, validation, and processing of IFC sign data across LACOE applications and departments.</w:t>
+      </w:r>
+    </w:p>
+    <w:p>
+      <w:pPr>
+        <w:widowControl/>
         <w:numPr>
           <w:ilvl w:val="0"/>
-          <w:numId w:val="30"/>
+          <w:numId w:val="47"/>
         </w:numPr>
-        <w:jc w:val="both"/>
-        <w:rPr>
-          <w:rFonts w:asciiTheme="minorHAnsi" w:hAnsiTheme="minorHAnsi" w:cstheme="minorHAnsi"/>
-          <w:sz w:val="20"/>
-          <w:szCs w:val="20"/>
-        </w:rPr>
-      </w:pPr>
-      <w:r>
-        <w:rPr>
-          <w:rFonts w:asciiTheme="minorHAnsi" w:hAnsiTheme="minorHAnsi" w:cstheme="minorHAnsi"/>
-          <w:sz w:val="20"/>
-          <w:szCs w:val="20"/>
-        </w:rPr>
-        <w:t xml:space="preserve">Created and maintained </w:t>
-      </w:r>
-      <w:r>
-        <w:rPr>
-          <w:rStyle w:val="Strong"/>
-          <w:rFonts w:asciiTheme="minorHAnsi" w:hAnsiTheme="minorHAnsi" w:cstheme="minorHAnsi"/>
-          <w:sz w:val="20"/>
-          <w:szCs w:val="20"/>
-        </w:rPr>
-        <w:t>SSRS reports and Power BI dashboards</w:t>
-      </w:r>
-      <w:r>
-        <w:rPr>
-          <w:rFonts w:asciiTheme="minorHAnsi" w:hAnsiTheme="minorHAnsi" w:cstheme="minorHAnsi"/>
-          <w:sz w:val="20"/>
-          <w:szCs w:val="20"/>
-        </w:rPr>
-        <w:t xml:space="preserve"> for LACOE teams, providing management and operational reporting that helped </w:t>
-      </w:r>
-      <w:proofErr w:type="gramStart"/>
-      <w:r>
-        <w:rPr>
-          <w:rFonts w:asciiTheme="minorHAnsi" w:hAnsiTheme="minorHAnsi" w:cstheme="minorHAnsi"/>
-          <w:sz w:val="20"/>
-          <w:szCs w:val="20"/>
-        </w:rPr>
-        <w:t>users</w:t>
-      </w:r>
-      <w:proofErr w:type="gramEnd"/>
-      <w:r>
-        <w:rPr>
-          <w:rFonts w:asciiTheme="minorHAnsi" w:hAnsiTheme="minorHAnsi" w:cstheme="minorHAnsi"/>
-          <w:sz w:val="20"/>
-          <w:szCs w:val="20"/>
-        </w:rPr>
-        <w:t xml:space="preserve"> access timely, accurate, and easy-to-understand information.</w:t>
-      </w:r>
-    </w:p>
-    <w:p>
-      <w:pPr>
-        <w:pStyle w:val="x1yc453h"/>
+        <w:autoSpaceDE/>
+        <w:autoSpaceDN/>
+        <w:spacing w:before="100" w:beforeAutospacing="1" w:after="100" w:afterAutospacing="1"/>
+        <w:jc w:val="both"/>
+        <w:rPr>
+          <w:rFonts w:asciiTheme="minorHAnsi" w:hAnsiTheme="minorHAnsi" w:cstheme="minorHAnsi"/>
+          <w:sz w:val="20"/>
+          <w:szCs w:val="20"/>
+        </w:rPr>
+      </w:pPr>
+      <w:r>
+        <w:rPr>
+          <w:rFonts w:asciiTheme="minorHAnsi" w:hAnsiTheme="minorHAnsi" w:cstheme="minorHAnsi"/>
+          <w:sz w:val="20"/>
+          <w:szCs w:val="20"/>
+        </w:rPr>
+        <w:t>Implemented authentication and authorization using OAuth 2.0, single sign-on (SSO), and role-based access controls to secure APIs and ensure users could access appropriate application features and data.</w:t>
+      </w:r>
+    </w:p>
+    <w:p>
+      <w:pPr>
+        <w:widowControl/>
         <w:numPr>
           <w:ilvl w:val="0"/>
-          <w:numId w:val="30"/>
+          <w:numId w:val="47"/>
         </w:numPr>
-        <w:jc w:val="both"/>
-        <w:rPr>
-          <w:rFonts w:asciiTheme="minorHAnsi" w:hAnsiTheme="minorHAnsi" w:cstheme="minorHAnsi"/>
-          <w:sz w:val="20"/>
-          <w:szCs w:val="20"/>
-        </w:rPr>
-      </w:pPr>
-      <w:r>
-        <w:rPr>
-          <w:rFonts w:asciiTheme="minorHAnsi" w:hAnsiTheme="minorHAnsi" w:cstheme="minorHAnsi"/>
-          <w:sz w:val="20"/>
-          <w:szCs w:val="20"/>
-        </w:rPr>
-        <w:t xml:space="preserve">Implemented secure application access using </w:t>
-      </w:r>
-      <w:proofErr w:type="spellStart"/>
-      <w:r>
-        <w:rPr>
-          <w:rStyle w:val="Strong"/>
-          <w:rFonts w:asciiTheme="minorHAnsi" w:hAnsiTheme="minorHAnsi" w:cstheme="minorHAnsi"/>
-          <w:sz w:val="20"/>
-          <w:szCs w:val="20"/>
-        </w:rPr>
-        <w:t>OAuth</w:t>
-      </w:r>
-      <w:proofErr w:type="spellEnd"/>
-      <w:r>
-        <w:rPr>
-          <w:rStyle w:val="Strong"/>
-          <w:rFonts w:asciiTheme="minorHAnsi" w:hAnsiTheme="minorHAnsi" w:cstheme="minorHAnsi"/>
-          <w:sz w:val="20"/>
-          <w:szCs w:val="20"/>
-        </w:rPr>
-        <w:t xml:space="preserve"> 2.0, authentication, authorization, and SSO</w:t>
-      </w:r>
-      <w:r>
-        <w:rPr>
-          <w:rFonts w:asciiTheme="minorHAnsi" w:hAnsiTheme="minorHAnsi" w:cstheme="minorHAnsi"/>
-          <w:sz w:val="20"/>
-          <w:szCs w:val="20"/>
-        </w:rPr>
-        <w:t>, supporting secure access to enterprise applications and services.</w:t>
-      </w:r>
-    </w:p>
-    <w:p>
-      <w:pPr>
-        <w:pStyle w:val="x1yc453h"/>
+        <w:autoSpaceDE/>
+        <w:autoSpaceDN/>
+        <w:spacing w:before="100" w:beforeAutospacing="1" w:after="100" w:afterAutospacing="1"/>
+        <w:jc w:val="both"/>
+        <w:rPr>
+          <w:rFonts w:asciiTheme="minorHAnsi" w:hAnsiTheme="minorHAnsi" w:cstheme="minorHAnsi"/>
+          <w:sz w:val="20"/>
+          <w:szCs w:val="20"/>
+        </w:rPr>
+      </w:pPr>
+      <w:r>
+        <w:rPr>
+          <w:rFonts w:asciiTheme="minorHAnsi" w:hAnsiTheme="minorHAnsi" w:cstheme="minorHAnsi"/>
+          <w:sz w:val="20"/>
+          <w:szCs w:val="20"/>
+        </w:rPr>
+        <w:t>Integrated applications with SQL Server 2019 and Oracle databases, developing and maintaining complex queries, stored procedures, views, indexes, and database objects to support application functionality and reporting requirements.</w:t>
+      </w:r>
+    </w:p>
+    <w:p>
+      <w:pPr>
+        <w:widowControl/>
         <w:numPr>
           <w:ilvl w:val="0"/>
-          <w:numId w:val="30"/>
+          <w:numId w:val="47"/>
         </w:numPr>
-        <w:jc w:val="both"/>
-        <w:rPr>
-          <w:rFonts w:asciiTheme="minorHAnsi" w:hAnsiTheme="minorHAnsi" w:cstheme="minorHAnsi"/>
-          <w:sz w:val="20"/>
-          <w:szCs w:val="20"/>
-        </w:rPr>
-      </w:pPr>
-      <w:r>
-        <w:rPr>
-          <w:rFonts w:asciiTheme="minorHAnsi" w:hAnsiTheme="minorHAnsi" w:cstheme="minorHAnsi"/>
-          <w:sz w:val="20"/>
-          <w:szCs w:val="20"/>
-        </w:rPr>
-        <w:t xml:space="preserve">Managed application builds and deployments using </w:t>
-      </w:r>
-      <w:r>
-        <w:rPr>
-          <w:rStyle w:val="Strong"/>
-          <w:rFonts w:asciiTheme="minorHAnsi" w:hAnsiTheme="minorHAnsi" w:cstheme="minorHAnsi"/>
-          <w:sz w:val="20"/>
-          <w:szCs w:val="20"/>
-        </w:rPr>
-        <w:t>Azure DevOps CI/CD pipelines</w:t>
-      </w:r>
-      <w:r>
-        <w:rPr>
-          <w:rFonts w:asciiTheme="minorHAnsi" w:hAnsiTheme="minorHAnsi" w:cstheme="minorHAnsi"/>
-          <w:sz w:val="20"/>
-          <w:szCs w:val="20"/>
-        </w:rPr>
-        <w:t>, supporting automated builds, testing, releases, and deployments across development, QA, and production environments.</w:t>
-      </w:r>
-    </w:p>
-    <w:p>
-      <w:pPr>
-        <w:pStyle w:val="x1yc453h"/>
+        <w:autoSpaceDE/>
+        <w:autoSpaceDN/>
+        <w:spacing w:before="100" w:beforeAutospacing="1" w:after="100" w:afterAutospacing="1"/>
+        <w:jc w:val="both"/>
+        <w:rPr>
+          <w:rFonts w:asciiTheme="minorHAnsi" w:hAnsiTheme="minorHAnsi" w:cstheme="minorHAnsi"/>
+          <w:sz w:val="20"/>
+          <w:szCs w:val="20"/>
+        </w:rPr>
+      </w:pPr>
+      <w:r>
+        <w:rPr>
+          <w:rFonts w:asciiTheme="minorHAnsi" w:hAnsiTheme="minorHAnsi" w:cstheme="minorHAnsi"/>
+          <w:color w:val="0D0D0D"/>
+          <w:sz w:val="20"/>
+          <w:szCs w:val="20"/>
+          <w:shd w:val="clear" w:color="auto" w:fill="FCFCFC"/>
+        </w:rPr>
+        <w:t>Implemented data-access functionality using Entity Framework, Entity Framework Core, LINQ, ADO.NET, and SQL, while troubleshooting database issues and optimizing queries to improve application performance and responsiveness.</w:t>
+      </w:r>
+      <w:r>
+        <w:rPr>
+          <w:rFonts w:asciiTheme="minorHAnsi" w:hAnsiTheme="minorHAnsi" w:cstheme="minorHAnsi"/>
+          <w:sz w:val="20"/>
+          <w:szCs w:val="20"/>
+        </w:rPr>
+        <w:t>.</w:t>
+      </w:r>
+    </w:p>
+    <w:p>
+      <w:pPr>
+        <w:widowControl/>
         <w:numPr>
           <w:ilvl w:val="0"/>
-          <w:numId w:val="30"/>
+          <w:numId w:val="47"/>
         </w:numPr>
-        <w:jc w:val="both"/>
-        <w:rPr>
-          <w:rFonts w:asciiTheme="minorHAnsi" w:hAnsiTheme="minorHAnsi" w:cstheme="minorHAnsi"/>
-          <w:sz w:val="20"/>
-          <w:szCs w:val="20"/>
-        </w:rPr>
-      </w:pPr>
-      <w:r>
-        <w:rPr>
-          <w:rFonts w:asciiTheme="minorHAnsi" w:hAnsiTheme="minorHAnsi" w:cstheme="minorHAnsi"/>
-          <w:sz w:val="20"/>
-          <w:szCs w:val="20"/>
-        </w:rPr>
-        <w:t xml:space="preserve">Used </w:t>
-      </w:r>
-      <w:r>
-        <w:rPr>
-          <w:rStyle w:val="Strong"/>
-          <w:rFonts w:asciiTheme="minorHAnsi" w:hAnsiTheme="minorHAnsi" w:cstheme="minorHAnsi"/>
-          <w:sz w:val="20"/>
-          <w:szCs w:val="20"/>
-        </w:rPr>
-        <w:t xml:space="preserve">Azure DevOps, </w:t>
-      </w:r>
-      <w:proofErr w:type="spellStart"/>
-      <w:r>
-        <w:rPr>
-          <w:rStyle w:val="Strong"/>
-          <w:rFonts w:asciiTheme="minorHAnsi" w:hAnsiTheme="minorHAnsi" w:cstheme="minorHAnsi"/>
-          <w:sz w:val="20"/>
-          <w:szCs w:val="20"/>
-        </w:rPr>
-        <w:t>GitHub</w:t>
-      </w:r>
-      <w:proofErr w:type="spellEnd"/>
-      <w:r>
-        <w:rPr>
-          <w:rStyle w:val="Strong"/>
-          <w:rFonts w:asciiTheme="minorHAnsi" w:hAnsiTheme="minorHAnsi" w:cstheme="minorHAnsi"/>
-          <w:sz w:val="20"/>
-          <w:szCs w:val="20"/>
-        </w:rPr>
-        <w:t xml:space="preserve">, </w:t>
-      </w:r>
-      <w:proofErr w:type="spellStart"/>
-      <w:r>
-        <w:rPr>
-          <w:rStyle w:val="Strong"/>
-          <w:rFonts w:asciiTheme="minorHAnsi" w:hAnsiTheme="minorHAnsi" w:cstheme="minorHAnsi"/>
-          <w:sz w:val="20"/>
-          <w:szCs w:val="20"/>
-        </w:rPr>
-        <w:t>Git</w:t>
-      </w:r>
-      <w:proofErr w:type="spellEnd"/>
-      <w:r>
-        <w:rPr>
-          <w:rStyle w:val="Strong"/>
-          <w:rFonts w:asciiTheme="minorHAnsi" w:hAnsiTheme="minorHAnsi" w:cstheme="minorHAnsi"/>
-          <w:sz w:val="20"/>
-          <w:szCs w:val="20"/>
-        </w:rPr>
-        <w:t>, and related DevOps tools</w:t>
-      </w:r>
-      <w:r>
-        <w:rPr>
-          <w:rFonts w:asciiTheme="minorHAnsi" w:hAnsiTheme="minorHAnsi" w:cstheme="minorHAnsi"/>
-          <w:sz w:val="20"/>
-          <w:szCs w:val="20"/>
-        </w:rPr>
-        <w:t xml:space="preserve"> for source control, pull requests, work-item tracking, code reviews, build management, release activities, and collaboration with development and QA teams.</w:t>
-      </w:r>
-    </w:p>
-    <w:p>
-      <w:pPr>
-        <w:pStyle w:val="x1yc453h"/>
+        <w:autoSpaceDE/>
+        <w:autoSpaceDN/>
+        <w:spacing w:before="100" w:beforeAutospacing="1" w:after="100" w:afterAutospacing="1"/>
+        <w:jc w:val="both"/>
+        <w:rPr>
+          <w:rFonts w:asciiTheme="minorHAnsi" w:hAnsiTheme="minorHAnsi" w:cstheme="minorHAnsi"/>
+          <w:sz w:val="20"/>
+          <w:szCs w:val="20"/>
+        </w:rPr>
+      </w:pPr>
+      <w:r>
+        <w:rPr>
+          <w:rFonts w:asciiTheme="minorHAnsi" w:hAnsiTheme="minorHAnsi" w:cstheme="minorHAnsi"/>
+          <w:sz w:val="20"/>
+          <w:szCs w:val="20"/>
+        </w:rPr>
+        <w:t>Created and maintained SSRS reports and Power BI dashboards to support LACOE operational and management reporting, helping users access relevant and understandable business information.</w:t>
+      </w:r>
+    </w:p>
+    <w:p>
+      <w:pPr>
+        <w:widowControl/>
         <w:numPr>
           <w:ilvl w:val="0"/>
-          <w:numId w:val="30"/>
+          <w:numId w:val="47"/>
         </w:numPr>
-        <w:jc w:val="both"/>
-        <w:rPr>
-          <w:rFonts w:asciiTheme="minorHAnsi" w:hAnsiTheme="minorHAnsi" w:cstheme="minorHAnsi"/>
-          <w:sz w:val="20"/>
-          <w:szCs w:val="20"/>
-        </w:rPr>
-      </w:pPr>
-      <w:r>
-        <w:rPr>
-          <w:rFonts w:asciiTheme="minorHAnsi" w:hAnsiTheme="minorHAnsi" w:cstheme="minorHAnsi"/>
-          <w:sz w:val="20"/>
-          <w:szCs w:val="20"/>
-        </w:rPr>
-        <w:t xml:space="preserve">Worked on the </w:t>
-      </w:r>
-      <w:r>
-        <w:rPr>
-          <w:rStyle w:val="Strong"/>
-          <w:rFonts w:asciiTheme="minorHAnsi" w:hAnsiTheme="minorHAnsi" w:cstheme="minorHAnsi"/>
-          <w:sz w:val="20"/>
-          <w:szCs w:val="20"/>
-        </w:rPr>
-        <w:t xml:space="preserve">Data Exchange Layer </w:t>
-      </w:r>
-      <w:r>
-        <w:rPr>
-          <w:rFonts w:asciiTheme="minorHAnsi" w:hAnsiTheme="minorHAnsi" w:cstheme="minorHAnsi"/>
-          <w:sz w:val="20"/>
-          <w:szCs w:val="20"/>
-        </w:rPr>
-        <w:t xml:space="preserve">using ASP.NET Core and C# to support the exchange, validation, and processing of </w:t>
-      </w:r>
-      <w:r>
-        <w:rPr>
-          <w:rStyle w:val="Strong"/>
-          <w:rFonts w:asciiTheme="minorHAnsi" w:hAnsiTheme="minorHAnsi" w:cstheme="minorHAnsi"/>
-          <w:sz w:val="20"/>
-          <w:szCs w:val="20"/>
-        </w:rPr>
-        <w:t>IFC sign data across LACOE applications and departments</w:t>
-      </w:r>
-      <w:r>
-        <w:rPr>
-          <w:rFonts w:asciiTheme="minorHAnsi" w:hAnsiTheme="minorHAnsi" w:cstheme="minorHAnsi"/>
-          <w:sz w:val="20"/>
-          <w:szCs w:val="20"/>
-        </w:rPr>
-        <w:t>.</w:t>
-      </w:r>
-    </w:p>
-    <w:p>
-      <w:pPr>
-        <w:pStyle w:val="x1yc453h"/>
+        <w:autoSpaceDE/>
+        <w:autoSpaceDN/>
+        <w:spacing w:before="100" w:beforeAutospacing="1" w:after="100" w:afterAutospacing="1"/>
+        <w:jc w:val="both"/>
+        <w:rPr>
+          <w:rFonts w:asciiTheme="minorHAnsi" w:hAnsiTheme="minorHAnsi" w:cstheme="minorHAnsi"/>
+          <w:sz w:val="20"/>
+          <w:szCs w:val="20"/>
+        </w:rPr>
+      </w:pPr>
+      <w:r>
+        <w:rPr>
+          <w:rFonts w:asciiTheme="minorHAnsi" w:hAnsiTheme="minorHAnsi" w:cstheme="minorHAnsi"/>
+          <w:sz w:val="20"/>
+          <w:szCs w:val="20"/>
+        </w:rPr>
+        <w:t>Modernized existing applications by introducing newer .NET technologies, REST APIs, reusable UI components, and modern front-end frameworks while preserving existing business functionality and production stability.</w:t>
+      </w:r>
+    </w:p>
+    <w:p>
+      <w:pPr>
+        <w:widowControl/>
         <w:numPr>
           <w:ilvl w:val="0"/>
-          <w:numId w:val="30"/>
+          <w:numId w:val="47"/>
         </w:numPr>
-        <w:jc w:val="both"/>
-        <w:rPr>
-          <w:rFonts w:asciiTheme="minorHAnsi" w:hAnsiTheme="minorHAnsi" w:cstheme="minorHAnsi"/>
-          <w:sz w:val="20"/>
-          <w:szCs w:val="20"/>
-        </w:rPr>
-      </w:pPr>
-      <w:r>
-        <w:rPr>
-          <w:rFonts w:asciiTheme="minorHAnsi" w:hAnsiTheme="minorHAnsi" w:cstheme="minorHAnsi"/>
-          <w:sz w:val="20"/>
-          <w:szCs w:val="20"/>
-        </w:rPr>
-        <w:t xml:space="preserve">Designed and consumed </w:t>
-      </w:r>
-      <w:r>
-        <w:rPr>
-          <w:rStyle w:val="Strong"/>
-          <w:rFonts w:asciiTheme="minorHAnsi" w:hAnsiTheme="minorHAnsi" w:cstheme="minorHAnsi"/>
-          <w:sz w:val="20"/>
-          <w:szCs w:val="20"/>
-        </w:rPr>
-        <w:t>REST APIs for LACOE</w:t>
-      </w:r>
-      <w:r>
-        <w:rPr>
-          <w:rFonts w:asciiTheme="minorHAnsi" w:hAnsiTheme="minorHAnsi" w:cstheme="minorHAnsi"/>
-          <w:sz w:val="20"/>
-          <w:szCs w:val="20"/>
-        </w:rPr>
-        <w:t>, enabling communication between React applications, .NET services, middleware components, databases, and external systems.</w:t>
-      </w:r>
-    </w:p>
-    <w:p>
-      <w:pPr>
-        <w:pStyle w:val="x1yc453h"/>
+        <w:autoSpaceDE/>
+        <w:autoSpaceDN/>
+        <w:spacing w:before="100" w:beforeAutospacing="1" w:after="100" w:afterAutospacing="1"/>
+        <w:jc w:val="both"/>
+        <w:rPr>
+          <w:rFonts w:asciiTheme="minorHAnsi" w:hAnsiTheme="minorHAnsi" w:cstheme="minorHAnsi"/>
+          <w:sz w:val="20"/>
+          <w:szCs w:val="20"/>
+        </w:rPr>
+      </w:pPr>
+      <w:r>
+        <w:rPr>
+          <w:rFonts w:asciiTheme="minorHAnsi" w:hAnsiTheme="minorHAnsi" w:cstheme="minorHAnsi"/>
+          <w:color w:val="0D0D0D"/>
+          <w:sz w:val="20"/>
+          <w:szCs w:val="20"/>
+          <w:shd w:val="clear" w:color="auto" w:fill="FCFCFC"/>
+        </w:rPr>
+        <w:t>Developed applications using secure coding, including input validation, authentication, authorization, and encryption to protect sensitive information and maintain data security.</w:t>
+      </w:r>
+    </w:p>
+    <w:p>
+      <w:pPr>
+        <w:widowControl/>
         <w:numPr>
           <w:ilvl w:val="0"/>
-          <w:numId w:val="30"/>
+          <w:numId w:val="47"/>
         </w:numPr>
-        <w:jc w:val="both"/>
-        <w:rPr>
-          <w:rFonts w:asciiTheme="minorHAnsi" w:hAnsiTheme="minorHAnsi" w:cstheme="minorHAnsi"/>
-          <w:sz w:val="20"/>
-          <w:szCs w:val="20"/>
-        </w:rPr>
-      </w:pPr>
-      <w:r>
-        <w:rPr>
-          <w:rFonts w:asciiTheme="minorHAnsi" w:hAnsiTheme="minorHAnsi" w:cstheme="minorHAnsi"/>
-          <w:color w:val="0D0D0D"/>
-          <w:sz w:val="20"/>
-          <w:szCs w:val="20"/>
-          <w:shd w:val="clear" w:color="auto" w:fill="FFFFFF"/>
-        </w:rPr>
-        <w:t xml:space="preserve">Developed reusable </w:t>
-      </w:r>
-      <w:r>
-        <w:rPr>
-          <w:rStyle w:val="Strong"/>
-          <w:rFonts w:asciiTheme="minorHAnsi" w:hAnsiTheme="minorHAnsi" w:cstheme="minorHAnsi"/>
-          <w:color w:val="0D0D0D"/>
-          <w:sz w:val="20"/>
-          <w:szCs w:val="20"/>
-          <w:shd w:val="clear" w:color="auto" w:fill="FFFFFF"/>
-        </w:rPr>
-        <w:t>React.js components</w:t>
-      </w:r>
-      <w:r>
-        <w:rPr>
-          <w:rFonts w:asciiTheme="minorHAnsi" w:hAnsiTheme="minorHAnsi" w:cstheme="minorHAnsi"/>
-          <w:color w:val="0D0D0D"/>
-          <w:sz w:val="20"/>
-          <w:szCs w:val="20"/>
-          <w:shd w:val="clear" w:color="auto" w:fill="FFFFFF"/>
-        </w:rPr>
-        <w:t xml:space="preserve"> using Hooks and state management to support user-facing workflows, forms, dashboards, data grids, and real-time application updates</w:t>
-      </w:r>
-    </w:p>
-    <w:p>
-      <w:pPr>
-        <w:pStyle w:val="x1yc453h"/>
+        <w:autoSpaceDE/>
+        <w:autoSpaceDN/>
+        <w:spacing w:before="100" w:beforeAutospacing="1" w:after="100" w:afterAutospacing="1"/>
+        <w:jc w:val="both"/>
+        <w:rPr>
+          <w:rFonts w:asciiTheme="minorHAnsi" w:hAnsiTheme="minorHAnsi" w:cstheme="minorHAnsi"/>
+          <w:sz w:val="20"/>
+          <w:szCs w:val="20"/>
+        </w:rPr>
+      </w:pPr>
+      <w:r>
+        <w:rPr>
+          <w:rFonts w:asciiTheme="minorHAnsi" w:hAnsiTheme="minorHAnsi" w:cstheme="minorHAnsi"/>
+          <w:sz w:val="20"/>
+          <w:szCs w:val="20"/>
+        </w:rPr>
+        <w:t>Developed</w:t>
+      </w:r>
+      <w:r>
+        <w:rPr>
+          <w:rFonts w:asciiTheme="minorHAnsi" w:hAnsiTheme="minorHAnsi" w:cstheme="minorHAnsi"/>
+          <w:sz w:val="20"/>
+          <w:szCs w:val="20"/>
+        </w:rPr>
+        <w:t xml:space="preserve"> Azure DevOps, Git, and GitHub to manage source code, pull requests, code reviews, work items, builds, releases, and CI/CD pipelines, supporting deployments across development, QA, and production environments.</w:t>
+      </w:r>
+    </w:p>
+    <w:p>
+      <w:pPr>
+        <w:widowControl/>
         <w:numPr>
           <w:ilvl w:val="0"/>
-          <w:numId w:val="30"/>
+          <w:numId w:val="47"/>
         </w:numPr>
-        <w:jc w:val="both"/>
-        <w:rPr>
-          <w:rFonts w:asciiTheme="minorHAnsi" w:hAnsiTheme="minorHAnsi" w:cstheme="minorHAnsi"/>
-          <w:sz w:val="20"/>
-          <w:szCs w:val="20"/>
-        </w:rPr>
-      </w:pPr>
-      <w:r>
-        <w:rPr>
-          <w:rFonts w:asciiTheme="minorHAnsi" w:hAnsiTheme="minorHAnsi" w:cstheme="minorHAnsi"/>
-          <w:sz w:val="20"/>
-          <w:szCs w:val="20"/>
-        </w:rPr>
-        <w:t xml:space="preserve">Modernized </w:t>
-      </w:r>
-      <w:r>
-        <w:rPr>
-          <w:rStyle w:val="Strong"/>
-          <w:rFonts w:asciiTheme="minorHAnsi" w:hAnsiTheme="minorHAnsi" w:cstheme="minorHAnsi"/>
-          <w:sz w:val="20"/>
-          <w:szCs w:val="20"/>
-        </w:rPr>
-        <w:t>legacy LACOE applications</w:t>
-      </w:r>
-      <w:r>
-        <w:rPr>
-          <w:rFonts w:asciiTheme="minorHAnsi" w:hAnsiTheme="minorHAnsi" w:cstheme="minorHAnsi"/>
-          <w:sz w:val="20"/>
-          <w:szCs w:val="20"/>
-        </w:rPr>
-        <w:t xml:space="preserve"> by introducing newer .NET technologies, REST APIs, </w:t>
-      </w:r>
-      <w:proofErr w:type="spellStart"/>
-      <w:r>
-        <w:rPr>
-          <w:rFonts w:asciiTheme="minorHAnsi" w:hAnsiTheme="minorHAnsi" w:cstheme="minorHAnsi"/>
-          <w:sz w:val="20"/>
-          <w:szCs w:val="20"/>
-        </w:rPr>
-        <w:t>microservices</w:t>
-      </w:r>
-      <w:proofErr w:type="spellEnd"/>
-      <w:r>
-        <w:rPr>
-          <w:rFonts w:asciiTheme="minorHAnsi" w:hAnsiTheme="minorHAnsi" w:cstheme="minorHAnsi"/>
-          <w:sz w:val="20"/>
-          <w:szCs w:val="20"/>
-        </w:rPr>
-        <w:t>, SPA frameworks, and cloud-based services while maintaining existing business functionality and production stability.</w:t>
-      </w:r>
-    </w:p>
-    <w:p>
-      <w:pPr>
-        <w:pStyle w:val="x1yc453h"/>
+        <w:autoSpaceDE/>
+        <w:autoSpaceDN/>
+        <w:spacing w:before="100" w:beforeAutospacing="1" w:after="100" w:afterAutospacing="1"/>
+        <w:jc w:val="both"/>
+        <w:rPr>
+          <w:rFonts w:asciiTheme="minorHAnsi" w:hAnsiTheme="minorHAnsi" w:cstheme="minorHAnsi"/>
+          <w:sz w:val="20"/>
+          <w:szCs w:val="20"/>
+        </w:rPr>
+      </w:pPr>
+      <w:r>
+        <w:rPr>
+          <w:rFonts w:asciiTheme="minorHAnsi" w:hAnsiTheme="minorHAnsi" w:cstheme="minorHAnsi"/>
+          <w:color w:val="0D0D0D"/>
+          <w:sz w:val="20"/>
+          <w:szCs w:val="20"/>
+          <w:shd w:val="clear" w:color="auto" w:fill="FCFCFC"/>
+        </w:rPr>
+        <w:t>Performed unit, integration, regression, and accessibility testing, debugged issues, reviewed code, and verified releases to improve application quality and reduce production defects</w:t>
+      </w:r>
+    </w:p>
+    <w:p>
+      <w:pPr>
+        <w:widowControl/>
         <w:numPr>
           <w:ilvl w:val="0"/>
-          <w:numId w:val="30"/>
+          <w:numId w:val="47"/>
         </w:numPr>
-        <w:jc w:val="both"/>
-        <w:rPr>
-          <w:rFonts w:asciiTheme="minorHAnsi" w:hAnsiTheme="minorHAnsi" w:cstheme="minorHAnsi"/>
-          <w:sz w:val="20"/>
-          <w:szCs w:val="20"/>
-        </w:rPr>
-      </w:pPr>
-      <w:r>
-        <w:rPr>
-          <w:rFonts w:asciiTheme="minorHAnsi" w:hAnsiTheme="minorHAnsi" w:cstheme="minorHAnsi"/>
-          <w:sz w:val="20"/>
-          <w:szCs w:val="20"/>
-        </w:rPr>
-        <w:t xml:space="preserve">Provided </w:t>
-      </w:r>
-      <w:r>
-        <w:rPr>
-          <w:rStyle w:val="Strong"/>
-          <w:rFonts w:asciiTheme="minorHAnsi" w:hAnsiTheme="minorHAnsi" w:cstheme="minorHAnsi"/>
-          <w:sz w:val="20"/>
-          <w:szCs w:val="20"/>
-        </w:rPr>
-        <w:t>production support and troubleshooting</w:t>
-      </w:r>
-      <w:r>
-        <w:rPr>
-          <w:rFonts w:asciiTheme="minorHAnsi" w:hAnsiTheme="minorHAnsi" w:cstheme="minorHAnsi"/>
-          <w:sz w:val="20"/>
-          <w:szCs w:val="20"/>
-        </w:rPr>
-        <w:t xml:space="preserve"> across the application stack, investigating issues involving Angular/JavaScript, .NET services, APIs, middleware, integrations, and SQL Server databases and working with technical teams to identify root causes and implement fixes.</w:t>
-      </w:r>
-    </w:p>
-    <w:p>
-      <w:pPr>
-        <w:pStyle w:val="x1yc453h"/>
+        <w:autoSpaceDE/>
+        <w:autoSpaceDN/>
+        <w:spacing w:before="100" w:beforeAutospacing="1" w:after="100" w:afterAutospacing="1"/>
+        <w:jc w:val="both"/>
+        <w:rPr>
+          <w:rFonts w:asciiTheme="minorHAnsi" w:hAnsiTheme="minorHAnsi" w:cstheme="minorHAnsi"/>
+          <w:sz w:val="20"/>
+          <w:szCs w:val="20"/>
+        </w:rPr>
+      </w:pPr>
+      <w:r>
+        <w:rPr>
+          <w:rFonts w:asciiTheme="minorHAnsi" w:hAnsiTheme="minorHAnsi" w:cstheme="minorHAnsi"/>
+          <w:color w:val="0D0D0D"/>
+          <w:sz w:val="20"/>
+          <w:szCs w:val="20"/>
+          <w:shd w:val="clear" w:color="auto" w:fill="FCFCFC"/>
+        </w:rPr>
+        <w:t>Delivered ongoing production support across the application stack by troubleshooting issues with Angular, React, JavaScript, .NET services, APIs, middleware, integrations, and SQL Server databases, collaborating with technical teams to identify root causes and implement fixes.</w:t>
+      </w:r>
+    </w:p>
+    <w:p>
+      <w:pPr>
+        <w:widowControl/>
         <w:numPr>
           <w:ilvl w:val="0"/>
-          <w:numId w:val="30"/>
+          <w:numId w:val="47"/>
         </w:numPr>
-        <w:shd w:val="clear" w:color="auto" w:fill="FFFFFF"/>
-        <w:spacing w:before="0" w:beforeAutospacing="0" w:after="0" w:afterAutospacing="0"/>
-        <w:jc w:val="both"/>
-        <w:rPr>
-          <w:rFonts w:asciiTheme="minorHAnsi" w:hAnsiTheme="minorHAnsi" w:cstheme="minorHAnsi"/>
-          <w:color w:val="0D0D0D"/>
-          <w:sz w:val="20"/>
-          <w:szCs w:val="20"/>
-        </w:rPr>
-      </w:pPr>
-      <w:r>
-        <w:rPr>
-          <w:rFonts w:asciiTheme="minorHAnsi" w:hAnsiTheme="minorHAnsi" w:cstheme="minorHAnsi"/>
-          <w:color w:val="0D0D0D"/>
-          <w:sz w:val="20"/>
-          <w:szCs w:val="20"/>
-        </w:rPr>
-        <w:t xml:space="preserve">Implemented </w:t>
-      </w:r>
-      <w:r>
-        <w:rPr>
-          <w:rStyle w:val="Strong"/>
-          <w:rFonts w:asciiTheme="minorHAnsi" w:hAnsiTheme="minorHAnsi" w:cstheme="minorHAnsi"/>
-          <w:color w:val="0D0D0D"/>
-          <w:sz w:val="20"/>
-          <w:szCs w:val="20"/>
-        </w:rPr>
-        <w:t>middleware components</w:t>
-      </w:r>
-      <w:r>
-        <w:rPr>
-          <w:rFonts w:asciiTheme="minorHAnsi" w:hAnsiTheme="minorHAnsi" w:cstheme="minorHAnsi"/>
-          <w:color w:val="0D0D0D"/>
-          <w:sz w:val="20"/>
-          <w:szCs w:val="20"/>
-        </w:rPr>
-        <w:t xml:space="preserve"> to manage communication between frontend applications, backend APIs, databases, and external systems, supporting reliable data exchange across application layers.</w:t>
-      </w:r>
-    </w:p>
-    <w:p>
-      <w:pPr>
-        <w:pStyle w:val="x1yc453h"/>
-        <w:numPr>
-          <w:ilvl w:val="0"/>
-          <w:numId w:val="30"/>
-        </w:numPr>
-        <w:jc w:val="both"/>
-        <w:rPr>
-          <w:rFonts w:asciiTheme="minorHAnsi" w:hAnsiTheme="minorHAnsi" w:cstheme="minorHAnsi"/>
-          <w:sz w:val="20"/>
-          <w:szCs w:val="20"/>
-        </w:rPr>
-      </w:pPr>
-      <w:r>
-        <w:rPr>
-          <w:rFonts w:asciiTheme="minorHAnsi" w:hAnsiTheme="minorHAnsi" w:cstheme="minorHAnsi"/>
-          <w:sz w:val="20"/>
-          <w:szCs w:val="20"/>
-        </w:rPr>
-        <w:t xml:space="preserve">Worked with </w:t>
-      </w:r>
-      <w:r>
-        <w:rPr>
-          <w:rStyle w:val="Strong"/>
-          <w:rFonts w:asciiTheme="minorHAnsi" w:hAnsiTheme="minorHAnsi" w:cstheme="minorHAnsi"/>
-          <w:sz w:val="20"/>
-          <w:szCs w:val="20"/>
-        </w:rPr>
-        <w:t xml:space="preserve">SQL Server and </w:t>
-      </w:r>
-      <w:proofErr w:type="spellStart"/>
-      <w:r>
-        <w:rPr>
-          <w:rStyle w:val="Strong"/>
-          <w:rFonts w:asciiTheme="minorHAnsi" w:hAnsiTheme="minorHAnsi" w:cstheme="minorHAnsi"/>
-          <w:sz w:val="20"/>
-          <w:szCs w:val="20"/>
-        </w:rPr>
-        <w:t>NoSQL</w:t>
-      </w:r>
-      <w:proofErr w:type="spellEnd"/>
-      <w:r>
-        <w:rPr>
-          <w:rStyle w:val="Strong"/>
-          <w:rFonts w:asciiTheme="minorHAnsi" w:hAnsiTheme="minorHAnsi" w:cstheme="minorHAnsi"/>
-          <w:sz w:val="20"/>
-          <w:szCs w:val="20"/>
-        </w:rPr>
-        <w:t xml:space="preserve"> data stores for LACOE</w:t>
-      </w:r>
-      <w:r>
-        <w:rPr>
-          <w:rFonts w:asciiTheme="minorHAnsi" w:hAnsiTheme="minorHAnsi" w:cstheme="minorHAnsi"/>
-          <w:sz w:val="20"/>
-          <w:szCs w:val="20"/>
-        </w:rPr>
-        <w:t>, supporting application data, business workflows, reporting, and system integration requirements.</w:t>
-      </w:r>
-    </w:p>
-    <w:p>
-      <w:pPr>
-        <w:pStyle w:val="x1yc453h"/>
-        <w:numPr>
-          <w:ilvl w:val="0"/>
-          <w:numId w:val="30"/>
-        </w:numPr>
-        <w:jc w:val="both"/>
-        <w:rPr>
-          <w:rFonts w:asciiTheme="minorHAnsi" w:hAnsiTheme="minorHAnsi" w:cstheme="minorHAnsi"/>
-          <w:sz w:val="20"/>
-          <w:szCs w:val="20"/>
-        </w:rPr>
-      </w:pPr>
-      <w:r>
-        <w:rPr>
-          <w:rFonts w:asciiTheme="minorHAnsi" w:hAnsiTheme="minorHAnsi" w:cstheme="minorHAnsi"/>
-          <w:sz w:val="20"/>
-          <w:szCs w:val="20"/>
-        </w:rPr>
-        <w:t xml:space="preserve">Participated in </w:t>
-      </w:r>
-      <w:r>
-        <w:rPr>
-          <w:rStyle w:val="Strong"/>
-          <w:rFonts w:asciiTheme="minorHAnsi" w:hAnsiTheme="minorHAnsi" w:cstheme="minorHAnsi"/>
-          <w:sz w:val="20"/>
-          <w:szCs w:val="20"/>
-        </w:rPr>
-        <w:t>unit and integration testing, debugging, code reviews, defect resolution, and release validation</w:t>
-      </w:r>
-      <w:r>
-        <w:rPr>
-          <w:rFonts w:asciiTheme="minorHAnsi" w:hAnsiTheme="minorHAnsi" w:cstheme="minorHAnsi"/>
-          <w:sz w:val="20"/>
-          <w:szCs w:val="20"/>
-        </w:rPr>
-        <w:t>, working closely with QA and business teams to deliver stable application releases.</w:t>
-      </w:r>
-    </w:p>
-    <w:p>
-      <w:pPr>
-        <w:pStyle w:val="x1yc453h"/>
-        <w:numPr>
-          <w:ilvl w:val="0"/>
-          <w:numId w:val="30"/>
-        </w:numPr>
-        <w:jc w:val="both"/>
-        <w:rPr>
-          <w:rFonts w:asciiTheme="minorHAnsi" w:hAnsiTheme="minorHAnsi" w:cstheme="minorHAnsi"/>
-          <w:sz w:val="20"/>
-          <w:szCs w:val="20"/>
-        </w:rPr>
-      </w:pPr>
-      <w:r>
-        <w:rPr>
-          <w:rFonts w:asciiTheme="minorHAnsi" w:hAnsiTheme="minorHAnsi" w:cstheme="minorHAnsi"/>
-          <w:sz w:val="20"/>
-          <w:szCs w:val="20"/>
-        </w:rPr>
-        <w:t xml:space="preserve">Used </w:t>
-      </w:r>
-      <w:r>
-        <w:rPr>
-          <w:rStyle w:val="Strong"/>
-          <w:rFonts w:asciiTheme="minorHAnsi" w:hAnsiTheme="minorHAnsi" w:cstheme="minorHAnsi"/>
-          <w:sz w:val="20"/>
-          <w:szCs w:val="20"/>
-        </w:rPr>
-        <w:t>Claude AI</w:t>
-      </w:r>
-      <w:r>
-        <w:rPr>
-          <w:rFonts w:asciiTheme="minorHAnsi" w:hAnsiTheme="minorHAnsi" w:cstheme="minorHAnsi"/>
-          <w:sz w:val="20"/>
-          <w:szCs w:val="20"/>
-        </w:rPr>
-        <w:t xml:space="preserve"> as a development aid for code analysis, debugging, code reviews, technical documentation, and troubleshooting, helping improve development efficiency while maintaining established coding and review practices.</w:t>
+        <w:autoSpaceDE/>
+        <w:autoSpaceDN/>
+        <w:spacing w:before="100" w:beforeAutospacing="1" w:after="100" w:afterAutospacing="1"/>
+        <w:jc w:val="both"/>
+        <w:rPr>
+          <w:rFonts w:asciiTheme="minorHAnsi" w:hAnsiTheme="minorHAnsi" w:cstheme="minorHAnsi"/>
+          <w:sz w:val="20"/>
+          <w:szCs w:val="20"/>
+        </w:rPr>
+      </w:pPr>
+      <w:r>
+        <w:rPr>
+          <w:rFonts w:asciiTheme="minorHAnsi" w:hAnsiTheme="minorHAnsi" w:cstheme="minorHAnsi"/>
+          <w:sz w:val="20"/>
+          <w:szCs w:val="20"/>
+        </w:rPr>
+        <w:t>Used Claude AI as a development aid for code analysis, debugging, code reviews, technical documentation, and troubleshooting, reviewing its suggestions before incorporating changes into the codebase.</w:t>
       </w:r>
     </w:p>
     <w:p>
@@ -6541,117 +4804,107 @@
           <w:sz w:val="20"/>
           <w:szCs w:val="20"/>
         </w:rPr>
+        <w:t>Environment</w:t>
+      </w:r>
+      <w:r>
+        <w:rPr>
+          <w:rFonts w:asciiTheme="minorHAnsi" w:hAnsiTheme="minorHAnsi" w:cstheme="minorHAnsi"/>
+          <w:color w:val="000000" w:themeColor="text1"/>
+          <w:sz w:val="20"/>
+          <w:szCs w:val="20"/>
+        </w:rPr>
+        <w:t xml:space="preserve">: Visual Studio </w:t>
+      </w:r>
+      <w:r>
+        <w:rPr>
+          <w:rFonts w:asciiTheme="minorHAnsi" w:hAnsiTheme="minorHAnsi" w:cstheme="minorHAnsi"/>
+          <w:color w:val="000000" w:themeColor="text1"/>
+          <w:sz w:val="20"/>
+          <w:szCs w:val="20"/>
+        </w:rPr>
+        <w:t>2022, ASP.NET, ASP.NET MVC 4.0/5.2.9</w:t>
+      </w:r>
+      <w:r>
+        <w:rPr>
+          <w:rFonts w:asciiTheme="minorHAnsi" w:hAnsiTheme="minorHAnsi" w:cstheme="minorHAnsi"/>
+          <w:color w:val="000000" w:themeColor="text1"/>
+          <w:sz w:val="20"/>
+          <w:szCs w:val="20"/>
+        </w:rPr>
+        <w:t>, ADO.NET, Entity Frame</w:t>
+      </w:r>
+      <w:r>
+        <w:rPr>
+          <w:rFonts w:asciiTheme="minorHAnsi" w:hAnsiTheme="minorHAnsi" w:cstheme="minorHAnsi"/>
+          <w:color w:val="000000" w:themeColor="text1"/>
+          <w:sz w:val="20"/>
+          <w:szCs w:val="20"/>
+        </w:rPr>
+        <w:t xml:space="preserve"> </w:t>
+      </w:r>
+      <w:r>
+        <w:rPr>
+          <w:rFonts w:asciiTheme="minorHAnsi" w:hAnsiTheme="minorHAnsi" w:cstheme="minorHAnsi"/>
+          <w:color w:val="000000" w:themeColor="text1"/>
+          <w:sz w:val="20"/>
+          <w:szCs w:val="20"/>
+        </w:rPr>
+        <w:t>work,</w:t>
+      </w:r>
+      <w:r>
+        <w:rPr>
+          <w:rFonts w:asciiTheme="minorHAnsi" w:hAnsiTheme="minorHAnsi" w:cstheme="minorHAnsi"/>
+          <w:color w:val="000000" w:themeColor="text1"/>
+          <w:sz w:val="20"/>
+          <w:szCs w:val="20"/>
+        </w:rPr>
+        <w:t xml:space="preserve"> </w:t>
+      </w:r>
+      <w:r>
+        <w:rPr>
+          <w:rFonts w:asciiTheme="minorHAnsi" w:hAnsiTheme="minorHAnsi" w:cstheme="minorHAnsi"/>
+          <w:color w:val="000000" w:themeColor="text1"/>
+          <w:sz w:val="20"/>
+          <w:szCs w:val="20"/>
+        </w:rPr>
+        <w:t>WCF, WPF, C#</w:t>
+      </w:r>
+      <w:r>
+        <w:rPr>
+          <w:rFonts w:asciiTheme="minorHAnsi" w:hAnsiTheme="minorHAnsi" w:cstheme="minorHAnsi"/>
+          <w:color w:val="000000" w:themeColor="text1"/>
+          <w:sz w:val="20"/>
+          <w:szCs w:val="20"/>
+        </w:rPr>
+        <w:t xml:space="preserve">, T-SQL, JavaScript, CSS, HTML </w:t>
+      </w:r>
+      <w:r>
+        <w:rPr>
+          <w:rFonts w:asciiTheme="minorHAnsi" w:hAnsiTheme="minorHAnsi" w:cstheme="minorHAnsi"/>
+          <w:color w:val="000000" w:themeColor="text1"/>
+          <w:sz w:val="20"/>
+          <w:szCs w:val="20"/>
+        </w:rPr>
+        <w:t>, XML, SQL SERVER 2012, Telerik Controls, jQuery, Microsoft Visio 2003,Angular JS,</w:t>
+      </w:r>
+      <w:r>
+        <w:rPr>
+          <w:rFonts w:asciiTheme="minorHAnsi" w:hAnsiTheme="minorHAnsi" w:cstheme="minorHAnsi"/>
+          <w:color w:val="000000" w:themeColor="text1"/>
+          <w:sz w:val="20"/>
+          <w:szCs w:val="20"/>
+        </w:rPr>
+        <w:t xml:space="preserve"> TFS, GIT, </w:t>
+      </w:r>
+      <w:r>
+        <w:rPr>
+          <w:rFonts w:asciiTheme="minorHAnsi" w:hAnsiTheme="minorHAnsi" w:cstheme="minorHAnsi"/>
+          <w:color w:val="000000" w:themeColor="text1"/>
+          <w:sz w:val="20"/>
+          <w:szCs w:val="20"/>
+        </w:rPr>
         <w:lastRenderedPageBreak/>
-        <w:t>Environment</w:t>
-      </w:r>
-      <w:r>
-        <w:rPr>
-          <w:rFonts w:asciiTheme="minorHAnsi" w:hAnsiTheme="minorHAnsi" w:cstheme="minorHAnsi"/>
-          <w:color w:val="000000" w:themeColor="text1"/>
-          <w:sz w:val="20"/>
-          <w:szCs w:val="20"/>
-        </w:rPr>
-        <w:t xml:space="preserve">: Visual Studio </w:t>
-      </w:r>
-      <w:r>
-        <w:rPr>
-          <w:rFonts w:asciiTheme="minorHAnsi" w:hAnsiTheme="minorHAnsi" w:cstheme="minorHAnsi"/>
-          <w:color w:val="000000" w:themeColor="text1"/>
-          <w:sz w:val="20"/>
-          <w:szCs w:val="20"/>
-        </w:rPr>
-        <w:t>2022, ASP.NET, ASP.NET MVC 4.0/5.2.9</w:t>
-      </w:r>
-      <w:r>
-        <w:rPr>
-          <w:rFonts w:asciiTheme="minorHAnsi" w:hAnsiTheme="minorHAnsi" w:cstheme="minorHAnsi"/>
-          <w:color w:val="000000" w:themeColor="text1"/>
-          <w:sz w:val="20"/>
-          <w:szCs w:val="20"/>
-        </w:rPr>
-        <w:t>, ADO.NET, Entity Frame</w:t>
-      </w:r>
-      <w:r>
-        <w:rPr>
-          <w:rFonts w:asciiTheme="minorHAnsi" w:hAnsiTheme="minorHAnsi" w:cstheme="minorHAnsi"/>
-          <w:color w:val="000000" w:themeColor="text1"/>
-          <w:sz w:val="20"/>
-          <w:szCs w:val="20"/>
-        </w:rPr>
-        <w:t xml:space="preserve"> </w:t>
-      </w:r>
-      <w:r>
-        <w:rPr>
-          <w:rFonts w:asciiTheme="minorHAnsi" w:hAnsiTheme="minorHAnsi" w:cstheme="minorHAnsi"/>
-          <w:color w:val="000000" w:themeColor="text1"/>
-          <w:sz w:val="20"/>
-          <w:szCs w:val="20"/>
-        </w:rPr>
-        <w:t>work,</w:t>
-      </w:r>
-      <w:r>
-        <w:rPr>
-          <w:rFonts w:asciiTheme="minorHAnsi" w:hAnsiTheme="minorHAnsi" w:cstheme="minorHAnsi"/>
-          <w:color w:val="000000" w:themeColor="text1"/>
-          <w:sz w:val="20"/>
-          <w:szCs w:val="20"/>
-        </w:rPr>
-        <w:t xml:space="preserve"> </w:t>
-      </w:r>
-      <w:r>
-        <w:rPr>
-          <w:rFonts w:asciiTheme="minorHAnsi" w:hAnsiTheme="minorHAnsi" w:cstheme="minorHAnsi"/>
-          <w:color w:val="000000" w:themeColor="text1"/>
-          <w:sz w:val="20"/>
-          <w:szCs w:val="20"/>
-        </w:rPr>
-        <w:t>WCF, WPF, C#</w:t>
-      </w:r>
-      <w:r>
-        <w:rPr>
-          <w:rFonts w:asciiTheme="minorHAnsi" w:hAnsiTheme="minorHAnsi" w:cstheme="minorHAnsi"/>
-          <w:color w:val="000000" w:themeColor="text1"/>
-          <w:sz w:val="20"/>
-          <w:szCs w:val="20"/>
-        </w:rPr>
-        <w:t xml:space="preserve">, T-SQL, JavaScript, CSS, HTML </w:t>
-      </w:r>
-      <w:r>
-        <w:rPr>
-          <w:rFonts w:asciiTheme="minorHAnsi" w:hAnsiTheme="minorHAnsi" w:cstheme="minorHAnsi"/>
-          <w:color w:val="000000" w:themeColor="text1"/>
-          <w:sz w:val="20"/>
-          <w:szCs w:val="20"/>
-        </w:rPr>
-        <w:t>, XML, SQL SERVER 2012, Telerik Controls, jQuery, Microsoft Visio 2003,Angular JS,</w:t>
-      </w:r>
-      <w:r>
-        <w:rPr>
-          <w:rFonts w:asciiTheme="minorHAnsi" w:hAnsiTheme="minorHAnsi" w:cstheme="minorHAnsi"/>
-          <w:color w:val="000000" w:themeColor="text1"/>
-          <w:sz w:val="20"/>
-          <w:szCs w:val="20"/>
-        </w:rPr>
-        <w:t xml:space="preserve"> TFS, GIT, </w:t>
-      </w:r>
-      <w:r>
-        <w:rPr>
-          <w:rFonts w:asciiTheme="minorHAnsi" w:hAnsiTheme="minorHAnsi" w:cstheme="minorHAnsi"/>
-          <w:color w:val="000000" w:themeColor="text1"/>
-          <w:sz w:val="20"/>
-          <w:szCs w:val="20"/>
-        </w:rPr>
-        <w:t xml:space="preserve">Dependency Injection, Dapper, </w:t>
-      </w:r>
-      <w:proofErr w:type="spellStart"/>
-      <w:r>
-        <w:rPr>
-          <w:rFonts w:asciiTheme="minorHAnsi" w:hAnsiTheme="minorHAnsi" w:cstheme="minorHAnsi"/>
-          <w:color w:val="000000" w:themeColor="text1"/>
-          <w:sz w:val="20"/>
-          <w:szCs w:val="20"/>
-        </w:rPr>
-        <w:t>ORM,</w:t>
+        <w:t>Dependency Injection, Dapper, ORM,</w:t>
       </w:r>
       <w:r>
         <w:rPr>
@@ -6660,137 +4913,83 @@
           <w:szCs w:val="20"/>
           <w:lang w:eastAsia="en-CA"/>
         </w:rPr>
-        <w:t>Microservice</w:t>
-      </w:r>
-      <w:proofErr w:type="spellEnd"/>
-      <w:r>
-        <w:rPr>
-          <w:rFonts w:asciiTheme="minorHAnsi" w:eastAsia="Times New Roman" w:hAnsiTheme="minorHAnsi" w:cstheme="minorHAnsi"/>
-          <w:sz w:val="20"/>
-          <w:szCs w:val="20"/>
-          <w:lang w:eastAsia="en-CA"/>
-        </w:rPr>
-        <w:t xml:space="preserve"> architecture, React, Hooks, </w:t>
-      </w:r>
-      <w:proofErr w:type="spellStart"/>
-      <w:r>
-        <w:rPr>
-          <w:rFonts w:asciiTheme="minorHAnsi" w:eastAsia="Times New Roman" w:hAnsiTheme="minorHAnsi" w:cstheme="minorHAnsi"/>
-          <w:sz w:val="20"/>
-          <w:szCs w:val="20"/>
-          <w:lang w:eastAsia="en-CA"/>
-        </w:rPr>
-        <w:t>Redux</w:t>
-      </w:r>
-      <w:proofErr w:type="spellEnd"/>
-      <w:r>
-        <w:rPr>
-          <w:rFonts w:asciiTheme="minorHAnsi" w:eastAsia="Times New Roman" w:hAnsiTheme="minorHAnsi" w:cstheme="minorHAnsi"/>
-          <w:sz w:val="20"/>
-          <w:szCs w:val="20"/>
-          <w:lang w:eastAsia="en-CA"/>
-        </w:rPr>
-        <w:t xml:space="preserve">, SPA, Entity Framework, Azure DNS, AMQ, </w:t>
-      </w:r>
-      <w:proofErr w:type="spellStart"/>
-      <w:r>
-        <w:rPr>
-          <w:rFonts w:asciiTheme="minorHAnsi" w:eastAsia="Times New Roman" w:hAnsiTheme="minorHAnsi" w:cstheme="minorHAnsi"/>
-          <w:sz w:val="20"/>
-          <w:szCs w:val="20"/>
-          <w:lang w:eastAsia="en-CA"/>
-        </w:rPr>
-        <w:t>RabbitMQ</w:t>
-      </w:r>
-      <w:proofErr w:type="spellEnd"/>
-      <w:r>
-        <w:rPr>
-          <w:rFonts w:asciiTheme="minorHAnsi" w:eastAsia="Times New Roman" w:hAnsiTheme="minorHAnsi" w:cstheme="minorHAnsi"/>
-          <w:sz w:val="20"/>
-          <w:szCs w:val="20"/>
-          <w:lang w:eastAsia="en-CA"/>
-        </w:rPr>
-        <w:t xml:space="preserve">, Solace, Azure </w:t>
-      </w:r>
-      <w:proofErr w:type="spellStart"/>
-      <w:r>
-        <w:rPr>
-          <w:rFonts w:asciiTheme="minorHAnsi" w:eastAsia="Times New Roman" w:hAnsiTheme="minorHAnsi" w:cstheme="minorHAnsi"/>
-          <w:sz w:val="20"/>
-          <w:szCs w:val="20"/>
-          <w:lang w:eastAsia="en-CA"/>
-        </w:rPr>
-        <w:t>Redis</w:t>
-      </w:r>
-      <w:proofErr w:type="spellEnd"/>
-      <w:r>
-        <w:rPr>
-          <w:rFonts w:asciiTheme="minorHAnsi" w:eastAsia="Times New Roman" w:hAnsiTheme="minorHAnsi" w:cstheme="minorHAnsi"/>
-          <w:sz w:val="20"/>
-          <w:szCs w:val="20"/>
-          <w:lang w:eastAsia="en-CA"/>
-        </w:rPr>
-        <w:t xml:space="preserve">, Azure DN MS-SQL, AKS, AVMs, Azure App Insights, Azure Artifacts, Fiddler, Postman, </w:t>
-      </w:r>
-      <w:proofErr w:type="spellStart"/>
-      <w:r>
-        <w:rPr>
-          <w:rFonts w:asciiTheme="minorHAnsi" w:eastAsia="Times New Roman" w:hAnsiTheme="minorHAnsi" w:cstheme="minorHAnsi"/>
-          <w:sz w:val="20"/>
-          <w:szCs w:val="20"/>
-          <w:lang w:eastAsia="en-CA"/>
-        </w:rPr>
-        <w:t>TeamCity</w:t>
-      </w:r>
-      <w:proofErr w:type="spellEnd"/>
-      <w:r>
-        <w:rPr>
-          <w:rFonts w:asciiTheme="minorHAnsi" w:eastAsia="Times New Roman" w:hAnsiTheme="minorHAnsi" w:cstheme="minorHAnsi"/>
-          <w:sz w:val="20"/>
-          <w:szCs w:val="20"/>
-          <w:lang w:eastAsia="en-CA"/>
-        </w:rPr>
-        <w:t xml:space="preserve">, Harness, </w:t>
-      </w:r>
-      <w:proofErr w:type="spellStart"/>
-      <w:r>
-        <w:rPr>
-          <w:rFonts w:asciiTheme="minorHAnsi" w:eastAsia="Times New Roman" w:hAnsiTheme="minorHAnsi" w:cstheme="minorHAnsi"/>
-          <w:sz w:val="20"/>
-          <w:szCs w:val="20"/>
-          <w:lang w:eastAsia="en-CA"/>
-        </w:rPr>
-        <w:t>Git</w:t>
-      </w:r>
-      <w:proofErr w:type="spellEnd"/>
-      <w:r>
-        <w:rPr>
-          <w:rFonts w:asciiTheme="minorHAnsi" w:eastAsia="Times New Roman" w:hAnsiTheme="minorHAnsi" w:cstheme="minorHAnsi"/>
-          <w:sz w:val="20"/>
-          <w:szCs w:val="20"/>
-          <w:lang w:eastAsia="en-CA"/>
+        <w:t>Microservice architecture, React, Hooks, Redux, SPA, Entity Framework, Azure DNS, AMQ, RabbitMQ, Solace, Azure Redis, Azure DN MS-SQL, AKS, AVMs, Azure App Insights, Azure Artifacts, Fiddler, Postman, TeamCity, Harness, Git, GitHub, JIRA.</w:t>
+      </w:r>
+    </w:p>
+    <w:p>
+      <w:pPr>
+        <w:tabs>
+          <w:tab w:val="num" w:pos="1440"/>
+        </w:tabs>
+        <w:jc w:val="both"/>
+        <w:outlineLvl w:val="0"/>
+        <w:rPr>
+          <w:rFonts w:asciiTheme="minorHAnsi" w:hAnsiTheme="minorHAnsi" w:cstheme="minorHAnsi"/>
+          <w:color w:val="000000" w:themeColor="text1"/>
+          <w:sz w:val="20"/>
+          <w:szCs w:val="20"/>
+        </w:rPr>
+      </w:pPr>
+    </w:p>
+    <w:p>
+      <w:pPr>
+        <w:tabs>
+          <w:tab w:val="num" w:pos="1440"/>
+        </w:tabs>
+        <w:jc w:val="both"/>
+        <w:outlineLvl w:val="0"/>
+        <w:rPr>
+          <w:rFonts w:asciiTheme="minorHAnsi" w:hAnsiTheme="minorHAnsi" w:cstheme="minorHAnsi"/>
+          <w:b/>
+          <w:color w:val="000000" w:themeColor="text1"/>
+          <w:sz w:val="20"/>
+          <w:szCs w:val="20"/>
+        </w:rPr>
+      </w:pPr>
+    </w:p>
+    <w:p>
+      <w:pPr>
+        <w:tabs>
+          <w:tab w:val="num" w:pos="1440"/>
+        </w:tabs>
+        <w:jc w:val="both"/>
+        <w:outlineLvl w:val="0"/>
+        <w:rPr>
+          <w:rFonts w:asciiTheme="minorHAnsi" w:hAnsiTheme="minorHAnsi" w:cstheme="minorHAnsi"/>
+          <w:b/>
+          <w:color w:val="000000" w:themeColor="text1"/>
+          <w:sz w:val="20"/>
+          <w:szCs w:val="20"/>
+        </w:rPr>
+      </w:pPr>
+      <w:r>
+        <w:rPr>
+          <w:rFonts w:asciiTheme="minorHAnsi" w:hAnsiTheme="minorHAnsi" w:cstheme="minorHAnsi"/>
+          <w:b/>
+          <w:color w:val="000000" w:themeColor="text1"/>
+          <w:sz w:val="20"/>
+          <w:szCs w:val="20"/>
+        </w:rPr>
+        <w:t>Client: Microsoft</w:t>
+      </w:r>
+      <w:r>
+        <w:rPr>
+          <w:rFonts w:asciiTheme="minorHAnsi" w:hAnsiTheme="minorHAnsi" w:cstheme="minorHAnsi"/>
+          <w:b/>
+          <w:color w:val="000000" w:themeColor="text1"/>
+          <w:sz w:val="20"/>
+          <w:szCs w:val="20"/>
         </w:rPr>
         <w:t xml:space="preserve">, </w:t>
       </w:r>
-      <w:proofErr w:type="spellStart"/>
-      <w:r>
-        <w:rPr>
-          <w:rFonts w:asciiTheme="minorHAnsi" w:eastAsia="Times New Roman" w:hAnsiTheme="minorHAnsi" w:cstheme="minorHAnsi"/>
-          <w:sz w:val="20"/>
-          <w:szCs w:val="20"/>
-          <w:lang w:eastAsia="en-CA"/>
-        </w:rPr>
-        <w:t>GitHub</w:t>
-      </w:r>
-      <w:proofErr w:type="spellEnd"/>
-      <w:r>
-        <w:rPr>
-          <w:rFonts w:asciiTheme="minorHAnsi" w:eastAsia="Times New Roman" w:hAnsiTheme="minorHAnsi" w:cstheme="minorHAnsi"/>
-          <w:sz w:val="20"/>
-          <w:szCs w:val="20"/>
-          <w:lang w:eastAsia="en-CA"/>
-        </w:rPr>
-        <w:t>, JIRA.</w:t>
+      <w:r>
+        <w:rPr>
+          <w:rFonts w:asciiTheme="minorHAnsi" w:hAnsiTheme="minorHAnsi" w:cstheme="minorHAnsi"/>
+          <w:b/>
+          <w:sz w:val="20"/>
+          <w:szCs w:val="20"/>
+        </w:rPr>
+        <w:t>Redmond, Washington</w:t>
       </w:r>
     </w:p>
     <w:p>
@@ -6799,14 +4998,24 @@
           <w:tab w:val="num" w:pos="1440"/>
         </w:tabs>
         <w:jc w:val="both"/>
-        <w:outlineLvl w:val="0"/>
-        <w:rPr>
-          <w:rFonts w:asciiTheme="minorHAnsi" w:hAnsiTheme="minorHAnsi" w:cstheme="minorHAnsi"/>
-          <w:color w:val="000000" w:themeColor="text1"/>
-          <w:sz w:val="20"/>
-          <w:szCs w:val="20"/>
-        </w:rPr>
-      </w:pPr>
+        <w:rPr>
+          <w:rFonts w:asciiTheme="minorHAnsi" w:hAnsiTheme="minorHAnsi" w:cstheme="minorHAnsi"/>
+          <w:b/>
+          <w:color w:val="000000" w:themeColor="text1"/>
+          <w:sz w:val="20"/>
+          <w:szCs w:val="20"/>
+        </w:rPr>
+      </w:pPr>
+      <w:r>
+        <w:rPr>
+          <w:rFonts w:asciiTheme="minorHAnsi" w:hAnsiTheme="minorHAnsi" w:cstheme="minorHAnsi"/>
+          <w:b/>
+          <w:color w:val="000000" w:themeColor="text1"/>
+          <w:sz w:val="20"/>
+          <w:szCs w:val="20"/>
+        </w:rPr>
+        <w:t xml:space="preserve">Sr.Net Developer     </w:t>
+      </w:r>
     </w:p>
     <w:p>
       <w:pPr>
@@ -6814,171 +5023,23 @@
           <w:tab w:val="num" w:pos="1440"/>
         </w:tabs>
         <w:jc w:val="both"/>
-        <w:outlineLvl w:val="0"/>
-        <w:rPr>
-          <w:rFonts w:asciiTheme="minorHAnsi" w:hAnsiTheme="minorHAnsi" w:cstheme="minorHAnsi"/>
-          <w:b/>
-          <w:color w:val="000000" w:themeColor="text1"/>
-          <w:sz w:val="20"/>
-          <w:szCs w:val="20"/>
-        </w:rPr>
-      </w:pPr>
-    </w:p>
-    <w:p>
-      <w:pPr>
-        <w:tabs>
-          <w:tab w:val="num" w:pos="1440"/>
-        </w:tabs>
-        <w:jc w:val="both"/>
-        <w:outlineLvl w:val="0"/>
-        <w:rPr>
-          <w:rFonts w:asciiTheme="minorHAnsi" w:hAnsiTheme="minorHAnsi" w:cstheme="minorHAnsi"/>
-          <w:b/>
-          <w:color w:val="000000" w:themeColor="text1"/>
-          <w:sz w:val="20"/>
-          <w:szCs w:val="20"/>
-        </w:rPr>
-      </w:pPr>
-      <w:r>
-        <w:rPr>
-          <w:rFonts w:asciiTheme="minorHAnsi" w:hAnsiTheme="minorHAnsi" w:cstheme="minorHAnsi"/>
-          <w:b/>
-          <w:color w:val="000000" w:themeColor="text1"/>
-          <w:sz w:val="20"/>
-          <w:szCs w:val="20"/>
-        </w:rPr>
-        <w:t>Client: Microsoft</w:t>
-      </w:r>
-      <w:r>
-        <w:rPr>
-          <w:rFonts w:asciiTheme="minorHAnsi" w:hAnsiTheme="minorHAnsi" w:cstheme="minorHAnsi"/>
-          <w:b/>
-          <w:color w:val="000000" w:themeColor="text1"/>
-          <w:sz w:val="20"/>
-          <w:szCs w:val="20"/>
-        </w:rPr>
-        <w:t xml:space="preserve">, </w:t>
-      </w:r>
-      <w:r>
-        <w:rPr>
-          <w:rFonts w:asciiTheme="minorHAnsi" w:hAnsiTheme="minorHAnsi" w:cstheme="minorHAnsi"/>
-          <w:b/>
-          <w:sz w:val="20"/>
-          <w:szCs w:val="20"/>
-        </w:rPr>
-        <w:t>Redmond, Washington</w:t>
-      </w:r>
-    </w:p>
-    <w:p>
-      <w:pPr>
-        <w:tabs>
-          <w:tab w:val="num" w:pos="1440"/>
-        </w:tabs>
-        <w:jc w:val="both"/>
-        <w:rPr>
-          <w:rFonts w:asciiTheme="minorHAnsi" w:hAnsiTheme="minorHAnsi" w:cstheme="minorHAnsi"/>
-          <w:b/>
-          <w:color w:val="000000" w:themeColor="text1"/>
-          <w:sz w:val="20"/>
-          <w:szCs w:val="20"/>
-        </w:rPr>
-      </w:pPr>
-      <w:r>
-        <w:rPr>
-          <w:rFonts w:asciiTheme="minorHAnsi" w:hAnsiTheme="minorHAnsi" w:cstheme="minorHAnsi"/>
-          <w:b/>
-          <w:color w:val="000000" w:themeColor="text1"/>
-          <w:sz w:val="20"/>
-          <w:szCs w:val="20"/>
-        </w:rPr>
-        <w:t xml:space="preserve">Sr.Net Developer     </w:t>
-      </w:r>
-    </w:p>
-    <w:p>
-      <w:pPr>
-        <w:tabs>
-          <w:tab w:val="num" w:pos="1440"/>
-        </w:tabs>
-        <w:jc w:val="both"/>
-        <w:rPr>
-          <w:rFonts w:asciiTheme="minorHAnsi" w:hAnsiTheme="minorHAnsi" w:cstheme="minorHAnsi"/>
-          <w:b/>
-          <w:color w:val="000000" w:themeColor="text1"/>
-          <w:sz w:val="20"/>
-          <w:szCs w:val="20"/>
-        </w:rPr>
-      </w:pPr>
-      <w:r>
-        <w:rPr>
-          <w:rFonts w:asciiTheme="minorHAnsi" w:hAnsiTheme="minorHAnsi" w:cstheme="minorHAnsi"/>
-          <w:b/>
-          <w:sz w:val="20"/>
-          <w:szCs w:val="20"/>
-        </w:rPr>
-        <w:t>Substrate/</w:t>
-      </w:r>
-      <w:proofErr w:type="spellStart"/>
-      <w:r>
-        <w:rPr>
-          <w:rFonts w:asciiTheme="minorHAnsi" w:hAnsiTheme="minorHAnsi" w:cstheme="minorHAnsi"/>
-          <w:b/>
-          <w:sz w:val="20"/>
-          <w:szCs w:val="20"/>
-        </w:rPr>
-        <w:t>Flighting</w:t>
-      </w:r>
-      <w:proofErr w:type="spellEnd"/>
-      <w:r>
-        <w:rPr>
-          <w:rFonts w:asciiTheme="minorHAnsi" w:hAnsiTheme="minorHAnsi" w:cstheme="minorHAnsi"/>
-          <w:b/>
-          <w:sz w:val="20"/>
-          <w:szCs w:val="20"/>
-        </w:rPr>
-        <w:t>/</w:t>
-      </w:r>
-      <w:proofErr w:type="spellStart"/>
-      <w:proofErr w:type="gramStart"/>
-      <w:r>
-        <w:rPr>
-          <w:rFonts w:asciiTheme="minorHAnsi" w:hAnsiTheme="minorHAnsi" w:cstheme="minorHAnsi"/>
-          <w:b/>
-          <w:sz w:val="20"/>
-          <w:szCs w:val="20"/>
-        </w:rPr>
-        <w:t>DataClassificationService</w:t>
-      </w:r>
-      <w:proofErr w:type="spellEnd"/>
-      <w:r>
-        <w:rPr>
-          <w:rFonts w:asciiTheme="minorHAnsi" w:hAnsiTheme="minorHAnsi" w:cstheme="minorHAnsi"/>
-          <w:b/>
-          <w:sz w:val="20"/>
-          <w:szCs w:val="20"/>
-        </w:rPr>
-        <w:t>(</w:t>
-      </w:r>
-      <w:proofErr w:type="gramEnd"/>
-      <w:r>
-        <w:rPr>
-          <w:rFonts w:asciiTheme="minorHAnsi" w:hAnsiTheme="minorHAnsi" w:cstheme="minorHAnsi"/>
-          <w:b/>
-          <w:sz w:val="20"/>
-          <w:szCs w:val="20"/>
-        </w:rPr>
-        <w:t>DCS)/</w:t>
-      </w:r>
-      <w:proofErr w:type="spellStart"/>
-      <w:r>
-        <w:rPr>
-          <w:rFonts w:asciiTheme="minorHAnsi" w:hAnsiTheme="minorHAnsi" w:cstheme="minorHAnsi"/>
-          <w:b/>
-          <w:sz w:val="20"/>
-          <w:szCs w:val="20"/>
-        </w:rPr>
-        <w:t>MSApprovals</w:t>
-      </w:r>
-      <w:proofErr w:type="spellEnd"/>
+        <w:rPr>
+          <w:rFonts w:asciiTheme="minorHAnsi" w:hAnsiTheme="minorHAnsi" w:cstheme="minorHAnsi"/>
+          <w:b/>
+          <w:color w:val="000000" w:themeColor="text1"/>
+          <w:sz w:val="20"/>
+          <w:szCs w:val="20"/>
+        </w:rPr>
+      </w:pPr>
+      <w:r>
+        <w:rPr>
+          <w:rFonts w:asciiTheme="minorHAnsi" w:hAnsiTheme="minorHAnsi" w:cstheme="minorHAnsi"/>
+          <w:b/>
+          <w:sz w:val="20"/>
+          <w:szCs w:val="20"/>
+        </w:rPr>
+        <w:t>Substrate/Flighting/DataClassificationService(DCS)/MSApprovals</w:t>
+      </w:r>
       <w:r>
         <w:rPr>
           <w:rFonts w:asciiTheme="minorHAnsi" w:hAnsiTheme="minorHAnsi" w:cstheme="minorHAnsi"/>
@@ -7116,7 +5177,6 @@
           <w:szCs w:val="20"/>
         </w:rPr>
       </w:pPr>
-      <w:proofErr w:type="spellStart"/>
       <w:r>
         <w:rPr>
           <w:rStyle w:val="Strong"/>
@@ -7124,43 +5184,15 @@
           <w:sz w:val="20"/>
           <w:szCs w:val="20"/>
         </w:rPr>
-        <w:t>Flighting</w:t>
-      </w:r>
-      <w:proofErr w:type="spellEnd"/>
-      <w:r>
-        <w:rPr>
-          <w:rStyle w:val="Strong"/>
-          <w:rFonts w:asciiTheme="minorHAnsi" w:hAnsiTheme="minorHAnsi" w:cstheme="minorHAnsi"/>
-          <w:sz w:val="20"/>
-          <w:szCs w:val="20"/>
-        </w:rPr>
-        <w:t xml:space="preserve"> Platform:</w:t>
-      </w:r>
-      <w:r>
-        <w:rPr>
-          <w:rFonts w:asciiTheme="minorHAnsi" w:hAnsiTheme="minorHAnsi" w:cstheme="minorHAnsi"/>
-          <w:sz w:val="20"/>
-          <w:szCs w:val="20"/>
-        </w:rPr>
-        <w:t xml:space="preserve"> An enterprise-scale feature management and experimentation platform used to safely deploy, validate, and gradually roll out Windows and Microsoft 365 features using feature flags and </w:t>
-      </w:r>
-      <w:proofErr w:type="spellStart"/>
-      <w:r>
-        <w:rPr>
-          <w:rFonts w:asciiTheme="minorHAnsi" w:hAnsiTheme="minorHAnsi" w:cstheme="minorHAnsi"/>
-          <w:sz w:val="20"/>
-          <w:szCs w:val="20"/>
-        </w:rPr>
-        <w:t>flighting</w:t>
-      </w:r>
-      <w:proofErr w:type="spellEnd"/>
-      <w:r>
-        <w:rPr>
-          <w:rFonts w:asciiTheme="minorHAnsi" w:hAnsiTheme="minorHAnsi" w:cstheme="minorHAnsi"/>
-          <w:sz w:val="20"/>
-          <w:szCs w:val="20"/>
-        </w:rPr>
-        <w:t xml:space="preserve"> configurations. It supports staged deployments, A/B testing, targeted rollouts, and rapid rollback to reduce production risk.</w:t>
+        <w:t>Flighting Platform:</w:t>
+      </w:r>
+      <w:r>
+        <w:rPr>
+          <w:rFonts w:asciiTheme="minorHAnsi" w:hAnsiTheme="minorHAnsi" w:cstheme="minorHAnsi"/>
+          <w:sz w:val="20"/>
+          <w:szCs w:val="20"/>
+        </w:rPr>
+        <w:t xml:space="preserve"> An enterprise-scale feature management and experimentation platform used to safely deploy, validate, and gradually roll out Windows and Microsoft 365 features using feature flags and flighting configurations. It supports staged deployments, A/B testing, targeted rollouts, and rapid rollback to reduce production risk.</w:t>
       </w:r>
     </w:p>
     <w:p>
@@ -7339,47 +5371,7 @@
           <w:sz w:val="20"/>
           <w:szCs w:val="20"/>
         </w:rPr>
-        <w:t xml:space="preserve">C#, .NET 8/.NET 10, ASP.NET Core, ASP.NET MVC, Web API, Entity Framework Core, React, Angular, </w:t>
-      </w:r>
-      <w:proofErr w:type="spellStart"/>
-      <w:r>
-        <w:rPr>
-          <w:rStyle w:val="Strong"/>
-          <w:rFonts w:asciiTheme="minorHAnsi" w:hAnsiTheme="minorHAnsi" w:cstheme="minorHAnsi"/>
-          <w:sz w:val="20"/>
-          <w:szCs w:val="20"/>
-        </w:rPr>
-        <w:t>Blazor</w:t>
-      </w:r>
-      <w:proofErr w:type="spellEnd"/>
-      <w:r>
-        <w:rPr>
-          <w:rStyle w:val="Strong"/>
-          <w:rFonts w:asciiTheme="minorHAnsi" w:hAnsiTheme="minorHAnsi" w:cstheme="minorHAnsi"/>
-          <w:sz w:val="20"/>
-          <w:szCs w:val="20"/>
-        </w:rPr>
-        <w:t xml:space="preserve">, and </w:t>
-      </w:r>
-      <w:proofErr w:type="spellStart"/>
-      <w:r>
-        <w:rPr>
-          <w:rStyle w:val="Strong"/>
-          <w:rFonts w:asciiTheme="minorHAnsi" w:hAnsiTheme="minorHAnsi" w:cstheme="minorHAnsi"/>
-          <w:sz w:val="20"/>
-          <w:szCs w:val="20"/>
-        </w:rPr>
-        <w:t>Microservice</w:t>
-      </w:r>
-      <w:proofErr w:type="spellEnd"/>
-      <w:r>
-        <w:rPr>
-          <w:rStyle w:val="Strong"/>
-          <w:rFonts w:asciiTheme="minorHAnsi" w:hAnsiTheme="minorHAnsi" w:cstheme="minorHAnsi"/>
-          <w:sz w:val="20"/>
-          <w:szCs w:val="20"/>
-        </w:rPr>
-        <w:t xml:space="preserve"> Architecture</w:t>
+        <w:t>C#, .NET 8/.NET 10, ASP.NET Core, ASP.NET MVC, Web API, Entity Framework Core, React, Angular, Blazor, and Microservice Architecture</w:t>
       </w:r>
       <w:r>
         <w:rPr>
@@ -7410,25 +5402,7 @@
           <w:sz w:val="20"/>
           <w:szCs w:val="20"/>
         </w:rPr>
-        <w:t xml:space="preserve">Developed scalable </w:t>
-      </w:r>
-      <w:proofErr w:type="spellStart"/>
-      <w:r>
-        <w:rPr>
-          <w:rFonts w:asciiTheme="minorHAnsi" w:hAnsiTheme="minorHAnsi" w:cstheme="minorHAnsi"/>
-          <w:sz w:val="20"/>
-          <w:szCs w:val="20"/>
-        </w:rPr>
-        <w:t>RESTful</w:t>
-      </w:r>
-      <w:proofErr w:type="spellEnd"/>
-      <w:r>
-        <w:rPr>
-          <w:rFonts w:asciiTheme="minorHAnsi" w:hAnsiTheme="minorHAnsi" w:cstheme="minorHAnsi"/>
-          <w:sz w:val="20"/>
-          <w:szCs w:val="20"/>
-        </w:rPr>
-        <w:t xml:space="preserve"> APIs using </w:t>
+        <w:t xml:space="preserve">Developed scalable RESTful APIs using </w:t>
       </w:r>
       <w:r>
         <w:rPr>
@@ -7470,20 +5444,19 @@
           <w:szCs w:val="20"/>
           <w:shd w:val="clear" w:color="auto" w:fill="FFFFFF"/>
         </w:rPr>
-        <w:t xml:space="preserve">Designed and implemented </w:t>
-      </w:r>
-      <w:proofErr w:type="spellStart"/>
-      <w:r>
-        <w:rPr>
+        <w:t>Designed and implemented RESTful APIs using </w:t>
+      </w:r>
+      <w:r>
+        <w:rPr>
+          <w:rStyle w:val="Strong"/>
           <w:rFonts w:asciiTheme="minorHAnsi" w:hAnsiTheme="minorHAnsi" w:cstheme="minorHAnsi"/>
           <w:color w:val="0D0D0D"/>
           <w:sz w:val="20"/>
           <w:szCs w:val="20"/>
           <w:shd w:val="clear" w:color="auto" w:fill="FFFFFF"/>
         </w:rPr>
-        <w:t>RESTful</w:t>
-      </w:r>
-      <w:proofErr w:type="spellEnd"/>
+        <w:t>ASP.NET Core Web API</w:t>
+      </w:r>
       <w:r>
         <w:rPr>
           <w:rFonts w:asciiTheme="minorHAnsi" w:hAnsiTheme="minorHAnsi" w:cstheme="minorHAnsi"/>
@@ -7492,50 +5465,7 @@
           <w:szCs w:val="20"/>
           <w:shd w:val="clear" w:color="auto" w:fill="FFFFFF"/>
         </w:rPr>
-        <w:t xml:space="preserve"> APIs using </w:t>
-      </w:r>
-      <w:r>
-        <w:rPr>
-          <w:rStyle w:val="Strong"/>
-          <w:rFonts w:asciiTheme="minorHAnsi" w:hAnsiTheme="minorHAnsi" w:cstheme="minorHAnsi"/>
-          <w:color w:val="0D0D0D"/>
-          <w:sz w:val="20"/>
-          <w:szCs w:val="20"/>
-          <w:shd w:val="clear" w:color="auto" w:fill="FFFFFF"/>
-        </w:rPr>
-        <w:t>ASP.NET Core Web API</w:t>
-      </w:r>
-      <w:r>
-        <w:rPr>
-          <w:rFonts w:asciiTheme="minorHAnsi" w:hAnsiTheme="minorHAnsi" w:cstheme="minorHAnsi"/>
-          <w:color w:val="0D0D0D"/>
-          <w:sz w:val="20"/>
-          <w:szCs w:val="20"/>
-          <w:shd w:val="clear" w:color="auto" w:fill="FFFFFF"/>
-        </w:rPr>
-        <w:t xml:space="preserve">, supporting communication between </w:t>
-      </w:r>
-      <w:proofErr w:type="spellStart"/>
-      <w:r>
-        <w:rPr>
-          <w:rFonts w:asciiTheme="minorHAnsi" w:hAnsiTheme="minorHAnsi" w:cstheme="minorHAnsi"/>
-          <w:color w:val="0D0D0D"/>
-          <w:sz w:val="20"/>
-          <w:szCs w:val="20"/>
-          <w:shd w:val="clear" w:color="auto" w:fill="FFFFFF"/>
-        </w:rPr>
-        <w:t>Blazor</w:t>
-      </w:r>
-      <w:proofErr w:type="spellEnd"/>
-      <w:r>
-        <w:rPr>
-          <w:rFonts w:asciiTheme="minorHAnsi" w:hAnsiTheme="minorHAnsi" w:cstheme="minorHAnsi"/>
-          <w:color w:val="0D0D0D"/>
-          <w:sz w:val="20"/>
-          <w:szCs w:val="20"/>
-          <w:shd w:val="clear" w:color="auto" w:fill="FFFFFF"/>
-        </w:rPr>
-        <w:t xml:space="preserve"> applications, backend services, and enterprise systems.</w:t>
+        <w:t>, supporting communication between Blazor applications, backend services, and enterprise systems.</w:t>
       </w:r>
     </w:p>
     <w:p>
@@ -7558,43 +5488,7 @@
           <w:sz w:val="20"/>
           <w:szCs w:val="20"/>
         </w:rPr>
-        <w:t xml:space="preserve">Implemented </w:t>
-      </w:r>
-      <w:proofErr w:type="spellStart"/>
-      <w:r>
-        <w:rPr>
-          <w:rFonts w:asciiTheme="minorHAnsi" w:hAnsiTheme="minorHAnsi" w:cstheme="minorHAnsi"/>
-          <w:sz w:val="20"/>
-          <w:szCs w:val="20"/>
-        </w:rPr>
-        <w:t>Microservice</w:t>
-      </w:r>
-      <w:proofErr w:type="spellEnd"/>
-      <w:r>
-        <w:rPr>
-          <w:rFonts w:asciiTheme="minorHAnsi" w:hAnsiTheme="minorHAnsi" w:cstheme="minorHAnsi"/>
-          <w:sz w:val="20"/>
-          <w:szCs w:val="20"/>
-        </w:rPr>
-        <w:t xml:space="preserve"> Architecture by decomposing monolithic applications into loosely </w:t>
-      </w:r>
-      <w:proofErr w:type="gramStart"/>
-      <w:r>
-        <w:rPr>
-          <w:rFonts w:asciiTheme="minorHAnsi" w:hAnsiTheme="minorHAnsi" w:cstheme="minorHAnsi"/>
-          <w:sz w:val="20"/>
-          <w:szCs w:val="20"/>
-        </w:rPr>
-        <w:t>coupled,</w:t>
-      </w:r>
-      <w:proofErr w:type="gramEnd"/>
-      <w:r>
-        <w:rPr>
-          <w:rFonts w:asciiTheme="minorHAnsi" w:hAnsiTheme="minorHAnsi" w:cstheme="minorHAnsi"/>
-          <w:sz w:val="20"/>
-          <w:szCs w:val="20"/>
-        </w:rPr>
-        <w:t xml:space="preserve"> independently deployable services, improving scalability, maintainability, and fault tolerance.</w:t>
+        <w:t>Implemented Microservice Architecture by decomposing monolithic applications into loosely coupled, independently deployable services, improving scalability, maintainability, and fault tolerance.</w:t>
       </w:r>
     </w:p>
     <w:p>
@@ -7646,7 +5540,6 @@
         </w:rPr>
         <w:t xml:space="preserve">Implemented </w:t>
       </w:r>
-      <w:proofErr w:type="spellStart"/>
       <w:r>
         <w:rPr>
           <w:rStyle w:val="Strong"/>
@@ -7657,7 +5550,6 @@
         </w:rPr>
         <w:t>SignalR</w:t>
       </w:r>
-      <w:proofErr w:type="spellEnd"/>
       <w:r>
         <w:rPr>
           <w:rFonts w:asciiTheme="minorHAnsi" w:hAnsiTheme="minorHAnsi" w:cstheme="minorHAnsi"/>
@@ -7957,7 +5849,6 @@
           <w:sz w:val="20"/>
           <w:szCs w:val="20"/>
         </w:rPr>
-        <w:lastRenderedPageBreak/>
         <w:t xml:space="preserve">Designed and consumed </w:t>
       </w:r>
       <w:r>
@@ -8040,6 +5931,7 @@
           <w:sz w:val="20"/>
           <w:szCs w:val="20"/>
         </w:rPr>
+        <w:lastRenderedPageBreak/>
         <w:t>Architected and developed software solutions using OOP concepts, SOLID principles, dependency injection, and design patterns to deliver scalable and maintainable applications.</w:t>
       </w:r>
     </w:p>
@@ -8063,25 +5955,7 @@
           <w:sz w:val="20"/>
           <w:szCs w:val="20"/>
         </w:rPr>
-        <w:t xml:space="preserve">Implemented asynchronous programming using </w:t>
-      </w:r>
-      <w:proofErr w:type="spellStart"/>
-      <w:r>
-        <w:rPr>
-          <w:rFonts w:asciiTheme="minorHAnsi" w:hAnsiTheme="minorHAnsi" w:cstheme="minorHAnsi"/>
-          <w:sz w:val="20"/>
-          <w:szCs w:val="20"/>
-        </w:rPr>
-        <w:t>async</w:t>
-      </w:r>
-      <w:proofErr w:type="spellEnd"/>
-      <w:r>
-        <w:rPr>
-          <w:rFonts w:asciiTheme="minorHAnsi" w:hAnsiTheme="minorHAnsi" w:cstheme="minorHAnsi"/>
-          <w:sz w:val="20"/>
-          <w:szCs w:val="20"/>
-        </w:rPr>
-        <w:t>/await and multithreading to improve application performance and efficiently handle I/O-intensive operations.</w:t>
+        <w:t>Implemented asynchronous programming using async/await and multithreading to improve application performance and efficiently handle I/O-intensive operations.</w:t>
       </w:r>
     </w:p>
     <w:p>
@@ -8163,7 +6037,6 @@
         </w:rPr>
         <w:t xml:space="preserve">Contributed to Microsoft </w:t>
       </w:r>
-      <w:proofErr w:type="spellStart"/>
       <w:r>
         <w:rPr>
           <w:rFonts w:asciiTheme="minorHAnsi" w:hAnsiTheme="minorHAnsi" w:cstheme="minorHAnsi"/>
@@ -8173,7 +6046,6 @@
         </w:rPr>
         <w:t>Flighting</w:t>
       </w:r>
-      <w:proofErr w:type="spellEnd"/>
       <w:r>
         <w:rPr>
           <w:rFonts w:asciiTheme="minorHAnsi" w:hAnsiTheme="minorHAnsi" w:cstheme="minorHAnsi"/>
@@ -8349,25 +6221,7 @@
           <w:sz w:val="20"/>
           <w:szCs w:val="20"/>
         </w:rPr>
-        <w:t xml:space="preserve">Developed Azure Functions and integrated Azure Blob Storage, Azure Service Bus, Azure </w:t>
-      </w:r>
-      <w:proofErr w:type="spellStart"/>
-      <w:r>
-        <w:rPr>
-          <w:rFonts w:asciiTheme="minorHAnsi" w:hAnsiTheme="minorHAnsi" w:cstheme="minorHAnsi"/>
-          <w:sz w:val="20"/>
-          <w:szCs w:val="20"/>
-        </w:rPr>
-        <w:t>Redis</w:t>
-      </w:r>
-      <w:proofErr w:type="spellEnd"/>
-      <w:r>
-        <w:rPr>
-          <w:rFonts w:asciiTheme="minorHAnsi" w:hAnsiTheme="minorHAnsi" w:cstheme="minorHAnsi"/>
-          <w:sz w:val="20"/>
-          <w:szCs w:val="20"/>
-        </w:rPr>
-        <w:t xml:space="preserve"> Cache, and Azure Storage services for cloud-native applications.</w:t>
+        <w:t>Developed Azure Functions and integrated Azure Blob Storage, Azure Service Bus, Azure Redis Cache, and Azure Storage services for cloud-native applications.</w:t>
       </w:r>
     </w:p>
     <w:p>
@@ -8539,45 +6393,8 @@
           <w:sz w:val="20"/>
           <w:szCs w:val="20"/>
         </w:rPr>
-        <w:t xml:space="preserve"> pipelines using Azure </w:t>
-      </w:r>
-      <w:proofErr w:type="spellStart"/>
-      <w:r>
-        <w:rPr>
-          <w:rFonts w:asciiTheme="minorHAnsi" w:hAnsiTheme="minorHAnsi" w:cstheme="minorHAnsi"/>
-          <w:sz w:val="20"/>
-          <w:szCs w:val="20"/>
-        </w:rPr>
-        <w:t>DevOps</w:t>
-      </w:r>
-      <w:proofErr w:type="spellEnd"/>
-      <w:r>
-        <w:rPr>
-          <w:rFonts w:asciiTheme="minorHAnsi" w:hAnsiTheme="minorHAnsi" w:cstheme="minorHAnsi"/>
-          <w:sz w:val="20"/>
-          <w:szCs w:val="20"/>
-        </w:rPr>
-        <w:t xml:space="preserve">, Azure Pipelines, </w:t>
-      </w:r>
-      <w:proofErr w:type="spellStart"/>
-      <w:r>
-        <w:rPr>
-          <w:rFonts w:asciiTheme="minorHAnsi" w:hAnsiTheme="minorHAnsi" w:cstheme="minorHAnsi"/>
-          <w:sz w:val="20"/>
-          <w:szCs w:val="20"/>
-        </w:rPr>
-        <w:t>TeamCity</w:t>
-      </w:r>
-      <w:proofErr w:type="spellEnd"/>
-      <w:r>
-        <w:rPr>
-          <w:rFonts w:asciiTheme="minorHAnsi" w:hAnsiTheme="minorHAnsi" w:cstheme="minorHAnsi"/>
-          <w:sz w:val="20"/>
-          <w:szCs w:val="20"/>
-        </w:rPr>
-        <w:t xml:space="preserve">, Harness, TFS, and </w:t>
-      </w:r>
-      <w:proofErr w:type="spellStart"/>
+        <w:t xml:space="preserve"> pipelines using Azure DevOps, Azure Pipelines, TeamCity, Harness, TFS, and </w:t>
+      </w:r>
       <w:r>
         <w:rPr>
           <w:rFonts w:asciiTheme="minorHAnsi" w:hAnsiTheme="minorHAnsi" w:cstheme="minorHAnsi"/>
@@ -8587,7 +6404,6 @@
         </w:rPr>
         <w:t>GitHub</w:t>
       </w:r>
-      <w:proofErr w:type="spellEnd"/>
       <w:r>
         <w:rPr>
           <w:rFonts w:asciiTheme="minorHAnsi" w:hAnsiTheme="minorHAnsi" w:cstheme="minorHAnsi"/>
@@ -8617,25 +6433,7 @@
           <w:sz w:val="20"/>
           <w:szCs w:val="20"/>
         </w:rPr>
-        <w:t xml:space="preserve">Performed Unit Testing and Integration Testing using </w:t>
-      </w:r>
-      <w:proofErr w:type="spellStart"/>
-      <w:r>
-        <w:rPr>
-          <w:rFonts w:asciiTheme="minorHAnsi" w:hAnsiTheme="minorHAnsi" w:cstheme="minorHAnsi"/>
-          <w:sz w:val="20"/>
-          <w:szCs w:val="20"/>
-        </w:rPr>
-        <w:t>xUnit</w:t>
-      </w:r>
-      <w:proofErr w:type="spellEnd"/>
-      <w:r>
-        <w:rPr>
-          <w:rFonts w:asciiTheme="minorHAnsi" w:hAnsiTheme="minorHAnsi" w:cstheme="minorHAnsi"/>
-          <w:sz w:val="20"/>
-          <w:szCs w:val="20"/>
-        </w:rPr>
-        <w:t xml:space="preserve"> and participated in </w:t>
+        <w:t xml:space="preserve">Performed Unit Testing and Integration Testing using xUnit and participated in </w:t>
       </w:r>
       <w:r>
         <w:rPr>
@@ -8737,147 +6535,7 @@
           <w:sz w:val="20"/>
           <w:szCs w:val="20"/>
         </w:rPr>
-        <w:t xml:space="preserve"> C#, .NET 8/.NET 10, ASP.NET Core, ASP.NET MVC, Web API, Entity Framework Core, React JS, Angular 9, </w:t>
-      </w:r>
-      <w:proofErr w:type="spellStart"/>
-      <w:r>
-        <w:rPr>
-          <w:rFonts w:asciiTheme="minorHAnsi" w:hAnsiTheme="minorHAnsi" w:cstheme="minorHAnsi"/>
-          <w:b/>
-          <w:sz w:val="20"/>
-          <w:szCs w:val="20"/>
-        </w:rPr>
-        <w:t>Blazor</w:t>
-      </w:r>
-      <w:proofErr w:type="spellEnd"/>
-      <w:r>
-        <w:rPr>
-          <w:rFonts w:asciiTheme="minorHAnsi" w:hAnsiTheme="minorHAnsi" w:cstheme="minorHAnsi"/>
-          <w:b/>
-          <w:sz w:val="20"/>
-          <w:szCs w:val="20"/>
-        </w:rPr>
-        <w:t xml:space="preserve">, HTML5, CSS3, Bootstrap, JavaScript, AJAX, jQuery, Razor Views, REST API, SOAP/WCF, Azure Functions, Azure App Service, Azure Blob Storage, Azure Service Bus, Azure </w:t>
-      </w:r>
-      <w:proofErr w:type="spellStart"/>
-      <w:r>
-        <w:rPr>
-          <w:rFonts w:asciiTheme="minorHAnsi" w:hAnsiTheme="minorHAnsi" w:cstheme="minorHAnsi"/>
-          <w:b/>
-          <w:sz w:val="20"/>
-          <w:szCs w:val="20"/>
-        </w:rPr>
-        <w:t>Redis</w:t>
-      </w:r>
-      <w:proofErr w:type="spellEnd"/>
-      <w:r>
-        <w:rPr>
-          <w:rFonts w:asciiTheme="minorHAnsi" w:hAnsiTheme="minorHAnsi" w:cstheme="minorHAnsi"/>
-          <w:b/>
-          <w:sz w:val="20"/>
-          <w:szCs w:val="20"/>
-        </w:rPr>
-        <w:t xml:space="preserve"> Cache, Azure SQL Database (MS SQL Server 2022), Azure DNS, Azure Application Gateway, Azure VM, Azure VMSS, Azure Active Directory, Virtual Networks, ARM Templates, AKS, </w:t>
-      </w:r>
-      <w:proofErr w:type="spellStart"/>
-      <w:r>
-        <w:rPr>
-          <w:rFonts w:asciiTheme="minorHAnsi" w:hAnsiTheme="minorHAnsi" w:cstheme="minorHAnsi"/>
-          <w:b/>
-          <w:sz w:val="20"/>
-          <w:szCs w:val="20"/>
-        </w:rPr>
-        <w:t>RabbitMQ</w:t>
-      </w:r>
-      <w:proofErr w:type="spellEnd"/>
-      <w:r>
-        <w:rPr>
-          <w:rFonts w:asciiTheme="minorHAnsi" w:hAnsiTheme="minorHAnsi" w:cstheme="minorHAnsi"/>
-          <w:b/>
-          <w:sz w:val="20"/>
-          <w:szCs w:val="20"/>
-        </w:rPr>
-        <w:t xml:space="preserve">, Solace, AMQ, Azure </w:t>
-      </w:r>
-      <w:proofErr w:type="spellStart"/>
-      <w:r>
-        <w:rPr>
-          <w:rFonts w:asciiTheme="minorHAnsi" w:hAnsiTheme="minorHAnsi" w:cstheme="minorHAnsi"/>
-          <w:b/>
-          <w:sz w:val="20"/>
-          <w:szCs w:val="20"/>
-        </w:rPr>
-        <w:t>DevOps</w:t>
-      </w:r>
-      <w:proofErr w:type="spellEnd"/>
-      <w:r>
-        <w:rPr>
-          <w:rFonts w:asciiTheme="minorHAnsi" w:hAnsiTheme="minorHAnsi" w:cstheme="minorHAnsi"/>
-          <w:b/>
-          <w:sz w:val="20"/>
-          <w:szCs w:val="20"/>
-        </w:rPr>
-        <w:t xml:space="preserve">, Azure Pipelines, </w:t>
-      </w:r>
-      <w:proofErr w:type="spellStart"/>
-      <w:r>
-        <w:rPr>
-          <w:rFonts w:asciiTheme="minorHAnsi" w:hAnsiTheme="minorHAnsi" w:cstheme="minorHAnsi"/>
-          <w:b/>
-          <w:sz w:val="20"/>
-          <w:szCs w:val="20"/>
-        </w:rPr>
-        <w:t>TeamCity</w:t>
-      </w:r>
-      <w:proofErr w:type="spellEnd"/>
-      <w:r>
-        <w:rPr>
-          <w:rFonts w:asciiTheme="minorHAnsi" w:hAnsiTheme="minorHAnsi" w:cstheme="minorHAnsi"/>
-          <w:b/>
-          <w:sz w:val="20"/>
-          <w:szCs w:val="20"/>
-        </w:rPr>
-        <w:t xml:space="preserve">, Harness, Git, </w:t>
-      </w:r>
-      <w:proofErr w:type="spellStart"/>
-      <w:r>
-        <w:rPr>
-          <w:rFonts w:asciiTheme="minorHAnsi" w:hAnsiTheme="minorHAnsi" w:cstheme="minorHAnsi"/>
-          <w:b/>
-          <w:sz w:val="20"/>
-          <w:szCs w:val="20"/>
-        </w:rPr>
-        <w:t>GitHub</w:t>
-      </w:r>
-      <w:proofErr w:type="spellEnd"/>
-      <w:r>
-        <w:rPr>
-          <w:rFonts w:asciiTheme="minorHAnsi" w:hAnsiTheme="minorHAnsi" w:cstheme="minorHAnsi"/>
-          <w:b/>
-          <w:sz w:val="20"/>
-          <w:szCs w:val="20"/>
-        </w:rPr>
-        <w:t xml:space="preserve">, TFS, Visual Studio 2019/2022, </w:t>
-      </w:r>
-      <w:proofErr w:type="spellStart"/>
-      <w:r>
-        <w:rPr>
-          <w:rFonts w:asciiTheme="minorHAnsi" w:hAnsiTheme="minorHAnsi" w:cstheme="minorHAnsi"/>
-          <w:b/>
-          <w:sz w:val="20"/>
-          <w:szCs w:val="20"/>
-        </w:rPr>
-        <w:t>xUnit</w:t>
-      </w:r>
-      <w:proofErr w:type="spellEnd"/>
-      <w:r>
-        <w:rPr>
-          <w:rFonts w:asciiTheme="minorHAnsi" w:hAnsiTheme="minorHAnsi" w:cstheme="minorHAnsi"/>
-          <w:b/>
-          <w:sz w:val="20"/>
-          <w:szCs w:val="20"/>
-        </w:rPr>
-        <w:t>, Postman, Fiddler, SSIS, SSRS, LINQ, JSON, XML, IIS 10, Agile/Scrum</w:t>
+        <w:t xml:space="preserve"> C#, .NET 8/.NET 10, ASP.NET Core, ASP.NET MVC, Web API, Entity Framework Core, React JS, Angular 9, Blazor, HTML5, CSS3, Bootstrap, JavaScript, AJAX, jQuery, Razor Views, REST API, SOAP/WCF, Azure Functions, Azure App Service, Azure Blob Storage, Azure Service Bus, Azure Redis Cache, Azure SQL Database (MS SQL Server 2022), Azure DNS, Azure Application Gateway, Azure VM, Azure VMSS, Azure Active Directory, Virtual Networks, ARM Templates, AKS, RabbitMQ, Solace, AMQ, Azure DevOps, Azure Pipelines, TeamCity, Harness, Git, GitHub, TFS, Visual Studio 2019/2022, xUnit, Postman, Fiddler, SSIS, SSRS, LINQ, JSON, XML, IIS 10, Agile/Scrum</w:t>
       </w:r>
       <w:r>
         <w:rPr>
@@ -9268,7 +6926,6 @@
           <w:sz w:val="20"/>
           <w:szCs w:val="20"/>
         </w:rPr>
-        <w:lastRenderedPageBreak/>
         <w:t xml:space="preserve">Developed the </w:t>
       </w:r>
       <w:r>
@@ -9442,6 +7099,7 @@
           <w:sz w:val="20"/>
           <w:szCs w:val="20"/>
         </w:rPr>
+        <w:lastRenderedPageBreak/>
         <w:t xml:space="preserve">Responsible various workflows like </w:t>
       </w:r>
       <w:r>
@@ -9546,29 +7204,7 @@
           <w:sz w:val="20"/>
           <w:szCs w:val="20"/>
         </w:rPr>
-        <w:t>Angular 2/6</w:t>
-      </w:r>
-      <w:proofErr w:type="gramStart"/>
-      <w:r>
-        <w:rPr>
-          <w:rFonts w:asciiTheme="minorHAnsi" w:hAnsiTheme="minorHAnsi" w:cstheme="minorHAnsi"/>
-          <w:b/>
-          <w:bCs/>
-          <w:sz w:val="20"/>
-          <w:szCs w:val="20"/>
-        </w:rPr>
-        <w:t>,/</w:t>
-      </w:r>
-      <w:proofErr w:type="gramEnd"/>
-      <w:r>
-        <w:rPr>
-          <w:rFonts w:asciiTheme="minorHAnsi" w:hAnsiTheme="minorHAnsi" w:cstheme="minorHAnsi"/>
-          <w:b/>
-          <w:bCs/>
-          <w:sz w:val="20"/>
-          <w:szCs w:val="20"/>
-        </w:rPr>
-        <w:t>7,/</w:t>
+        <w:t>Angular 2/6,/7,/</w:t>
       </w:r>
       <w:r>
         <w:rPr>
@@ -9854,7 +7490,6 @@
         </w:rPr>
         <w:t xml:space="preserve"> web APIs and integrated them with front-end components built with </w:t>
       </w:r>
-      <w:proofErr w:type="spellStart"/>
       <w:r>
         <w:rPr>
           <w:rStyle w:val="Strong"/>
@@ -9864,7 +7499,6 @@
         </w:rPr>
         <w:t>Blazor</w:t>
       </w:r>
-      <w:proofErr w:type="spellEnd"/>
     </w:p>
     <w:p>
       <w:pPr>
@@ -9903,25 +7537,7 @@
           <w:sz w:val="20"/>
           <w:szCs w:val="20"/>
         </w:rPr>
-        <w:t xml:space="preserve"> using </w:t>
-      </w:r>
-      <w:proofErr w:type="spellStart"/>
-      <w:r>
-        <w:rPr>
-          <w:rFonts w:asciiTheme="minorHAnsi" w:hAnsiTheme="minorHAnsi" w:cstheme="minorHAnsi"/>
-          <w:sz w:val="20"/>
-          <w:szCs w:val="20"/>
-        </w:rPr>
-        <w:t>OAuth</w:t>
-      </w:r>
-      <w:proofErr w:type="spellEnd"/>
-      <w:r>
-        <w:rPr>
-          <w:rFonts w:asciiTheme="minorHAnsi" w:hAnsiTheme="minorHAnsi" w:cstheme="minorHAnsi"/>
-          <w:sz w:val="20"/>
-          <w:szCs w:val="20"/>
-        </w:rPr>
-        <w:t xml:space="preserve"> Token in the Angular modules. </w:t>
+        <w:t xml:space="preserve"> using OAuth Token in the Angular modules. </w:t>
       </w:r>
     </w:p>
     <w:p>
@@ -9969,27 +7585,7 @@
           <w:szCs w:val="20"/>
           <w:lang w:val="en-GB"/>
         </w:rPr>
-        <w:t xml:space="preserve"> using Service Fabric platform to collect data from external sources like Hyperion and </w:t>
-      </w:r>
-      <w:proofErr w:type="spellStart"/>
-      <w:r>
-        <w:rPr>
-          <w:rFonts w:asciiTheme="minorHAnsi" w:hAnsiTheme="minorHAnsi" w:cstheme="minorHAnsi"/>
-          <w:sz w:val="20"/>
-          <w:szCs w:val="20"/>
-          <w:lang w:val="en-GB"/>
-        </w:rPr>
-        <w:t>SpringCM</w:t>
-      </w:r>
-      <w:proofErr w:type="spellEnd"/>
-      <w:r>
-        <w:rPr>
-          <w:rFonts w:asciiTheme="minorHAnsi" w:hAnsiTheme="minorHAnsi" w:cstheme="minorHAnsi"/>
-          <w:sz w:val="20"/>
-          <w:szCs w:val="20"/>
-          <w:lang w:val="en-GB"/>
-        </w:rPr>
-        <w:t xml:space="preserve"> to update the application database.</w:t>
+        <w:t xml:space="preserve"> using Service Fabric platform to collect data from external sources like Hyperion and SpringCM to update the application database.</w:t>
       </w:r>
     </w:p>
     <w:p>
@@ -10053,7 +7649,6 @@
         </w:rPr>
         <w:t xml:space="preserve"> using ASP.NET Identity and </w:t>
       </w:r>
-      <w:proofErr w:type="spellStart"/>
       <w:r>
         <w:rPr>
           <w:rStyle w:val="Strong"/>
@@ -10061,17 +7656,7 @@
           <w:sz w:val="20"/>
           <w:szCs w:val="20"/>
         </w:rPr>
-        <w:t>OAuth</w:t>
-      </w:r>
-      <w:proofErr w:type="spellEnd"/>
-      <w:r>
-        <w:rPr>
-          <w:rStyle w:val="Strong"/>
-          <w:rFonts w:asciiTheme="minorHAnsi" w:hAnsiTheme="minorHAnsi" w:cstheme="minorHAnsi"/>
-          <w:sz w:val="20"/>
-          <w:szCs w:val="20"/>
-        </w:rPr>
-        <w:t xml:space="preserve"> 2.0</w:t>
+        <w:t>OAuth 2.0</w:t>
       </w:r>
       <w:r>
         <w:rPr>
@@ -10389,7 +7974,6 @@
         </w:rPr>
         <w:t xml:space="preserve"> using </w:t>
       </w:r>
-      <w:proofErr w:type="spellStart"/>
       <w:r>
         <w:rPr>
           <w:rFonts w:asciiTheme="minorHAnsi" w:hAnsiTheme="minorHAnsi" w:cstheme="minorHAnsi"/>
@@ -10399,7 +7983,6 @@
         </w:rPr>
         <w:t>NodeJS</w:t>
       </w:r>
-      <w:proofErr w:type="spellEnd"/>
       <w:r>
         <w:rPr>
           <w:rFonts w:asciiTheme="minorHAnsi" w:hAnsiTheme="minorHAnsi" w:cstheme="minorHAnsi"/>
@@ -10688,437 +8271,181 @@
         </w:rPr>
         <w:t xml:space="preserve">: </w:t>
       </w:r>
-      <w:proofErr w:type="spellStart"/>
-      <w:r>
-        <w:rPr>
-          <w:rFonts w:asciiTheme="minorHAnsi" w:hAnsiTheme="minorHAnsi" w:cstheme="minorHAnsi"/>
-          <w:sz w:val="20"/>
-          <w:szCs w:val="20"/>
-        </w:rPr>
-        <w:t>C#,Asp.Net,Angular</w:t>
-      </w:r>
-      <w:proofErr w:type="spellEnd"/>
-      <w:r>
-        <w:rPr>
-          <w:rFonts w:asciiTheme="minorHAnsi" w:hAnsiTheme="minorHAnsi" w:cstheme="minorHAnsi"/>
-          <w:sz w:val="20"/>
-          <w:szCs w:val="20"/>
-        </w:rPr>
-        <w:t>, Bootstra</w:t>
-      </w:r>
-      <w:r>
-        <w:rPr>
-          <w:rFonts w:asciiTheme="minorHAnsi" w:hAnsiTheme="minorHAnsi" w:cstheme="minorHAnsi"/>
-          <w:sz w:val="20"/>
-          <w:szCs w:val="20"/>
-        </w:rPr>
-        <w:t xml:space="preserve">p, </w:t>
-      </w:r>
-      <w:proofErr w:type="spellStart"/>
-      <w:r>
-        <w:rPr>
-          <w:rFonts w:asciiTheme="minorHAnsi" w:hAnsiTheme="minorHAnsi" w:cstheme="minorHAnsi"/>
-          <w:sz w:val="20"/>
-          <w:szCs w:val="20"/>
-        </w:rPr>
-        <w:t>NodeJS</w:t>
-      </w:r>
-      <w:proofErr w:type="spellEnd"/>
-      <w:r>
-        <w:rPr>
-          <w:rFonts w:asciiTheme="minorHAnsi" w:hAnsiTheme="minorHAnsi" w:cstheme="minorHAnsi"/>
-          <w:sz w:val="20"/>
-          <w:szCs w:val="20"/>
+      <w:r>
+        <w:rPr>
+          <w:rFonts w:asciiTheme="minorHAnsi" w:hAnsiTheme="minorHAnsi" w:cstheme="minorHAnsi"/>
+          <w:sz w:val="20"/>
+          <w:szCs w:val="20"/>
+        </w:rPr>
+        <w:t>C#,Asp.Net,Angular, Bootstra</w:t>
+      </w:r>
+      <w:r>
+        <w:rPr>
+          <w:rFonts w:asciiTheme="minorHAnsi" w:hAnsiTheme="minorHAnsi" w:cstheme="minorHAnsi"/>
+          <w:sz w:val="20"/>
+          <w:szCs w:val="20"/>
+        </w:rPr>
+        <w:t>p, NodeJS, ReactJS, Redux, HTML</w:t>
+      </w:r>
+      <w:r>
+        <w:rPr>
+          <w:rFonts w:asciiTheme="minorHAnsi" w:hAnsiTheme="minorHAnsi" w:cstheme="minorHAnsi"/>
+          <w:sz w:val="20"/>
+          <w:szCs w:val="20"/>
+        </w:rPr>
+        <w:t>5, CSS, JavaScript, RESTful API, Visual Studio Code, OAuth2, JSON, Git, XML, NUnit, Postman, Cucumber, Scrum, JavaScript, Agile, CI/CD pipeline (DevOps), SQL Server, Splunk,</w:t>
+      </w:r>
+      <w:r>
+        <w:rPr>
+          <w:rFonts w:asciiTheme="minorHAnsi" w:hAnsiTheme="minorHAnsi" w:cstheme="minorHAnsi"/>
+          <w:sz w:val="20"/>
+          <w:szCs w:val="20"/>
+        </w:rPr>
+        <w:t xml:space="preserve"> Jenkins, Design patterns, JIRA</w:t>
+      </w:r>
+      <w:r>
+        <w:rPr>
+          <w:rFonts w:asciiTheme="minorHAnsi" w:hAnsiTheme="minorHAnsi" w:cstheme="minorHAnsi"/>
+          <w:sz w:val="20"/>
+          <w:szCs w:val="20"/>
+        </w:rPr>
+        <w:t>,</w:t>
+      </w:r>
+      <w:r>
+        <w:rPr>
+          <w:rFonts w:asciiTheme="minorHAnsi" w:hAnsiTheme="minorHAnsi" w:cstheme="minorHAnsi"/>
+          <w:sz w:val="20"/>
+          <w:szCs w:val="20"/>
+        </w:rPr>
+        <w:t xml:space="preserve">Angular 7, ReactJS , Redux, NodeJS, Bootstrap, HTML 5, JavaScript, Single Page Application (SPA), CSS, Typescript, SQL Server, </w:t>
+      </w:r>
+      <w:r>
+        <w:rPr>
+          <w:rFonts w:asciiTheme="minorHAnsi" w:hAnsiTheme="minorHAnsi" w:cstheme="minorHAnsi"/>
+          <w:sz w:val="20"/>
+          <w:szCs w:val="20"/>
+        </w:rPr>
+        <w:t>Pl/Sql,</w:t>
+      </w:r>
+      <w:r>
+        <w:rPr>
+          <w:rFonts w:asciiTheme="minorHAnsi" w:hAnsiTheme="minorHAnsi" w:cstheme="minorHAnsi"/>
+          <w:color w:val="000000" w:themeColor="text1"/>
+          <w:sz w:val="20"/>
+          <w:szCs w:val="20"/>
+          <w:lang w:val="en-GB"/>
+        </w:rPr>
+        <w:t xml:space="preserve"> Oracle11g</w:t>
+      </w:r>
+      <w:r>
+        <w:rPr>
+          <w:rFonts w:asciiTheme="minorHAnsi" w:hAnsiTheme="minorHAnsi" w:cstheme="minorHAnsi"/>
+          <w:sz w:val="20"/>
+          <w:szCs w:val="20"/>
+        </w:rPr>
+        <w:t>,</w:t>
+      </w:r>
+      <w:r>
+        <w:rPr>
+          <w:rFonts w:asciiTheme="minorHAnsi" w:hAnsiTheme="minorHAnsi" w:cstheme="minorHAnsi"/>
+          <w:sz w:val="20"/>
+          <w:szCs w:val="20"/>
+        </w:rPr>
+        <w:t>Visual Code, CI/CD pipeline (DevOps) , Scrum, Postman, Dockers, REST API, Jenkins, Azure, JSON, OAuth2, Git, Junit, Splunk, JIRA, Agile.</w:t>
+      </w:r>
+    </w:p>
+    <w:p>
+      <w:pPr>
+        <w:tabs>
+          <w:tab w:val="num" w:pos="1440"/>
+        </w:tabs>
+        <w:jc w:val="both"/>
+        <w:rPr>
+          <w:rFonts w:asciiTheme="minorHAnsi" w:hAnsiTheme="minorHAnsi" w:cstheme="minorHAnsi"/>
+          <w:b/>
+          <w:color w:val="000000" w:themeColor="text1"/>
+          <w:sz w:val="20"/>
+          <w:szCs w:val="20"/>
+        </w:rPr>
+      </w:pPr>
+    </w:p>
+    <w:p>
+      <w:pPr>
+        <w:tabs>
+          <w:tab w:val="num" w:pos="1440"/>
+        </w:tabs>
+        <w:jc w:val="both"/>
+        <w:rPr>
+          <w:rFonts w:asciiTheme="minorHAnsi" w:hAnsiTheme="minorHAnsi" w:cstheme="minorHAnsi"/>
+          <w:b/>
+          <w:color w:val="000000" w:themeColor="text1"/>
+          <w:sz w:val="20"/>
+          <w:szCs w:val="20"/>
+        </w:rPr>
+      </w:pPr>
+      <w:r>
+        <w:rPr>
+          <w:rStyle w:val="None"/>
+          <w:rFonts w:asciiTheme="minorHAnsi" w:hAnsiTheme="minorHAnsi" w:cstheme="minorHAnsi"/>
+          <w:b/>
+          <w:bCs/>
+          <w:color w:val="000000" w:themeColor="text1"/>
+          <w:sz w:val="20"/>
+          <w:szCs w:val="20"/>
+        </w:rPr>
+        <w:t>Client:</w:t>
+      </w:r>
+      <w:r>
+        <w:rPr>
+          <w:rStyle w:val="None"/>
+          <w:rFonts w:asciiTheme="minorHAnsi" w:hAnsiTheme="minorHAnsi" w:cstheme="minorHAnsi"/>
+          <w:b/>
+          <w:bCs/>
+          <w:color w:val="000000" w:themeColor="text1"/>
+          <w:sz w:val="20"/>
+          <w:szCs w:val="20"/>
+        </w:rPr>
+        <w:t xml:space="preserve"> </w:t>
+      </w:r>
+      <w:r>
+        <w:rPr>
+          <w:rFonts w:asciiTheme="minorHAnsi" w:hAnsiTheme="minorHAnsi" w:cstheme="minorHAnsi"/>
+          <w:b/>
+          <w:color w:val="000000" w:themeColor="text1"/>
+          <w:sz w:val="20"/>
+          <w:szCs w:val="20"/>
+        </w:rPr>
+        <w:t>EB</w:t>
+      </w:r>
+      <w:r>
+        <w:rPr>
+          <w:rFonts w:asciiTheme="minorHAnsi" w:hAnsiTheme="minorHAnsi" w:cstheme="minorHAnsi"/>
+          <w:b/>
+          <w:color w:val="000000" w:themeColor="text1"/>
+          <w:sz w:val="20"/>
+          <w:szCs w:val="20"/>
+        </w:rPr>
+        <w:t>ay</w:t>
+      </w:r>
+      <w:r>
+        <w:rPr>
+          <w:rFonts w:asciiTheme="minorHAnsi" w:hAnsiTheme="minorHAnsi" w:cstheme="minorHAnsi"/>
+          <w:b/>
+          <w:color w:val="000000" w:themeColor="text1"/>
+          <w:sz w:val="20"/>
+          <w:szCs w:val="20"/>
+        </w:rPr>
+        <w:t xml:space="preserve"> </w:t>
+      </w:r>
+      <w:r>
+        <w:rPr>
+          <w:rFonts w:asciiTheme="minorHAnsi" w:hAnsiTheme="minorHAnsi" w:cstheme="minorHAnsi"/>
+          <w:color w:val="222222"/>
+          <w:sz w:val="20"/>
+          <w:szCs w:val="20"/>
+          <w:shd w:val="clear" w:color="auto" w:fill="FFFFFF"/>
         </w:rPr>
         <w:t xml:space="preserve">, </w:t>
-      </w:r>
-      <w:proofErr w:type="spellStart"/>
-      <w:r>
-        <w:rPr>
-          <w:rFonts w:asciiTheme="minorHAnsi" w:hAnsiTheme="minorHAnsi" w:cstheme="minorHAnsi"/>
-          <w:sz w:val="20"/>
-          <w:szCs w:val="20"/>
-        </w:rPr>
-        <w:t>ReactJS</w:t>
-      </w:r>
-      <w:proofErr w:type="spellEnd"/>
-      <w:r>
-        <w:rPr>
-          <w:rFonts w:asciiTheme="minorHAnsi" w:hAnsiTheme="minorHAnsi" w:cstheme="minorHAnsi"/>
-          <w:sz w:val="20"/>
-          <w:szCs w:val="20"/>
-        </w:rPr>
-        <w:t xml:space="preserve">, </w:t>
-      </w:r>
-      <w:proofErr w:type="spellStart"/>
-      <w:r>
-        <w:rPr>
-          <w:rFonts w:asciiTheme="minorHAnsi" w:hAnsiTheme="minorHAnsi" w:cstheme="minorHAnsi"/>
-          <w:sz w:val="20"/>
-          <w:szCs w:val="20"/>
-        </w:rPr>
-        <w:t>Redux</w:t>
-      </w:r>
-      <w:proofErr w:type="spellEnd"/>
-      <w:r>
-        <w:rPr>
-          <w:rFonts w:asciiTheme="minorHAnsi" w:hAnsiTheme="minorHAnsi" w:cstheme="minorHAnsi"/>
-          <w:sz w:val="20"/>
-          <w:szCs w:val="20"/>
-        </w:rPr>
-        <w:t>, HTML</w:t>
-      </w:r>
-      <w:r>
-        <w:rPr>
-          <w:rFonts w:asciiTheme="minorHAnsi" w:hAnsiTheme="minorHAnsi" w:cstheme="minorHAnsi"/>
-          <w:sz w:val="20"/>
-          <w:szCs w:val="20"/>
-        </w:rPr>
-        <w:t xml:space="preserve">5, CSS, JavaScript, </w:t>
-      </w:r>
-      <w:proofErr w:type="spellStart"/>
-      <w:r>
-        <w:rPr>
-          <w:rFonts w:asciiTheme="minorHAnsi" w:hAnsiTheme="minorHAnsi" w:cstheme="minorHAnsi"/>
-          <w:sz w:val="20"/>
-          <w:szCs w:val="20"/>
-        </w:rPr>
-        <w:t>RESTful</w:t>
-      </w:r>
-      <w:proofErr w:type="spellEnd"/>
-      <w:r>
-        <w:rPr>
-          <w:rFonts w:asciiTheme="minorHAnsi" w:hAnsiTheme="minorHAnsi" w:cstheme="minorHAnsi"/>
-          <w:sz w:val="20"/>
-          <w:szCs w:val="20"/>
-        </w:rPr>
-        <w:t xml:space="preserve"> API, Visual Studio Code, OAuth2, JSON, </w:t>
-      </w:r>
-      <w:proofErr w:type="spellStart"/>
-      <w:r>
-        <w:rPr>
-          <w:rFonts w:asciiTheme="minorHAnsi" w:hAnsiTheme="minorHAnsi" w:cstheme="minorHAnsi"/>
-          <w:sz w:val="20"/>
-          <w:szCs w:val="20"/>
-        </w:rPr>
-        <w:t>Git</w:t>
-      </w:r>
-      <w:proofErr w:type="spellEnd"/>
-      <w:r>
-        <w:rPr>
-          <w:rFonts w:asciiTheme="minorHAnsi" w:hAnsiTheme="minorHAnsi" w:cstheme="minorHAnsi"/>
-          <w:sz w:val="20"/>
-          <w:szCs w:val="20"/>
-        </w:rPr>
-        <w:t xml:space="preserve">, XML, NUnit, Postman, Cucumber, Scrum, JavaScript, Agile, CI/CD pipeline (DevOps), SQL Server, </w:t>
-      </w:r>
-      <w:proofErr w:type="spellStart"/>
-      <w:r>
-        <w:rPr>
-          <w:rFonts w:asciiTheme="minorHAnsi" w:hAnsiTheme="minorHAnsi" w:cstheme="minorHAnsi"/>
-          <w:sz w:val="20"/>
-          <w:szCs w:val="20"/>
-        </w:rPr>
-        <w:t>Splunk</w:t>
-      </w:r>
-      <w:proofErr w:type="spellEnd"/>
-      <w:r>
-        <w:rPr>
-          <w:rFonts w:asciiTheme="minorHAnsi" w:hAnsiTheme="minorHAnsi" w:cstheme="minorHAnsi"/>
-          <w:sz w:val="20"/>
-          <w:szCs w:val="20"/>
-        </w:rPr>
-        <w:t>,</w:t>
-      </w:r>
-      <w:r>
-        <w:rPr>
-          <w:rFonts w:asciiTheme="minorHAnsi" w:hAnsiTheme="minorHAnsi" w:cstheme="minorHAnsi"/>
-          <w:sz w:val="20"/>
-          <w:szCs w:val="20"/>
-        </w:rPr>
-        <w:t xml:space="preserve"> Jenkins, Design patterns, </w:t>
-      </w:r>
-      <w:proofErr w:type="spellStart"/>
-      <w:r>
-        <w:rPr>
-          <w:rFonts w:asciiTheme="minorHAnsi" w:hAnsiTheme="minorHAnsi" w:cstheme="minorHAnsi"/>
-          <w:sz w:val="20"/>
-          <w:szCs w:val="20"/>
-        </w:rPr>
-        <w:t>JIRA</w:t>
-      </w:r>
-      <w:r>
-        <w:rPr>
-          <w:rFonts w:asciiTheme="minorHAnsi" w:hAnsiTheme="minorHAnsi" w:cstheme="minorHAnsi"/>
-          <w:sz w:val="20"/>
-          <w:szCs w:val="20"/>
-        </w:rPr>
-        <w:t>,</w:t>
-      </w:r>
-      <w:r>
-        <w:rPr>
-          <w:rFonts w:asciiTheme="minorHAnsi" w:hAnsiTheme="minorHAnsi" w:cstheme="minorHAnsi"/>
-          <w:sz w:val="20"/>
-          <w:szCs w:val="20"/>
-        </w:rPr>
-        <w:t>Angular</w:t>
-      </w:r>
-      <w:proofErr w:type="spellEnd"/>
-      <w:r>
-        <w:rPr>
-          <w:rFonts w:asciiTheme="minorHAnsi" w:hAnsiTheme="minorHAnsi" w:cstheme="minorHAnsi"/>
-          <w:sz w:val="20"/>
-          <w:szCs w:val="20"/>
-        </w:rPr>
-        <w:t xml:space="preserve"> 7, </w:t>
-      </w:r>
-      <w:proofErr w:type="spellStart"/>
-      <w:r>
-        <w:rPr>
-          <w:rFonts w:asciiTheme="minorHAnsi" w:hAnsiTheme="minorHAnsi" w:cstheme="minorHAnsi"/>
-          <w:sz w:val="20"/>
-          <w:szCs w:val="20"/>
-        </w:rPr>
-        <w:t>ReactJS</w:t>
-      </w:r>
-      <w:proofErr w:type="spellEnd"/>
-      <w:r>
-        <w:rPr>
-          <w:rFonts w:asciiTheme="minorHAnsi" w:hAnsiTheme="minorHAnsi" w:cstheme="minorHAnsi"/>
-          <w:sz w:val="20"/>
-          <w:szCs w:val="20"/>
-        </w:rPr>
-        <w:t xml:space="preserve"> , </w:t>
-      </w:r>
-      <w:proofErr w:type="spellStart"/>
-      <w:r>
-        <w:rPr>
-          <w:rFonts w:asciiTheme="minorHAnsi" w:hAnsiTheme="minorHAnsi" w:cstheme="minorHAnsi"/>
-          <w:sz w:val="20"/>
-          <w:szCs w:val="20"/>
-        </w:rPr>
-        <w:t>Redux</w:t>
-      </w:r>
-      <w:proofErr w:type="spellEnd"/>
-      <w:r>
-        <w:rPr>
-          <w:rFonts w:asciiTheme="minorHAnsi" w:hAnsiTheme="minorHAnsi" w:cstheme="minorHAnsi"/>
-          <w:sz w:val="20"/>
-          <w:szCs w:val="20"/>
-        </w:rPr>
-        <w:t xml:space="preserve">, </w:t>
-      </w:r>
-      <w:proofErr w:type="spellStart"/>
-      <w:r>
-        <w:rPr>
-          <w:rFonts w:asciiTheme="minorHAnsi" w:hAnsiTheme="minorHAnsi" w:cstheme="minorHAnsi"/>
-          <w:sz w:val="20"/>
-          <w:szCs w:val="20"/>
-        </w:rPr>
-        <w:t>NodeJS</w:t>
-      </w:r>
-      <w:proofErr w:type="spellEnd"/>
-      <w:r>
-        <w:rPr>
-          <w:rFonts w:asciiTheme="minorHAnsi" w:hAnsiTheme="minorHAnsi" w:cstheme="minorHAnsi"/>
-          <w:sz w:val="20"/>
-          <w:szCs w:val="20"/>
-        </w:rPr>
-        <w:t xml:space="preserve">, Bootstrap, HTML 5, JavaScript, Single Page Application (SPA), CSS, Typescript, SQL Server, </w:t>
-      </w:r>
-      <w:r>
-        <w:rPr>
-          <w:rFonts w:asciiTheme="minorHAnsi" w:hAnsiTheme="minorHAnsi" w:cstheme="minorHAnsi"/>
-          <w:sz w:val="20"/>
-          <w:szCs w:val="20"/>
-        </w:rPr>
-        <w:t>Pl/Sql,</w:t>
-      </w:r>
-      <w:r>
-        <w:rPr>
-          <w:rFonts w:asciiTheme="minorHAnsi" w:hAnsiTheme="minorHAnsi" w:cstheme="minorHAnsi"/>
-          <w:color w:val="000000" w:themeColor="text1"/>
-          <w:sz w:val="20"/>
-          <w:szCs w:val="20"/>
-          <w:lang w:val="en-GB"/>
-        </w:rPr>
-        <w:t xml:space="preserve"> Oracle11g</w:t>
-      </w:r>
-      <w:r>
-        <w:rPr>
-          <w:rFonts w:asciiTheme="minorHAnsi" w:hAnsiTheme="minorHAnsi" w:cstheme="minorHAnsi"/>
-          <w:sz w:val="20"/>
-          <w:szCs w:val="20"/>
-        </w:rPr>
-        <w:t>,</w:t>
-      </w:r>
-      <w:r>
-        <w:rPr>
-          <w:rFonts w:asciiTheme="minorHAnsi" w:hAnsiTheme="minorHAnsi" w:cstheme="minorHAnsi"/>
-          <w:sz w:val="20"/>
-          <w:szCs w:val="20"/>
-        </w:rPr>
-        <w:t xml:space="preserve">Visual Code, CI/CD pipeline (DevOps) , Scrum, Postman, Dockers, REST API, Jenkins, Azure, JSON, OAuth2, </w:t>
-      </w:r>
-      <w:proofErr w:type="spellStart"/>
-      <w:r>
-        <w:rPr>
-          <w:rFonts w:asciiTheme="minorHAnsi" w:hAnsiTheme="minorHAnsi" w:cstheme="minorHAnsi"/>
-          <w:sz w:val="20"/>
-          <w:szCs w:val="20"/>
-        </w:rPr>
-        <w:t>Git</w:t>
-      </w:r>
-      <w:proofErr w:type="spellEnd"/>
-      <w:r>
-        <w:rPr>
-          <w:rFonts w:asciiTheme="minorHAnsi" w:hAnsiTheme="minorHAnsi" w:cstheme="minorHAnsi"/>
-          <w:sz w:val="20"/>
-          <w:szCs w:val="20"/>
-        </w:rPr>
-        <w:t xml:space="preserve">, </w:t>
-      </w:r>
-      <w:proofErr w:type="spellStart"/>
-      <w:r>
-        <w:rPr>
-          <w:rFonts w:asciiTheme="minorHAnsi" w:hAnsiTheme="minorHAnsi" w:cstheme="minorHAnsi"/>
-          <w:sz w:val="20"/>
-          <w:szCs w:val="20"/>
-        </w:rPr>
-        <w:t>Junit</w:t>
-      </w:r>
-      <w:proofErr w:type="spellEnd"/>
-      <w:r>
-        <w:rPr>
-          <w:rFonts w:asciiTheme="minorHAnsi" w:hAnsiTheme="minorHAnsi" w:cstheme="minorHAnsi"/>
-          <w:sz w:val="20"/>
-          <w:szCs w:val="20"/>
-        </w:rPr>
-        <w:t xml:space="preserve">, </w:t>
-      </w:r>
-      <w:proofErr w:type="spellStart"/>
-      <w:r>
-        <w:rPr>
-          <w:rFonts w:asciiTheme="minorHAnsi" w:hAnsiTheme="minorHAnsi" w:cstheme="minorHAnsi"/>
-          <w:sz w:val="20"/>
-          <w:szCs w:val="20"/>
-        </w:rPr>
-        <w:t>Splunk</w:t>
-      </w:r>
-      <w:proofErr w:type="spellEnd"/>
-      <w:r>
-        <w:rPr>
-          <w:rFonts w:asciiTheme="minorHAnsi" w:hAnsiTheme="minorHAnsi" w:cstheme="minorHAnsi"/>
-          <w:sz w:val="20"/>
-          <w:szCs w:val="20"/>
-        </w:rPr>
-        <w:t>, JIRA, Agile.</w:t>
-      </w:r>
-    </w:p>
-    <w:p>
-      <w:pPr>
-        <w:tabs>
-          <w:tab w:val="num" w:pos="1440"/>
-        </w:tabs>
-        <w:jc w:val="both"/>
-        <w:rPr>
-          <w:rFonts w:asciiTheme="minorHAnsi" w:hAnsiTheme="minorHAnsi" w:cstheme="minorHAnsi"/>
-          <w:b/>
-          <w:color w:val="000000" w:themeColor="text1"/>
-          <w:sz w:val="20"/>
-          <w:szCs w:val="20"/>
-        </w:rPr>
-      </w:pPr>
-    </w:p>
-    <w:p>
-      <w:pPr>
-        <w:tabs>
-          <w:tab w:val="num" w:pos="1440"/>
-        </w:tabs>
-        <w:jc w:val="both"/>
-        <w:rPr>
-          <w:rFonts w:asciiTheme="minorHAnsi" w:hAnsiTheme="minorHAnsi" w:cstheme="minorHAnsi"/>
-          <w:b/>
-          <w:color w:val="000000" w:themeColor="text1"/>
-          <w:sz w:val="20"/>
-          <w:szCs w:val="20"/>
-        </w:rPr>
-      </w:pPr>
-      <w:r>
-        <w:rPr>
-          <w:rStyle w:val="None"/>
-          <w:rFonts w:asciiTheme="minorHAnsi" w:hAnsiTheme="minorHAnsi" w:cstheme="minorHAnsi"/>
-          <w:b/>
-          <w:bCs/>
-          <w:color w:val="000000" w:themeColor="text1"/>
-          <w:sz w:val="20"/>
-          <w:szCs w:val="20"/>
-        </w:rPr>
-        <w:t>Client:</w:t>
-      </w:r>
-      <w:r>
-        <w:rPr>
-          <w:rStyle w:val="None"/>
-          <w:rFonts w:asciiTheme="minorHAnsi" w:hAnsiTheme="minorHAnsi" w:cstheme="minorHAnsi"/>
-          <w:b/>
-          <w:bCs/>
-          <w:color w:val="000000" w:themeColor="text1"/>
-          <w:sz w:val="20"/>
-          <w:szCs w:val="20"/>
-        </w:rPr>
-        <w:t xml:space="preserve"> </w:t>
-      </w:r>
-      <w:proofErr w:type="gramStart"/>
-      <w:r>
-        <w:rPr>
-          <w:rFonts w:asciiTheme="minorHAnsi" w:hAnsiTheme="minorHAnsi" w:cstheme="minorHAnsi"/>
-          <w:b/>
-          <w:color w:val="000000" w:themeColor="text1"/>
-          <w:sz w:val="20"/>
-          <w:szCs w:val="20"/>
-        </w:rPr>
-        <w:t>EB</w:t>
-      </w:r>
-      <w:r>
-        <w:rPr>
-          <w:rFonts w:asciiTheme="minorHAnsi" w:hAnsiTheme="minorHAnsi" w:cstheme="minorHAnsi"/>
-          <w:b/>
-          <w:color w:val="000000" w:themeColor="text1"/>
-          <w:sz w:val="20"/>
-          <w:szCs w:val="20"/>
-        </w:rPr>
-        <w:t>ay</w:t>
-      </w:r>
-      <w:r>
-        <w:rPr>
-          <w:rFonts w:asciiTheme="minorHAnsi" w:hAnsiTheme="minorHAnsi" w:cstheme="minorHAnsi"/>
-          <w:b/>
-          <w:color w:val="000000" w:themeColor="text1"/>
-          <w:sz w:val="20"/>
-          <w:szCs w:val="20"/>
-        </w:rPr>
-        <w:t xml:space="preserve"> </w:t>
-      </w:r>
-      <w:r>
-        <w:rPr>
-          <w:rFonts w:asciiTheme="minorHAnsi" w:hAnsiTheme="minorHAnsi" w:cstheme="minorHAnsi"/>
-          <w:color w:val="222222"/>
-          <w:sz w:val="20"/>
-          <w:szCs w:val="20"/>
-          <w:shd w:val="clear" w:color="auto" w:fill="FFFFFF"/>
-        </w:rPr>
-        <w:t>,</w:t>
-      </w:r>
-      <w:proofErr w:type="gramEnd"/>
-      <w:r>
-        <w:rPr>
-          <w:rFonts w:asciiTheme="minorHAnsi" w:hAnsiTheme="minorHAnsi" w:cstheme="minorHAnsi"/>
-          <w:color w:val="222222"/>
-          <w:sz w:val="20"/>
-          <w:szCs w:val="20"/>
-          <w:shd w:val="clear" w:color="auto" w:fill="FFFFFF"/>
-        </w:rPr>
-        <w:t xml:space="preserve"> </w:t>
       </w:r>
       <w:r>
         <w:rPr>
@@ -11259,27 +8586,15 @@
           <w:szCs w:val="20"/>
         </w:rPr>
       </w:pPr>
-      <w:proofErr w:type="spellStart"/>
-      <w:r>
-        <w:rPr>
-          <w:rFonts w:asciiTheme="minorHAnsi" w:hAnsiTheme="minorHAnsi" w:cstheme="minorHAnsi"/>
-          <w:b/>
-          <w:color w:val="000000" w:themeColor="text1"/>
-          <w:sz w:val="20"/>
-          <w:szCs w:val="20"/>
-        </w:rPr>
-        <w:t>Sr</w:t>
-      </w:r>
-      <w:proofErr w:type="spellEnd"/>
-      <w:r>
-        <w:rPr>
-          <w:rFonts w:asciiTheme="minorHAnsi" w:hAnsiTheme="minorHAnsi" w:cstheme="minorHAnsi"/>
-          <w:b/>
-          <w:color w:val="000000" w:themeColor="text1"/>
-          <w:sz w:val="20"/>
-          <w:szCs w:val="20"/>
-        </w:rPr>
-        <w:t xml:space="preserve"> .Net developer               </w:t>
+      <w:r>
+        <w:rPr>
+          <w:rFonts w:asciiTheme="minorHAnsi" w:hAnsiTheme="minorHAnsi" w:cstheme="minorHAnsi"/>
+          <w:b/>
+          <w:color w:val="000000" w:themeColor="text1"/>
+          <w:sz w:val="20"/>
+          <w:szCs w:val="20"/>
+        </w:rPr>
+        <w:t xml:space="preserve">Sr .Net developer               </w:t>
       </w:r>
     </w:p>
     <w:p>
@@ -12066,7 +9381,6 @@
           <w:sz w:val="20"/>
           <w:szCs w:val="20"/>
         </w:rPr>
-        <w:lastRenderedPageBreak/>
         <w:t xml:space="preserve">Improved credit card security by implementing </w:t>
       </w:r>
       <w:r>
@@ -12186,6 +9500,7 @@
           <w:sz w:val="20"/>
           <w:szCs w:val="20"/>
         </w:rPr>
+        <w:lastRenderedPageBreak/>
         <w:t>Used Crystal Reports for the reporting part of the application.</w:t>
       </w:r>
     </w:p>
@@ -12285,29 +9600,7 @@
           <w:szCs w:val="20"/>
           <w:shd w:val="clear" w:color="auto" w:fill="FCFCFC"/>
         </w:rPr>
-        <w:t xml:space="preserve">, Scheduler, Charts, </w:t>
-      </w:r>
-      <w:proofErr w:type="spellStart"/>
-      <w:r>
-        <w:rPr>
-          <w:rFonts w:asciiTheme="minorHAnsi" w:hAnsiTheme="minorHAnsi" w:cstheme="minorHAnsi"/>
-          <w:color w:val="0D0D0D"/>
-          <w:sz w:val="20"/>
-          <w:szCs w:val="20"/>
-          <w:shd w:val="clear" w:color="auto" w:fill="FCFCFC"/>
-        </w:rPr>
-        <w:t>TreeView</w:t>
-      </w:r>
-      <w:proofErr w:type="spellEnd"/>
-      <w:r>
-        <w:rPr>
-          <w:rFonts w:asciiTheme="minorHAnsi" w:hAnsiTheme="minorHAnsi" w:cstheme="minorHAnsi"/>
-          <w:color w:val="0D0D0D"/>
-          <w:sz w:val="20"/>
-          <w:szCs w:val="20"/>
-          <w:shd w:val="clear" w:color="auto" w:fill="FCFCFC"/>
-        </w:rPr>
-        <w:t>, and Telerik Controls with AJAX-based CRUD operations, server-side paging, filtering, sorting, grouping, and responsive layouts.</w:t>
+        <w:t>, Scheduler, Charts, TreeView, and Telerik Controls with AJAX-based CRUD operations, server-side paging, filtering, sorting, grouping, and responsive layouts.</w:t>
       </w:r>
     </w:p>
     <w:p>
@@ -12662,27 +9955,7 @@
           <w:sz w:val="20"/>
           <w:szCs w:val="20"/>
         </w:rPr>
-        <w:t xml:space="preserve">Used </w:t>
-      </w:r>
-      <w:proofErr w:type="spellStart"/>
-      <w:r>
-        <w:rPr>
-          <w:rFonts w:asciiTheme="minorHAnsi" w:hAnsiTheme="minorHAnsi" w:cstheme="minorHAnsi"/>
-          <w:color w:val="000000" w:themeColor="text1"/>
-          <w:sz w:val="20"/>
-          <w:szCs w:val="20"/>
-        </w:rPr>
-        <w:t>ng</w:t>
-      </w:r>
-      <w:proofErr w:type="spellEnd"/>
-      <w:r>
-        <w:rPr>
-          <w:rFonts w:asciiTheme="minorHAnsi" w:hAnsiTheme="minorHAnsi" w:cstheme="minorHAnsi"/>
-          <w:color w:val="000000" w:themeColor="text1"/>
-          <w:sz w:val="20"/>
-          <w:szCs w:val="20"/>
-        </w:rPr>
-        <w:t>-</w:t>
+        <w:t>Used ng-</w:t>
       </w:r>
       <w:r>
         <w:rPr>
@@ -13093,18 +10366,8 @@
           <w:sz w:val="20"/>
           <w:szCs w:val="20"/>
         </w:rPr>
-        <w:t xml:space="preserve"> </w:t>
-      </w:r>
-      <w:proofErr w:type="spellStart"/>
-      <w:r>
-        <w:rPr>
-          <w:rFonts w:asciiTheme="minorHAnsi" w:hAnsiTheme="minorHAnsi" w:cstheme="minorHAnsi"/>
-          <w:sz w:val="20"/>
-          <w:szCs w:val="20"/>
-        </w:rPr>
-        <w:t>NodeJS</w:t>
-      </w:r>
-      <w:proofErr w:type="spellEnd"/>
+        <w:t xml:space="preserve"> NodeJS</w:t>
+      </w:r>
     </w:p>
     <w:p>
       <w:pPr>
@@ -14003,7 +11266,6 @@
           <w:sz w:val="20"/>
           <w:szCs w:val="20"/>
         </w:rPr>
-        <w:lastRenderedPageBreak/>
         <w:t xml:space="preserve">Tested writing stored procedures and functions in </w:t>
       </w:r>
       <w:r>
@@ -14178,6 +11440,7 @@
           <w:sz w:val="20"/>
           <w:szCs w:val="20"/>
         </w:rPr>
+        <w:lastRenderedPageBreak/>
         <w:t>Created service contract, operation con</w:t>
       </w:r>
       <w:r>
@@ -14377,47 +11640,7 @@
           <w:sz w:val="20"/>
           <w:szCs w:val="20"/>
         </w:rPr>
-        <w:t xml:space="preserve">Worked on controller, </w:t>
-      </w:r>
-      <w:proofErr w:type="spellStart"/>
-      <w:r>
-        <w:rPr>
-          <w:rFonts w:asciiTheme="minorHAnsi" w:hAnsiTheme="minorHAnsi" w:cstheme="minorHAnsi"/>
-          <w:color w:val="000000" w:themeColor="text1"/>
-          <w:sz w:val="20"/>
-          <w:szCs w:val="20"/>
-        </w:rPr>
-        <w:t>ng</w:t>
-      </w:r>
-      <w:proofErr w:type="spellEnd"/>
-      <w:r>
-        <w:rPr>
-          <w:rFonts w:asciiTheme="minorHAnsi" w:hAnsiTheme="minorHAnsi" w:cstheme="minorHAnsi"/>
-          <w:color w:val="000000" w:themeColor="text1"/>
-          <w:sz w:val="20"/>
-          <w:szCs w:val="20"/>
-        </w:rPr>
-        <w:t xml:space="preserve">-controller and </w:t>
-      </w:r>
-      <w:proofErr w:type="spellStart"/>
-      <w:r>
-        <w:rPr>
-          <w:rFonts w:asciiTheme="minorHAnsi" w:hAnsiTheme="minorHAnsi" w:cstheme="minorHAnsi"/>
-          <w:color w:val="000000" w:themeColor="text1"/>
-          <w:sz w:val="20"/>
-          <w:szCs w:val="20"/>
-        </w:rPr>
-        <w:t>ng</w:t>
-      </w:r>
-      <w:proofErr w:type="spellEnd"/>
-      <w:r>
-        <w:rPr>
-          <w:rFonts w:asciiTheme="minorHAnsi" w:hAnsiTheme="minorHAnsi" w:cstheme="minorHAnsi"/>
-          <w:color w:val="000000" w:themeColor="text1"/>
-          <w:sz w:val="20"/>
-          <w:szCs w:val="20"/>
-        </w:rPr>
-        <w:t xml:space="preserve">-model </w:t>
+        <w:t xml:space="preserve">Worked on controller, ng-controller and ng-model </w:t>
       </w:r>
       <w:r>
         <w:rPr>
@@ -14864,27 +12087,7 @@
           <w:sz w:val="20"/>
           <w:szCs w:val="20"/>
         </w:rPr>
-        <w:t xml:space="preserve"> </w:t>
-      </w:r>
-      <w:proofErr w:type="spellStart"/>
-      <w:r>
-        <w:rPr>
-          <w:rFonts w:asciiTheme="minorHAnsi" w:hAnsiTheme="minorHAnsi" w:cstheme="minorHAnsi"/>
-          <w:color w:val="000000" w:themeColor="text1"/>
-          <w:sz w:val="20"/>
-          <w:szCs w:val="20"/>
-        </w:rPr>
-        <w:t>config</w:t>
-      </w:r>
-      <w:proofErr w:type="spellEnd"/>
-      <w:r>
-        <w:rPr>
-          <w:rFonts w:asciiTheme="minorHAnsi" w:hAnsiTheme="minorHAnsi" w:cstheme="minorHAnsi"/>
-          <w:color w:val="000000" w:themeColor="text1"/>
-          <w:sz w:val="20"/>
-          <w:szCs w:val="20"/>
-        </w:rPr>
-        <w:t xml:space="preserve"> file.</w:t>
+        <w:t xml:space="preserve"> config file.</w:t>
       </w:r>
     </w:p>
     <w:p>
@@ -14990,18 +12193,7 @@
           <w:sz w:val="20"/>
           <w:szCs w:val="20"/>
         </w:rPr>
-        <w:t xml:space="preserve">C# </w:t>
-      </w:r>
-      <w:proofErr w:type="spellStart"/>
-      <w:r>
-        <w:rPr>
-          <w:rFonts w:asciiTheme="minorHAnsi" w:hAnsiTheme="minorHAnsi" w:cstheme="minorHAnsi"/>
-          <w:b/>
-          <w:color w:val="000000" w:themeColor="text1"/>
-          <w:sz w:val="20"/>
-          <w:szCs w:val="20"/>
-        </w:rPr>
-        <w:t>language</w:t>
+        <w:t>C# language</w:t>
       </w:r>
       <w:r>
         <w:rPr>
@@ -15019,17 +12211,7 @@
           <w:sz w:val="20"/>
           <w:szCs w:val="20"/>
         </w:rPr>
-        <w:t>Worked</w:t>
-      </w:r>
-      <w:proofErr w:type="spellEnd"/>
-      <w:r>
-        <w:rPr>
-          <w:rFonts w:asciiTheme="minorHAnsi" w:hAnsiTheme="minorHAnsi" w:cstheme="minorHAnsi"/>
-          <w:color w:val="000000" w:themeColor="text1"/>
-          <w:sz w:val="20"/>
-          <w:szCs w:val="20"/>
-        </w:rPr>
-        <w:t xml:space="preserve"> on authentication and authorization in </w:t>
+        <w:t xml:space="preserve">Worked on authentication and authorization in </w:t>
       </w:r>
       <w:r>
         <w:rPr>
@@ -15268,28 +12450,8 @@
           <w:sz w:val="20"/>
           <w:szCs w:val="20"/>
         </w:rPr>
-        <w:t xml:space="preserve"> </w:t>
-      </w:r>
-      <w:proofErr w:type="spellStart"/>
-      <w:proofErr w:type="gramStart"/>
-      <w:r>
-        <w:rPr>
-          <w:rFonts w:asciiTheme="minorHAnsi" w:hAnsiTheme="minorHAnsi" w:cstheme="minorHAnsi"/>
-          <w:sz w:val="20"/>
-          <w:szCs w:val="20"/>
-        </w:rPr>
-        <w:t>NodeJS</w:t>
-      </w:r>
-      <w:proofErr w:type="spellEnd"/>
-      <w:r>
-        <w:rPr>
-          <w:rFonts w:asciiTheme="minorHAnsi" w:hAnsiTheme="minorHAnsi" w:cstheme="minorHAnsi"/>
-          <w:sz w:val="20"/>
-          <w:szCs w:val="20"/>
-        </w:rPr>
-        <w:t>.</w:t>
-      </w:r>
-      <w:proofErr w:type="gramEnd"/>
+        <w:t xml:space="preserve"> NodeJS.</w:t>
+      </w:r>
     </w:p>
     <w:p>
       <w:pPr>
@@ -16502,18 +13664,53 @@
           <w:sz w:val="20"/>
           <w:szCs w:val="20"/>
         </w:rPr>
+        <w:t xml:space="preserve"> NodeJS,</w:t>
+      </w:r>
+      <w:r>
+        <w:rPr>
+          <w:rFonts w:asciiTheme="minorHAnsi" w:hAnsiTheme="minorHAnsi" w:cstheme="minorHAnsi"/>
+          <w:color w:val="000000" w:themeColor="text1"/>
+          <w:sz w:val="20"/>
+          <w:szCs w:val="20"/>
+        </w:rPr>
+        <w:t xml:space="preserve"> MVC, ASPX/Razor view engine, Entity Framework, C#, Java Script, JSON, Ajax &amp;</w:t>
+      </w:r>
+      <w:r>
+        <w:rPr>
+          <w:rFonts w:asciiTheme="minorHAnsi" w:hAnsiTheme="minorHAnsi" w:cstheme="minorHAnsi"/>
+          <w:color w:val="000000" w:themeColor="text1"/>
+          <w:sz w:val="20"/>
+          <w:szCs w:val="20"/>
+        </w:rPr>
+        <w:t>jQuery</w:t>
+      </w:r>
+      <w:r>
+        <w:rPr>
+          <w:rFonts w:asciiTheme="minorHAnsi" w:hAnsiTheme="minorHAnsi" w:cstheme="minorHAnsi"/>
+          <w:color w:val="000000" w:themeColor="text1"/>
+          <w:sz w:val="20"/>
+          <w:szCs w:val="20"/>
+        </w:rPr>
+        <w:t>, XML, E-commerce, Web services, WCF, LINQ, MS SQL Server 2012/2008, TFS and Agile Methodology, Angular</w:t>
+      </w:r>
+      <w:r>
+        <w:rPr>
+          <w:rFonts w:asciiTheme="minorHAnsi" w:hAnsiTheme="minorHAnsi" w:cstheme="minorHAnsi"/>
+          <w:color w:val="000000" w:themeColor="text1"/>
+          <w:sz w:val="20"/>
+          <w:szCs w:val="20"/>
+        </w:rPr>
         <w:t xml:space="preserve"> </w:t>
       </w:r>
-      <w:proofErr w:type="spellStart"/>
-      <w:r>
-        <w:rPr>
-          <w:rFonts w:asciiTheme="minorHAnsi" w:hAnsiTheme="minorHAnsi" w:cstheme="minorHAnsi"/>
-          <w:sz w:val="20"/>
-          <w:szCs w:val="20"/>
-        </w:rPr>
-        <w:t>NodeJS</w:t>
-      </w:r>
-      <w:proofErr w:type="spellEnd"/>
+      <w:r>
+        <w:rPr>
+          <w:rFonts w:asciiTheme="minorHAnsi" w:hAnsiTheme="minorHAnsi" w:cstheme="minorHAnsi"/>
+          <w:color w:val="000000" w:themeColor="text1"/>
+          <w:sz w:val="20"/>
+          <w:szCs w:val="20"/>
+        </w:rPr>
+        <w:t>JS., Web services</w:t>
+      </w:r>
       <w:r>
         <w:rPr>
           <w:rFonts w:asciiTheme="minorHAnsi" w:hAnsiTheme="minorHAnsi" w:cstheme="minorHAnsi"/>
@@ -16529,8 +13726,49 @@
           <w:sz w:val="20"/>
           <w:szCs w:val="20"/>
         </w:rPr>
-        <w:t xml:space="preserve"> MVC, ASPX/Razor view engine, Entity </w:t>
-      </w:r>
+        <w:t xml:space="preserve"> WCF, LINQ, MS SQL Server 2012/2008, TFS and Agile Methodology, Angular</w:t>
+      </w:r>
+      <w:r>
+        <w:rPr>
+          <w:rFonts w:asciiTheme="minorHAnsi" w:hAnsiTheme="minorHAnsi" w:cstheme="minorHAnsi"/>
+          <w:color w:val="000000" w:themeColor="text1"/>
+          <w:sz w:val="20"/>
+          <w:szCs w:val="20"/>
+        </w:rPr>
+        <w:t xml:space="preserve"> </w:t>
+      </w:r>
+      <w:r>
+        <w:rPr>
+          <w:rFonts w:asciiTheme="minorHAnsi" w:hAnsiTheme="minorHAnsi" w:cstheme="minorHAnsi"/>
+          <w:color w:val="000000" w:themeColor="text1"/>
+          <w:sz w:val="20"/>
+          <w:szCs w:val="20"/>
+        </w:rPr>
+        <w:t>JS</w:t>
+      </w:r>
+      <w:r>
+        <w:rPr>
+          <w:rFonts w:asciiTheme="minorHAnsi" w:hAnsiTheme="minorHAnsi" w:cstheme="minorHAnsi"/>
+          <w:bCs/>
+          <w:color w:val="000000" w:themeColor="text1"/>
+          <w:sz w:val="20"/>
+          <w:szCs w:val="20"/>
+        </w:rPr>
+        <w:t>, IIS, SQL Server 2000.</w:t>
+      </w:r>
+    </w:p>
+    <w:p>
+      <w:pPr>
+        <w:spacing w:line="276" w:lineRule="auto"/>
+        <w:jc w:val="both"/>
+        <w:rPr>
+          <w:rFonts w:asciiTheme="minorHAnsi" w:hAnsiTheme="minorHAnsi" w:cstheme="minorHAnsi"/>
+          <w:color w:val="000000" w:themeColor="text1"/>
+          <w:sz w:val="20"/>
+          <w:szCs w:val="20"/>
+          <w:shd w:val="clear" w:color="auto" w:fill="FFFFFF"/>
+        </w:rPr>
+      </w:pPr>
       <w:r>
         <w:rPr>
           <w:rFonts w:asciiTheme="minorHAnsi" w:hAnsiTheme="minorHAnsi" w:cstheme="minorHAnsi"/>
@@ -16539,109 +13777,6 @@
           <w:szCs w:val="20"/>
         </w:rPr>
         <w:lastRenderedPageBreak/>
-        <w:t>Framework, C#, Java Script, JSON, Ajax &amp;</w:t>
-      </w:r>
-      <w:r>
-        <w:rPr>
-          <w:rFonts w:asciiTheme="minorHAnsi" w:hAnsiTheme="minorHAnsi" w:cstheme="minorHAnsi"/>
-          <w:color w:val="000000" w:themeColor="text1"/>
-          <w:sz w:val="20"/>
-          <w:szCs w:val="20"/>
-        </w:rPr>
-        <w:t>jQuery</w:t>
-      </w:r>
-      <w:r>
-        <w:rPr>
-          <w:rFonts w:asciiTheme="minorHAnsi" w:hAnsiTheme="minorHAnsi" w:cstheme="minorHAnsi"/>
-          <w:color w:val="000000" w:themeColor="text1"/>
-          <w:sz w:val="20"/>
-          <w:szCs w:val="20"/>
-        </w:rPr>
-        <w:t>, XML, E-commerce, Web services, WCF, LINQ, MS SQL Server 2012/2008, TFS and Agile Methodology, Angular</w:t>
-      </w:r>
-      <w:r>
-        <w:rPr>
-          <w:rFonts w:asciiTheme="minorHAnsi" w:hAnsiTheme="minorHAnsi" w:cstheme="minorHAnsi"/>
-          <w:color w:val="000000" w:themeColor="text1"/>
-          <w:sz w:val="20"/>
-          <w:szCs w:val="20"/>
-        </w:rPr>
-        <w:t xml:space="preserve"> </w:t>
-      </w:r>
-      <w:r>
-        <w:rPr>
-          <w:rFonts w:asciiTheme="minorHAnsi" w:hAnsiTheme="minorHAnsi" w:cstheme="minorHAnsi"/>
-          <w:color w:val="000000" w:themeColor="text1"/>
-          <w:sz w:val="20"/>
-          <w:szCs w:val="20"/>
-        </w:rPr>
-        <w:t>JS., Web services</w:t>
-      </w:r>
-      <w:r>
-        <w:rPr>
-          <w:rFonts w:asciiTheme="minorHAnsi" w:hAnsiTheme="minorHAnsi" w:cstheme="minorHAnsi"/>
-          <w:sz w:val="20"/>
-          <w:szCs w:val="20"/>
-        </w:rPr>
-        <w:t>,</w:t>
-      </w:r>
-      <w:r>
-        <w:rPr>
-          <w:rFonts w:asciiTheme="minorHAnsi" w:hAnsiTheme="minorHAnsi" w:cstheme="minorHAnsi"/>
-          <w:color w:val="000000" w:themeColor="text1"/>
-          <w:sz w:val="20"/>
-          <w:szCs w:val="20"/>
-        </w:rPr>
-        <w:t xml:space="preserve"> WCF, LINQ, MS SQL Server 2012/2008, TFS and Agile Methodology, Angular</w:t>
-      </w:r>
-      <w:r>
-        <w:rPr>
-          <w:rFonts w:asciiTheme="minorHAnsi" w:hAnsiTheme="minorHAnsi" w:cstheme="minorHAnsi"/>
-          <w:color w:val="000000" w:themeColor="text1"/>
-          <w:sz w:val="20"/>
-          <w:szCs w:val="20"/>
-        </w:rPr>
-        <w:t xml:space="preserve"> </w:t>
-      </w:r>
-      <w:r>
-        <w:rPr>
-          <w:rFonts w:asciiTheme="minorHAnsi" w:hAnsiTheme="minorHAnsi" w:cstheme="minorHAnsi"/>
-          <w:color w:val="000000" w:themeColor="text1"/>
-          <w:sz w:val="20"/>
-          <w:szCs w:val="20"/>
-        </w:rPr>
-        <w:t>JS</w:t>
-      </w:r>
-      <w:r>
-        <w:rPr>
-          <w:rFonts w:asciiTheme="minorHAnsi" w:hAnsiTheme="minorHAnsi" w:cstheme="minorHAnsi"/>
-          <w:bCs/>
-          <w:color w:val="000000" w:themeColor="text1"/>
-          <w:sz w:val="20"/>
-          <w:szCs w:val="20"/>
-        </w:rPr>
-        <w:t>, IIS, SQL Server 2000.</w:t>
-      </w:r>
-    </w:p>
-    <w:p>
-      <w:pPr>
-        <w:spacing w:line="276" w:lineRule="auto"/>
-        <w:jc w:val="both"/>
-        <w:rPr>
-          <w:rFonts w:asciiTheme="minorHAnsi" w:hAnsiTheme="minorHAnsi" w:cstheme="minorHAnsi"/>
-          <w:color w:val="000000" w:themeColor="text1"/>
-          <w:sz w:val="20"/>
-          <w:szCs w:val="20"/>
-          <w:shd w:val="clear" w:color="auto" w:fill="FFFFFF"/>
-        </w:rPr>
-      </w:pPr>
-      <w:r>
-        <w:rPr>
-          <w:rFonts w:asciiTheme="minorHAnsi" w:hAnsiTheme="minorHAnsi" w:cstheme="minorHAnsi"/>
-          <w:color w:val="000000" w:themeColor="text1"/>
-          <w:sz w:val="20"/>
-          <w:szCs w:val="20"/>
-        </w:rPr>
         <w:t xml:space="preserve">  </w:t>
       </w:r>
     </w:p>
@@ -20823,6 +17958,155 @@
     </w:lvl>
   </w:abstractNum>
   <w:abstractNum w:abstractNumId="26">
+    <w:nsid w:val="4CFD5A30"/>
+    <w:multiLevelType w:val="multilevel"/>
+    <w:tmpl w:val="53F08A00"/>
+    <w:lvl w:ilvl="0">
+      <w:start w:val="1"/>
+      <w:numFmt w:val="bullet"/>
+      <w:lvlText w:val=""/>
+      <w:lvlJc w:val="left"/>
+      <w:pPr>
+        <w:tabs>
+          <w:tab w:val="num" w:pos="720"/>
+        </w:tabs>
+        <w:ind w:left="720" w:hanging="360"/>
+      </w:pPr>
+      <w:rPr>
+        <w:rFonts w:ascii="Symbol" w:hAnsi="Symbol" w:hint="default"/>
+        <w:sz w:val="20"/>
+      </w:rPr>
+    </w:lvl>
+    <w:lvl w:ilvl="1" w:tentative="1">
+      <w:start w:val="1"/>
+      <w:numFmt w:val="bullet"/>
+      <w:lvlText w:val="o"/>
+      <w:lvlJc w:val="left"/>
+      <w:pPr>
+        <w:tabs>
+          <w:tab w:val="num" w:pos="1440"/>
+        </w:tabs>
+        <w:ind w:left="1440" w:hanging="360"/>
+      </w:pPr>
+      <w:rPr>
+        <w:rFonts w:ascii="Courier New" w:hAnsi="Courier New" w:hint="default"/>
+        <w:sz w:val="20"/>
+      </w:rPr>
+    </w:lvl>
+    <w:lvl w:ilvl="2" w:tentative="1">
+      <w:start w:val="1"/>
+      <w:numFmt w:val="bullet"/>
+      <w:lvlText w:val=""/>
+      <w:lvlJc w:val="left"/>
+      <w:pPr>
+        <w:tabs>
+          <w:tab w:val="num" w:pos="2160"/>
+        </w:tabs>
+        <w:ind w:left="2160" w:hanging="360"/>
+      </w:pPr>
+      <w:rPr>
+        <w:rFonts w:ascii="Wingdings" w:hAnsi="Wingdings" w:hint="default"/>
+        <w:sz w:val="20"/>
+      </w:rPr>
+    </w:lvl>
+    <w:lvl w:ilvl="3" w:tentative="1">
+      <w:start w:val="1"/>
+      <w:numFmt w:val="bullet"/>
+      <w:lvlText w:val=""/>
+      <w:lvlJc w:val="left"/>
+      <w:pPr>
+        <w:tabs>
+          <w:tab w:val="num" w:pos="2880"/>
+        </w:tabs>
+        <w:ind w:left="2880" w:hanging="360"/>
+      </w:pPr>
+      <w:rPr>
+        <w:rFonts w:ascii="Wingdings" w:hAnsi="Wingdings" w:hint="default"/>
+        <w:sz w:val="20"/>
+      </w:rPr>
+    </w:lvl>
+    <w:lvl w:ilvl="4" w:tentative="1">
+      <w:start w:val="1"/>
+      <w:numFmt w:val="bullet"/>
+      <w:lvlText w:val=""/>
+      <w:lvlJc w:val="left"/>
+      <w:pPr>
+        <w:tabs>
+          <w:tab w:val="num" w:pos="3600"/>
+        </w:tabs>
+        <w:ind w:left="3600" w:hanging="360"/>
+      </w:pPr>
+      <w:rPr>
+        <w:rFonts w:ascii="Wingdings" w:hAnsi="Wingdings" w:hint="default"/>
+        <w:sz w:val="20"/>
+      </w:rPr>
+    </w:lvl>
+    <w:lvl w:ilvl="5" w:tentative="1">
+      <w:start w:val="1"/>
+      <w:numFmt w:val="bullet"/>
+      <w:lvlText w:val=""/>
+      <w:lvlJc w:val="left"/>
+      <w:pPr>
+        <w:tabs>
+          <w:tab w:val="num" w:pos="4320"/>
+        </w:tabs>
+        <w:ind w:left="4320" w:hanging="360"/>
+      </w:pPr>
+      <w:rPr>
+        <w:rFonts w:ascii="Wingdings" w:hAnsi="Wingdings" w:hint="default"/>
+        <w:sz w:val="20"/>
+      </w:rPr>
+    </w:lvl>
+    <w:lvl w:ilvl="6" w:tentative="1">
+      <w:start w:val="1"/>
+      <w:numFmt w:val="bullet"/>
+      <w:lvlText w:val=""/>
+      <w:lvlJc w:val="left"/>
+      <w:pPr>
+        <w:tabs>
+          <w:tab w:val="num" w:pos="5040"/>
+        </w:tabs>
+        <w:ind w:left="5040" w:hanging="360"/>
+      </w:pPr>
+      <w:rPr>
+        <w:rFonts w:ascii="Wingdings" w:hAnsi="Wingdings" w:hint="default"/>
+        <w:sz w:val="20"/>
+      </w:rPr>
+    </w:lvl>
+    <w:lvl w:ilvl="7" w:tentative="1">
+      <w:start w:val="1"/>
+      <w:numFmt w:val="bullet"/>
+      <w:lvlText w:val=""/>
+      <w:lvlJc w:val="left"/>
+      <w:pPr>
+        <w:tabs>
+          <w:tab w:val="num" w:pos="5760"/>
+        </w:tabs>
+        <w:ind w:left="5760" w:hanging="360"/>
+      </w:pPr>
+      <w:rPr>
+        <w:rFonts w:ascii="Wingdings" w:hAnsi="Wingdings" w:hint="default"/>
+        <w:sz w:val="20"/>
+      </w:rPr>
+    </w:lvl>
+    <w:lvl w:ilvl="8" w:tentative="1">
+      <w:start w:val="1"/>
+      <w:numFmt w:val="bullet"/>
+      <w:lvlText w:val=""/>
+      <w:lvlJc w:val="left"/>
+      <w:pPr>
+        <w:tabs>
+          <w:tab w:val="num" w:pos="6480"/>
+        </w:tabs>
+        <w:ind w:left="6480" w:hanging="360"/>
+      </w:pPr>
+      <w:rPr>
+        <w:rFonts w:ascii="Wingdings" w:hAnsi="Wingdings" w:hint="default"/>
+        <w:sz w:val="20"/>
+      </w:rPr>
+    </w:lvl>
+  </w:abstractNum>
+  <w:abstractNum w:abstractNumId="27">
     <w:nsid w:val="4D0E625B"/>
     <w:multiLevelType w:val="hybridMultilevel"/>
     <w:tmpl w:val="AEFC7658"/>
@@ -20963,7 +18247,7 @@
       </w:rPr>
     </w:lvl>
   </w:abstractNum>
-  <w:abstractNum w:abstractNumId="27">
+  <w:abstractNum w:abstractNumId="28">
     <w:nsid w:val="4D882DF1"/>
     <w:multiLevelType w:val="multilevel"/>
     <w:tmpl w:val="85767048"/>
@@ -21112,7 +18396,7 @@
       </w:rPr>
     </w:lvl>
   </w:abstractNum>
-  <w:abstractNum w:abstractNumId="28">
+  <w:abstractNum w:abstractNumId="29">
     <w:nsid w:val="51671568"/>
     <w:multiLevelType w:val="multilevel"/>
     <w:tmpl w:val="F8824052"/>
@@ -21261,7 +18545,7 @@
       </w:rPr>
     </w:lvl>
   </w:abstractNum>
-  <w:abstractNum w:abstractNumId="29">
+  <w:abstractNum w:abstractNumId="30">
     <w:nsid w:val="57D25F3D"/>
     <w:multiLevelType w:val="hybridMultilevel"/>
     <w:tmpl w:val="F00E136A"/>
@@ -21510,7 +18794,7 @@
       </w:rPr>
     </w:lvl>
   </w:abstractNum>
-  <w:abstractNum w:abstractNumId="30">
+  <w:abstractNum w:abstractNumId="31">
     <w:nsid w:val="57ED7448"/>
     <w:multiLevelType w:val="multilevel"/>
     <w:tmpl w:val="5BFC3E02"/>
@@ -21659,7 +18943,7 @@
       </w:rPr>
     </w:lvl>
   </w:abstractNum>
-  <w:abstractNum w:abstractNumId="31">
+  <w:abstractNum w:abstractNumId="32">
     <w:nsid w:val="58C71250"/>
     <w:multiLevelType w:val="multilevel"/>
     <w:tmpl w:val="8EF24B62"/>
@@ -21808,7 +19092,7 @@
       </w:rPr>
     </w:lvl>
   </w:abstractNum>
-  <w:abstractNum w:abstractNumId="32">
+  <w:abstractNum w:abstractNumId="33">
     <w:nsid w:val="593C0F56"/>
     <w:multiLevelType w:val="multilevel"/>
     <w:tmpl w:val="027230BA"/>
@@ -21957,7 +19241,7 @@
       </w:rPr>
     </w:lvl>
   </w:abstractNum>
-  <w:abstractNum w:abstractNumId="33">
+  <w:abstractNum w:abstractNumId="34">
     <w:nsid w:val="59804339"/>
     <w:multiLevelType w:val="multilevel"/>
     <w:tmpl w:val="58787CC2"/>
@@ -22106,7 +19390,7 @@
       </w:rPr>
     </w:lvl>
   </w:abstractNum>
-  <w:abstractNum w:abstractNumId="34">
+  <w:abstractNum w:abstractNumId="35">
     <w:nsid w:val="5FA05820"/>
     <w:multiLevelType w:val="hybridMultilevel"/>
     <w:tmpl w:val="990CEB92"/>
@@ -22219,7 +19503,7 @@
       </w:rPr>
     </w:lvl>
   </w:abstractNum>
-  <w:abstractNum w:abstractNumId="35">
+  <w:abstractNum w:abstractNumId="36">
     <w:nsid w:val="615961C3"/>
     <w:multiLevelType w:val="multilevel"/>
     <w:tmpl w:val="7B747D44"/>
@@ -22368,7 +19652,7 @@
       </w:rPr>
     </w:lvl>
   </w:abstractNum>
-  <w:abstractNum w:abstractNumId="36">
+  <w:abstractNum w:abstractNumId="37">
     <w:nsid w:val="622B5808"/>
     <w:multiLevelType w:val="multilevel"/>
     <w:tmpl w:val="F8A2FDB0"/>
@@ -22517,7 +19801,7 @@
       </w:rPr>
     </w:lvl>
   </w:abstractNum>
-  <w:abstractNum w:abstractNumId="37">
+  <w:abstractNum w:abstractNumId="38">
     <w:nsid w:val="626162D4"/>
     <w:multiLevelType w:val="hybridMultilevel"/>
     <w:tmpl w:val="332A40B8"/>
@@ -22766,7 +20050,7 @@
       </w:rPr>
     </w:lvl>
   </w:abstractNum>
-  <w:abstractNum w:abstractNumId="38">
+  <w:abstractNum w:abstractNumId="39">
     <w:nsid w:val="6563516A"/>
     <w:multiLevelType w:val="multilevel"/>
     <w:tmpl w:val="35E26ED0"/>
@@ -22915,7 +20199,7 @@
       </w:rPr>
     </w:lvl>
   </w:abstractNum>
-  <w:abstractNum w:abstractNumId="39">
+  <w:abstractNum w:abstractNumId="40">
     <w:nsid w:val="66CD1C92"/>
     <w:multiLevelType w:val="hybridMultilevel"/>
     <w:tmpl w:val="9A402CC6"/>
@@ -23164,7 +20448,7 @@
       </w:rPr>
     </w:lvl>
   </w:abstractNum>
-  <w:abstractNum w:abstractNumId="40">
+  <w:abstractNum w:abstractNumId="41">
     <w:nsid w:val="66E5350F"/>
     <w:multiLevelType w:val="hybridMultilevel"/>
     <w:tmpl w:val="9A7CF1F4"/>
@@ -23304,7 +20588,7 @@
       </w:rPr>
     </w:lvl>
   </w:abstractNum>
-  <w:abstractNum w:abstractNumId="41">
+  <w:abstractNum w:abstractNumId="42">
     <w:nsid w:val="6A2E2FAA"/>
     <w:multiLevelType w:val="multilevel"/>
     <w:tmpl w:val="A31AB756"/>
@@ -23453,7 +20737,7 @@
       </w:rPr>
     </w:lvl>
   </w:abstractNum>
-  <w:abstractNum w:abstractNumId="42">
+  <w:abstractNum w:abstractNumId="43">
     <w:nsid w:val="6F8F168C"/>
     <w:multiLevelType w:val="multilevel"/>
     <w:tmpl w:val="6C52109C"/>
@@ -23602,7 +20886,7 @@
       </w:rPr>
     </w:lvl>
   </w:abstractNum>
-  <w:abstractNum w:abstractNumId="43">
+  <w:abstractNum w:abstractNumId="44">
     <w:nsid w:val="73EB4EA3"/>
     <w:multiLevelType w:val="multilevel"/>
     <w:tmpl w:val="F414698A"/>
@@ -23751,7 +21035,7 @@
       </w:rPr>
     </w:lvl>
   </w:abstractNum>
-  <w:abstractNum w:abstractNumId="44">
+  <w:abstractNum w:abstractNumId="45">
     <w:nsid w:val="76EF6FBB"/>
     <w:multiLevelType w:val="multilevel"/>
     <w:tmpl w:val="77649506"/>
@@ -23900,7 +21184,7 @@
       </w:rPr>
     </w:lvl>
   </w:abstractNum>
-  <w:abstractNum w:abstractNumId="45">
+  <w:abstractNum w:abstractNumId="46">
     <w:nsid w:val="7F0C555C"/>
     <w:multiLevelType w:val="multilevel"/>
     <w:tmpl w:val="C71E536A"/>
@@ -24050,10 +21334,10 @@
     </w:lvl>
   </w:abstractNum>
   <w:num w:numId="1">
-    <w:abstractNumId w:val="29"/>
+    <w:abstractNumId w:val="30"/>
   </w:num>
   <w:num w:numId="2">
-    <w:abstractNumId w:val="37"/>
+    <w:abstractNumId w:val="38"/>
   </w:num>
   <w:num w:numId="3">
     <w:abstractNumId w:val="21"/>
@@ -24062,7 +21346,7 @@
     <w:abstractNumId w:val="2"/>
   </w:num>
   <w:num w:numId="5">
-    <w:abstractNumId w:val="39"/>
+    <w:abstractNumId w:val="40"/>
   </w:num>
   <w:num w:numId="6">
     <w:abstractNumId w:val="20"/>
@@ -24071,7 +21355,7 @@
     <w:abstractNumId w:val="3"/>
   </w:num>
   <w:num w:numId="8">
-    <w:abstractNumId w:val="40"/>
+    <w:abstractNumId w:val="41"/>
   </w:num>
   <w:num w:numId="9">
     <w:abstractNumId w:val="12"/>
@@ -24080,10 +21364,10 @@
     <w:abstractNumId w:val="8"/>
   </w:num>
   <w:num w:numId="11">
-    <w:abstractNumId w:val="34"/>
+    <w:abstractNumId w:val="35"/>
   </w:num>
   <w:num w:numId="12">
-    <w:abstractNumId w:val="26"/>
+    <w:abstractNumId w:val="27"/>
   </w:num>
   <w:num w:numId="13">
     <w:abstractNumId w:val="14"/>
@@ -24098,10 +21382,10 @@
     <w:abstractNumId w:val="0"/>
   </w:num>
   <w:num w:numId="17">
-    <w:abstractNumId w:val="43"/>
+    <w:abstractNumId w:val="44"/>
   </w:num>
   <w:num w:numId="18">
-    <w:abstractNumId w:val="28"/>
+    <w:abstractNumId w:val="29"/>
   </w:num>
   <w:num w:numId="19">
     <w:abstractNumId w:val="23"/>
@@ -24116,10 +21400,10 @@
     <w:abstractNumId w:val="15"/>
   </w:num>
   <w:num w:numId="23">
-    <w:abstractNumId w:val="33"/>
+    <w:abstractNumId w:val="34"/>
   </w:num>
   <w:num w:numId="24">
-    <w:abstractNumId w:val="42"/>
+    <w:abstractNumId w:val="43"/>
   </w:num>
   <w:num w:numId="25">
     <w:abstractNumId w:val="1"/>
@@ -24137,13 +21421,13 @@
     <w:abstractNumId w:val="4"/>
   </w:num>
   <w:num w:numId="30">
-    <w:abstractNumId w:val="36"/>
+    <w:abstractNumId w:val="37"/>
   </w:num>
   <w:num w:numId="31">
-    <w:abstractNumId w:val="45"/>
+    <w:abstractNumId w:val="46"/>
   </w:num>
   <w:num w:numId="32">
-    <w:abstractNumId w:val="32"/>
+    <w:abstractNumId w:val="33"/>
   </w:num>
   <w:num w:numId="33">
     <w:abstractNumId w:val="11"/>
@@ -24155,25 +21439,25 @@
     <w:abstractNumId w:val="17"/>
   </w:num>
   <w:num w:numId="36">
-    <w:abstractNumId w:val="35"/>
+    <w:abstractNumId w:val="36"/>
   </w:num>
   <w:num w:numId="37">
-    <w:abstractNumId w:val="38"/>
+    <w:abstractNumId w:val="39"/>
   </w:num>
   <w:num w:numId="38">
-    <w:abstractNumId w:val="41"/>
+    <w:abstractNumId w:val="42"/>
   </w:num>
   <w:num w:numId="39">
-    <w:abstractNumId w:val="31"/>
+    <w:abstractNumId w:val="32"/>
   </w:num>
   <w:num w:numId="40">
-    <w:abstractNumId w:val="27"/>
+    <w:abstractNumId w:val="28"/>
   </w:num>
   <w:num w:numId="41">
     <w:abstractNumId w:val="18"/>
   </w:num>
   <w:num w:numId="42">
-    <w:abstractNumId w:val="44"/>
+    <w:abstractNumId w:val="45"/>
   </w:num>
   <w:num w:numId="43">
     <w:abstractNumId w:val="22"/>
@@ -24185,7 +21469,10 @@
     <w:abstractNumId w:val="9"/>
   </w:num>
   <w:num w:numId="46">
-    <w:abstractNumId w:val="30"/>
+    <w:abstractNumId w:val="31"/>
+  </w:num>
+  <w:num w:numId="47">
+    <w:abstractNumId w:val="26"/>
   </w:num>
   <w:numIdMacAtCleanup w:val="16"/>
 </w:numbering>
@@ -24430,6 +21717,7 @@
   <w:style w:type="character" w:default="1" w:styleId="DefaultParagraphFont">
     <w:name w:val="Default Paragraph Font"/>
     <w:uiPriority w:val="1"/>
+    <w:semiHidden/>
     <w:unhideWhenUsed/>
   </w:style>
   <w:style w:type="table" w:default="1" w:styleId="TableNormal">
@@ -25352,7 +22640,7 @@
 </file>
 
 <file path=customXml/itemProps1.xml><?xml version="1.0" encoding="utf-8"?>
-<ds:datastoreItem xmlns:ds="http://schemas.openxmlformats.org/officeDocument/2006/customXml" ds:itemID="{59C92D18-E035-4316-B7E7-14A61E56650C}">
+<ds:datastoreItem xmlns:ds="http://schemas.openxmlformats.org/officeDocument/2006/customXml" ds:itemID="{4EB886B2-3144-4A70-B3D7-71007A5A5C32}">
   <ds:schemaRefs>
     <ds:schemaRef ds:uri="http://schemas.openxmlformats.org/officeDocument/2006/bibliography"/>
   </ds:schemaRefs>
